--- a/brAhmaNa/TB 3.7-3.12 Malayalam Corrections.docx
+++ b/brAhmaNa/TB 3.7-3.12 Malayalam Corrections.docx
@@ -75,18 +75,7 @@
           <w:szCs w:val="32"/>
           <w:u w:val="single"/>
         </w:rPr>
-        <w:t xml:space="preserve">Observed </w:t>
-      </w:r>
-      <w:proofErr w:type="gramStart"/>
-      <w:r>
-        <w:rPr>
-          <w:b/>
-          <w:bCs/>
-          <w:sz w:val="32"/>
-          <w:szCs w:val="32"/>
-          <w:u w:val="single"/>
-        </w:rPr>
-        <w:t xml:space="preserve">till </w:t>
+        <w:t xml:space="preserve">Observed till </w:t>
       </w:r>
       <w:r>
         <w:rPr>
@@ -99,7 +88,6 @@
         </w:rPr>
         <w:t>???</w:t>
       </w:r>
-      <w:proofErr w:type="gramEnd"/>
     </w:p>
     <w:p>
       <w:pPr>
@@ -339,26 +327,16 @@
                 <w:sz w:val="28"/>
                 <w:szCs w:val="28"/>
               </w:rPr>
-              <w:t>Dasini No.</w:t>
-            </w:r>
-            <w:proofErr w:type="gramStart"/>
+              <w:t xml:space="preserve">Dasini No.-  </w:t>
+            </w:r>
             <w:r>
               <w:rPr>
                 <w:b/>
                 <w:sz w:val="28"/>
                 <w:szCs w:val="28"/>
               </w:rPr>
-              <w:t xml:space="preserve">-  </w:t>
-            </w:r>
-            <w:r>
-              <w:rPr>
-                <w:b/>
-                <w:sz w:val="28"/>
-                <w:szCs w:val="28"/>
-              </w:rPr>
               <w:t>72</w:t>
             </w:r>
-            <w:proofErr w:type="gramEnd"/>
           </w:p>
         </w:tc>
         <w:tc>
@@ -590,26 +568,16 @@
                 <w:sz w:val="28"/>
                 <w:szCs w:val="28"/>
               </w:rPr>
-              <w:t>Dasini No.</w:t>
-            </w:r>
-            <w:proofErr w:type="gramStart"/>
+              <w:t xml:space="preserve">Dasini No.-  </w:t>
+            </w:r>
             <w:r>
               <w:rPr>
                 <w:b/>
                 <w:sz w:val="28"/>
                 <w:szCs w:val="28"/>
               </w:rPr>
-              <w:t xml:space="preserve">-  </w:t>
-            </w:r>
-            <w:r>
-              <w:rPr>
-                <w:b/>
-                <w:sz w:val="28"/>
-                <w:szCs w:val="28"/>
-              </w:rPr>
               <w:t>92</w:t>
             </w:r>
-            <w:proofErr w:type="gramEnd"/>
           </w:p>
         </w:tc>
         <w:tc>
@@ -674,7 +642,6 @@
               </w:rPr>
               <w:t xml:space="preserve">öKxYy— pªZj </w:t>
             </w:r>
-            <w:proofErr w:type="gramStart"/>
             <w:r>
               <w:rPr>
                 <w:rFonts w:ascii="BRH Malayalam Extra" w:hAnsi="BRH Malayalam Extra" w:cs="BRH Malayalam Extra"/>
@@ -685,7 +652,6 @@
               </w:rPr>
               <w:t>( )</w:t>
             </w:r>
-            <w:proofErr w:type="gramEnd"/>
             <w:r>
               <w:rPr>
                 <w:rFonts w:ascii="BRH Malayalam Extra" w:hAnsi="BRH Malayalam Extra" w:cs="BRH Malayalam Extra"/>
@@ -758,7 +724,6 @@
               </w:rPr>
               <w:t xml:space="preserve">öKxYy— pªZj </w:t>
             </w:r>
-            <w:proofErr w:type="gramStart"/>
             <w:r>
               <w:rPr>
                 <w:rFonts w:ascii="BRH Malayalam Extra" w:hAnsi="BRH Malayalam Extra" w:cs="BRH Malayalam Extra"/>
@@ -769,7 +734,6 @@
               </w:rPr>
               <w:t>( )</w:t>
             </w:r>
-            <w:proofErr w:type="gramEnd"/>
             <w:r>
               <w:rPr>
                 <w:rFonts w:ascii="BRH Malayalam Extra" w:hAnsi="BRH Malayalam Extra" w:cs="BRH Malayalam Extra"/>
@@ -785,7 +749,7 @@
       </w:tr>
       <w:tr>
         <w:trPr>
-          <w:trHeight w:val="810"/>
+          <w:trHeight w:val="915"/>
         </w:trPr>
         <w:tc>
           <w:tcPr>
@@ -820,7 +784,7 @@
                 <w:sz w:val="28"/>
                 <w:szCs w:val="28"/>
               </w:rPr>
-              <w:t>8.9.4</w:t>
+              <w:t>8.7.1</w:t>
             </w:r>
           </w:p>
           <w:p>
@@ -855,7 +819,7 @@
                 <w:sz w:val="28"/>
                 <w:szCs w:val="28"/>
               </w:rPr>
-              <w:t>10</w:t>
+              <w:t>1</w:t>
             </w:r>
           </w:p>
           <w:p>
@@ -873,26 +837,16 @@
                 <w:sz w:val="28"/>
                 <w:szCs w:val="28"/>
               </w:rPr>
-              <w:t>Dasini No.</w:t>
-            </w:r>
-            <w:proofErr w:type="gramStart"/>
+              <w:t xml:space="preserve">Dasini No.-  </w:t>
+            </w:r>
             <w:r>
               <w:rPr>
                 <w:b/>
                 <w:sz w:val="28"/>
                 <w:szCs w:val="28"/>
               </w:rPr>
-              <w:t xml:space="preserve">-  </w:t>
-            </w:r>
-            <w:r>
-              <w:rPr>
-                <w:b/>
-                <w:sz w:val="28"/>
-                <w:szCs w:val="28"/>
-              </w:rPr>
-              <w:t>35</w:t>
-            </w:r>
-            <w:proofErr w:type="gramEnd"/>
+              <w:t>25</w:t>
+            </w:r>
           </w:p>
         </w:tc>
         <w:tc>
@@ -907,23 +861,24 @@
           </w:tcPr>
           <w:p>
             <w:pPr>
-              <w:spacing w:before="0" w:line="240" w:lineRule="auto"/>
-              <w:rPr>
-                <w:rFonts w:ascii="BRH Malayalam Extra" w:hAnsi="BRH Malayalam Extra" w:cs="BRH Malayalam Extra"/>
-                <w:sz w:val="40"/>
-                <w:szCs w:val="40"/>
-                <w:highlight w:val="yellow"/>
-              </w:rPr>
-            </w:pPr>
-            <w:r>
-              <w:rPr>
-                <w:rFonts w:ascii="BRH Malayalam Extra" w:hAnsi="BRH Malayalam Extra" w:cs="BRH Malayalam Extra"/>
-                <w:sz w:val="40"/>
-                <w:szCs w:val="40"/>
-                <w:highlight w:val="yellow"/>
-                <w:lang w:val="it-IT"/>
-              </w:rPr>
-              <w:t>A</w:t>
+              <w:widowControl w:val="0"/>
+              <w:autoSpaceDE w:val="0"/>
+              <w:autoSpaceDN w:val="0"/>
+              <w:adjustRightInd w:val="0"/>
+              <w:spacing w:before="0" w:line="240" w:lineRule="auto"/>
+              <w:rPr>
+                <w:rFonts w:ascii="BRH Malayalam Extra" w:hAnsi="BRH Malayalam Extra" w:cs="BRH Malayalam Extra"/>
+                <w:sz w:val="40"/>
+                <w:szCs w:val="40"/>
+              </w:rPr>
+            </w:pPr>
+            <w:r>
+              <w:rPr>
+                <w:rFonts w:ascii="BRH Malayalam Extra" w:hAnsi="BRH Malayalam Extra" w:cs="BRH Malayalam Extra"/>
+                <w:sz w:val="40"/>
+                <w:szCs w:val="40"/>
+              </w:rPr>
+              <w:t>¥öex±x</w:t>
             </w:r>
             <w:r>
               <w:rPr>
@@ -931,18 +886,25 @@
                 <w:b/>
                 <w:sz w:val="34"/>
                 <w:szCs w:val="40"/>
-                <w:lang w:val="it-IT"/>
-              </w:rPr>
-              <w:t>–</w:t>
-            </w:r>
-            <w:r>
-              <w:rPr>
-                <w:rFonts w:ascii="BRH Malayalam Extra" w:hAnsi="BRH Malayalam Extra" w:cs="BRH Malayalam Extra"/>
-                <w:sz w:val="40"/>
-                <w:szCs w:val="40"/>
-                <w:lang w:val="it-IT"/>
-              </w:rPr>
-              <w:t>a j D</w:t>
+              </w:rPr>
+              <w:t>–</w:t>
+            </w:r>
+            <w:r>
+              <w:rPr>
+                <w:rFonts w:ascii="BRH Malayalam Extra" w:hAnsi="BRH Malayalam Extra" w:cs="BRH Malayalam Extra"/>
+                <w:sz w:val="40"/>
+                <w:szCs w:val="40"/>
+              </w:rPr>
+              <w:t>izZy— e¡</w:t>
+            </w:r>
+            <w:r>
+              <w:rPr>
+                <w:rFonts w:ascii="BRH Malayalam Extra" w:hAnsi="BRH Malayalam Extra" w:cs="BRH Malayalam Extra"/>
+                <w:sz w:val="40"/>
+                <w:szCs w:val="40"/>
+                <w:highlight w:val="yellow"/>
+              </w:rPr>
+              <w:t>k</w:t>
             </w:r>
             <w:r>
               <w:rPr>
@@ -950,37 +912,16 @@
                 <w:b/>
                 <w:sz w:val="34"/>
                 <w:szCs w:val="40"/>
-                <w:lang w:val="it-IT"/>
-              </w:rPr>
-              <w:t>–</w:t>
-            </w:r>
-            <w:r>
-              <w:rPr>
-                <w:rFonts w:ascii="BRH Malayalam Extra" w:hAnsi="BRH Malayalam Extra" w:cs="BRH Malayalam Extra"/>
-                <w:sz w:val="40"/>
-                <w:szCs w:val="40"/>
-                <w:lang w:val="it-IT"/>
-              </w:rPr>
-              <w:t>b£P</w:t>
-            </w:r>
-            <w:r>
-              <w:rPr>
-                <w:rFonts w:ascii="BRH Malayalam Extra" w:hAnsi="BRH Malayalam Extra" w:cs="BRH Malayalam Extra"/>
-                <w:b/>
-                <w:sz w:val="34"/>
-                <w:szCs w:val="40"/>
-                <w:lang w:val="it-IT"/>
-              </w:rPr>
-              <w:t>–</w:t>
-            </w:r>
-            <w:r>
-              <w:rPr>
-                <w:rFonts w:ascii="BRH Malayalam Extra" w:hAnsi="BRH Malayalam Extra" w:cs="BRH Malayalam Extra"/>
-                <w:sz w:val="40"/>
-                <w:szCs w:val="40"/>
-                <w:lang w:val="it-IT"/>
-              </w:rPr>
-              <w:t>I</w:t>
+              </w:rPr>
+              <w:t>–</w:t>
+            </w:r>
+            <w:r>
+              <w:rPr>
+                <w:rFonts w:ascii="BRH Malayalam Extra" w:hAnsi="BRH Malayalam Extra" w:cs="BRH Malayalam Extra"/>
+                <w:sz w:val="40"/>
+                <w:szCs w:val="40"/>
+              </w:rPr>
+              <w:t>sëx˜Z§</w:t>
             </w:r>
           </w:p>
         </w:tc>
@@ -996,32 +937,24 @@
           </w:tcPr>
           <w:p>
             <w:pPr>
-              <w:spacing w:before="0" w:line="240" w:lineRule="auto"/>
-              <w:rPr>
-                <w:rFonts w:ascii="BRH Malayalam Extra" w:hAnsi="BRH Malayalam Extra" w:cs="BRH Malayalam Extra"/>
-                <w:sz w:val="40"/>
-                <w:szCs w:val="40"/>
-                <w:highlight w:val="green"/>
-              </w:rPr>
-            </w:pPr>
-            <w:r>
-              <w:rPr>
-                <w:rFonts w:ascii="BRH Malayalam Extra" w:hAnsi="BRH Malayalam Extra" w:cs="BRH Malayalam Extra"/>
-                <w:sz w:val="40"/>
-                <w:szCs w:val="40"/>
-                <w:lang w:val="it-IT"/>
-              </w:rPr>
-              <w:t>A</w:t>
-            </w:r>
-            <w:r>
-              <w:rPr>
-                <w:rFonts w:ascii="BRH Malayalam Extra" w:hAnsi="BRH Malayalam Extra" w:cs="BRH Malayalam Extra"/>
-                <w:sz w:val="40"/>
-                <w:szCs w:val="40"/>
-                <w:highlight w:val="green"/>
-                <w:lang w:val="it-IT"/>
-              </w:rPr>
-              <w:t>a</w:t>
+              <w:widowControl w:val="0"/>
+              <w:autoSpaceDE w:val="0"/>
+              <w:autoSpaceDN w:val="0"/>
+              <w:adjustRightInd w:val="0"/>
+              <w:spacing w:before="0" w:line="240" w:lineRule="auto"/>
+              <w:rPr>
+                <w:rFonts w:ascii="BRH Malayalam Extra" w:hAnsi="BRH Malayalam Extra" w:cs="BRH Malayalam Extra"/>
+                <w:sz w:val="40"/>
+                <w:szCs w:val="40"/>
+              </w:rPr>
+            </w:pPr>
+            <w:r>
+              <w:rPr>
+                <w:rFonts w:ascii="BRH Malayalam Extra" w:hAnsi="BRH Malayalam Extra" w:cs="BRH Malayalam Extra"/>
+                <w:sz w:val="40"/>
+                <w:szCs w:val="40"/>
+              </w:rPr>
+              <w:t>¥öex±x</w:t>
             </w:r>
             <w:r>
               <w:rPr>
@@ -1029,18 +962,25 @@
                 <w:b/>
                 <w:sz w:val="34"/>
                 <w:szCs w:val="40"/>
-                <w:lang w:val="it-IT"/>
-              </w:rPr>
-              <w:t>–</w:t>
-            </w:r>
-            <w:r>
-              <w:rPr>
-                <w:rFonts w:ascii="BRH Malayalam Extra" w:hAnsi="BRH Malayalam Extra" w:cs="BRH Malayalam Extra"/>
-                <w:sz w:val="40"/>
-                <w:szCs w:val="40"/>
-                <w:lang w:val="it-IT"/>
-              </w:rPr>
-              <w:t xml:space="preserve"> j D</w:t>
+              </w:rPr>
+              <w:t>–</w:t>
+            </w:r>
+            <w:r>
+              <w:rPr>
+                <w:rFonts w:ascii="BRH Malayalam Extra" w:hAnsi="BRH Malayalam Extra" w:cs="BRH Malayalam Extra"/>
+                <w:sz w:val="40"/>
+                <w:szCs w:val="40"/>
+              </w:rPr>
+              <w:t xml:space="preserve">izZy— </w:t>
+            </w:r>
+            <w:r>
+              <w:rPr>
+                <w:rFonts w:ascii="BRH Malayalam Extra" w:hAnsi="BRH Malayalam Extra" w:cs="BRH Malayalam Extra"/>
+                <w:sz w:val="40"/>
+                <w:szCs w:val="40"/>
+                <w:highlight w:val="green"/>
+              </w:rPr>
+              <w:t>e¡</w:t>
             </w:r>
             <w:r>
               <w:rPr>
@@ -1048,37 +988,16 @@
                 <w:b/>
                 <w:sz w:val="34"/>
                 <w:szCs w:val="40"/>
-                <w:lang w:val="it-IT"/>
-              </w:rPr>
-              <w:t>–</w:t>
-            </w:r>
-            <w:r>
-              <w:rPr>
-                <w:rFonts w:ascii="BRH Malayalam Extra" w:hAnsi="BRH Malayalam Extra" w:cs="BRH Malayalam Extra"/>
-                <w:sz w:val="40"/>
-                <w:szCs w:val="40"/>
-                <w:lang w:val="it-IT"/>
-              </w:rPr>
-              <w:t>b£P</w:t>
-            </w:r>
-            <w:r>
-              <w:rPr>
-                <w:rFonts w:ascii="BRH Malayalam Extra" w:hAnsi="BRH Malayalam Extra" w:cs="BRH Malayalam Extra"/>
-                <w:b/>
-                <w:sz w:val="34"/>
-                <w:szCs w:val="40"/>
-                <w:lang w:val="it-IT"/>
-              </w:rPr>
-              <w:t>–</w:t>
-            </w:r>
-            <w:r>
-              <w:rPr>
-                <w:rFonts w:ascii="BRH Malayalam Extra" w:hAnsi="BRH Malayalam Extra" w:cs="BRH Malayalam Extra"/>
-                <w:sz w:val="40"/>
-                <w:szCs w:val="40"/>
-                <w:lang w:val="it-IT"/>
-              </w:rPr>
-              <w:t>I</w:t>
+              </w:rPr>
+              <w:t>–</w:t>
+            </w:r>
+            <w:r>
+              <w:rPr>
+                <w:rFonts w:ascii="BRH Malayalam Extra" w:hAnsi="BRH Malayalam Extra" w:cs="BRH Malayalam Extra"/>
+                <w:sz w:val="40"/>
+                <w:szCs w:val="40"/>
+              </w:rPr>
+              <w:t>ksëx˜Z</w:t>
             </w:r>
           </w:p>
         </w:tc>
@@ -1120,7 +1039,7 @@
                 <w:sz w:val="28"/>
                 <w:szCs w:val="28"/>
               </w:rPr>
-              <w:t>8.11.1</w:t>
+              <w:t>8.9.4</w:t>
             </w:r>
           </w:p>
           <w:p>
@@ -1155,7 +1074,7 @@
                 <w:sz w:val="28"/>
                 <w:szCs w:val="28"/>
               </w:rPr>
-              <w:t>1</w:t>
+              <w:t>10</w:t>
             </w:r>
           </w:p>
           <w:p>
@@ -1173,26 +1092,16 @@
                 <w:sz w:val="28"/>
                 <w:szCs w:val="28"/>
               </w:rPr>
-              <w:t>Dasini No.</w:t>
-            </w:r>
-            <w:proofErr w:type="gramStart"/>
+              <w:t xml:space="preserve">Dasini No.-  </w:t>
+            </w:r>
             <w:r>
               <w:rPr>
                 <w:b/>
                 <w:sz w:val="28"/>
                 <w:szCs w:val="28"/>
               </w:rPr>
-              <w:t xml:space="preserve">-  </w:t>
-            </w:r>
-            <w:r>
-              <w:rPr>
-                <w:b/>
-                <w:sz w:val="28"/>
-                <w:szCs w:val="28"/>
-              </w:rPr>
-              <w:t>42</w:t>
-            </w:r>
-            <w:proofErr w:type="gramEnd"/>
+              <w:t>35</w:t>
+            </w:r>
           </w:p>
         </w:tc>
         <w:tc>
@@ -1212,24 +1121,18 @@
                 <w:rFonts w:ascii="BRH Malayalam Extra" w:hAnsi="BRH Malayalam Extra" w:cs="BRH Malayalam Extra"/>
                 <w:sz w:val="40"/>
                 <w:szCs w:val="40"/>
-              </w:rPr>
-            </w:pPr>
-            <w:r>
-              <w:rPr>
-                <w:rFonts w:ascii="BRH Malayalam Extra" w:hAnsi="BRH Malayalam Extra" w:cs="BRH Malayalam Extra"/>
-                <w:sz w:val="40"/>
-                <w:szCs w:val="40"/>
                 <w:highlight w:val="yellow"/>
               </w:rPr>
-              <w:t>öe</w:t>
-            </w:r>
-            <w:r>
-              <w:rPr>
-                <w:rFonts w:ascii="BRH Malayalam Extra" w:hAnsi="BRH Malayalam Extra" w:cs="BRH Malayalam Extra"/>
-                <w:sz w:val="40"/>
-                <w:szCs w:val="40"/>
-              </w:rPr>
-              <w:t>Rxe—Zy-kqû¥i</w:t>
+            </w:pPr>
+            <w:r>
+              <w:rPr>
+                <w:rFonts w:ascii="BRH Malayalam Extra" w:hAnsi="BRH Malayalam Extra" w:cs="BRH Malayalam Extra"/>
+                <w:sz w:val="40"/>
+                <w:szCs w:val="40"/>
+                <w:highlight w:val="yellow"/>
+                <w:lang w:val="it-IT"/>
+              </w:rPr>
+              <w:t>A</w:t>
             </w:r>
             <w:r>
               <w:rPr>
@@ -1237,16 +1140,56 @@
                 <w:b/>
                 <w:sz w:val="34"/>
                 <w:szCs w:val="40"/>
-              </w:rPr>
-              <w:t>–</w:t>
-            </w:r>
-            <w:r>
-              <w:rPr>
-                <w:rFonts w:ascii="BRH Malayalam Extra" w:hAnsi="BRH Malayalam Extra" w:cs="BRH Malayalam Extra"/>
-                <w:sz w:val="40"/>
-                <w:szCs w:val="40"/>
-              </w:rPr>
-              <w:t>c</w:t>
+                <w:lang w:val="it-IT"/>
+              </w:rPr>
+              <w:t>–</w:t>
+            </w:r>
+            <w:r>
+              <w:rPr>
+                <w:rFonts w:ascii="BRH Malayalam Extra" w:hAnsi="BRH Malayalam Extra" w:cs="BRH Malayalam Extra"/>
+                <w:sz w:val="40"/>
+                <w:szCs w:val="40"/>
+                <w:lang w:val="it-IT"/>
+              </w:rPr>
+              <w:t>a j D</w:t>
+            </w:r>
+            <w:r>
+              <w:rPr>
+                <w:rFonts w:ascii="BRH Malayalam Extra" w:hAnsi="BRH Malayalam Extra" w:cs="BRH Malayalam Extra"/>
+                <w:b/>
+                <w:sz w:val="34"/>
+                <w:szCs w:val="40"/>
+                <w:lang w:val="it-IT"/>
+              </w:rPr>
+              <w:t>–</w:t>
+            </w:r>
+            <w:r>
+              <w:rPr>
+                <w:rFonts w:ascii="BRH Malayalam Extra" w:hAnsi="BRH Malayalam Extra" w:cs="BRH Malayalam Extra"/>
+                <w:sz w:val="40"/>
+                <w:szCs w:val="40"/>
+                <w:lang w:val="it-IT"/>
+              </w:rPr>
+              <w:t>b£P</w:t>
+            </w:r>
+            <w:r>
+              <w:rPr>
+                <w:rFonts w:ascii="BRH Malayalam Extra" w:hAnsi="BRH Malayalam Extra" w:cs="BRH Malayalam Extra"/>
+                <w:b/>
+                <w:sz w:val="34"/>
+                <w:szCs w:val="40"/>
+                <w:lang w:val="it-IT"/>
+              </w:rPr>
+              <w:t>–</w:t>
+            </w:r>
+            <w:r>
+              <w:rPr>
+                <w:rFonts w:ascii="BRH Malayalam Extra" w:hAnsi="BRH Malayalam Extra" w:cs="BRH Malayalam Extra"/>
+                <w:sz w:val="40"/>
+                <w:szCs w:val="40"/>
+                <w:lang w:val="it-IT"/>
+              </w:rPr>
+              <w:t>I</w:t>
             </w:r>
           </w:p>
         </w:tc>
@@ -1267,16 +1210,27 @@
                 <w:rFonts w:ascii="BRH Malayalam Extra" w:hAnsi="BRH Malayalam Extra" w:cs="BRH Malayalam Extra"/>
                 <w:sz w:val="40"/>
                 <w:szCs w:val="40"/>
-              </w:rPr>
-            </w:pPr>
-            <w:r>
-              <w:rPr>
-                <w:rFonts w:ascii="BRH Malayalam Extra" w:hAnsi="BRH Malayalam Extra" w:cs="BRH Malayalam Extra"/>
-                <w:sz w:val="40"/>
-                <w:szCs w:val="40"/>
                 <w:highlight w:val="green"/>
               </w:rPr>
-              <w:t>öe</w:t>
+            </w:pPr>
+            <w:r>
+              <w:rPr>
+                <w:rFonts w:ascii="BRH Malayalam Extra" w:hAnsi="BRH Malayalam Extra" w:cs="BRH Malayalam Extra"/>
+                <w:sz w:val="40"/>
+                <w:szCs w:val="40"/>
+                <w:lang w:val="it-IT"/>
+              </w:rPr>
+              <w:t>A</w:t>
+            </w:r>
+            <w:r>
+              <w:rPr>
+                <w:rFonts w:ascii="BRH Malayalam Extra" w:hAnsi="BRH Malayalam Extra" w:cs="BRH Malayalam Extra"/>
+                <w:sz w:val="40"/>
+                <w:szCs w:val="40"/>
+                <w:highlight w:val="green"/>
+                <w:lang w:val="it-IT"/>
+              </w:rPr>
+              <w:t>a</w:t>
             </w:r>
             <w:r>
               <w:rPr>
@@ -1284,17 +1238,18 @@
                 <w:b/>
                 <w:sz w:val="34"/>
                 <w:szCs w:val="40"/>
-                <w:highlight w:val="green"/>
-              </w:rPr>
-              <w:t>–</w:t>
-            </w:r>
-            <w:r>
-              <w:rPr>
-                <w:rFonts w:ascii="BRH Malayalam Extra" w:hAnsi="BRH Malayalam Extra" w:cs="BRH Malayalam Extra"/>
-                <w:sz w:val="40"/>
-                <w:szCs w:val="40"/>
-              </w:rPr>
-              <w:t>Rxe—Zy-kqû¥i</w:t>
+                <w:lang w:val="it-IT"/>
+              </w:rPr>
+              <w:t>–</w:t>
+            </w:r>
+            <w:r>
+              <w:rPr>
+                <w:rFonts w:ascii="BRH Malayalam Extra" w:hAnsi="BRH Malayalam Extra" w:cs="BRH Malayalam Extra"/>
+                <w:sz w:val="40"/>
+                <w:szCs w:val="40"/>
+                <w:lang w:val="it-IT"/>
+              </w:rPr>
+              <w:t xml:space="preserve"> j D</w:t>
             </w:r>
             <w:r>
               <w:rPr>
@@ -1302,21 +1257,45 @@
                 <w:b/>
                 <w:sz w:val="34"/>
                 <w:szCs w:val="40"/>
-              </w:rPr>
-              <w:t>–</w:t>
-            </w:r>
-            <w:r>
-              <w:rPr>
-                <w:rFonts w:ascii="BRH Malayalam Extra" w:hAnsi="BRH Malayalam Extra" w:cs="BRH Malayalam Extra"/>
-                <w:sz w:val="40"/>
-                <w:szCs w:val="40"/>
-              </w:rPr>
-              <w:t>c-</w:t>
+                <w:lang w:val="it-IT"/>
+              </w:rPr>
+              <w:t>–</w:t>
+            </w:r>
+            <w:r>
+              <w:rPr>
+                <w:rFonts w:ascii="BRH Malayalam Extra" w:hAnsi="BRH Malayalam Extra" w:cs="BRH Malayalam Extra"/>
+                <w:sz w:val="40"/>
+                <w:szCs w:val="40"/>
+                <w:lang w:val="it-IT"/>
+              </w:rPr>
+              <w:t>b£P</w:t>
+            </w:r>
+            <w:r>
+              <w:rPr>
+                <w:rFonts w:ascii="BRH Malayalam Extra" w:hAnsi="BRH Malayalam Extra" w:cs="BRH Malayalam Extra"/>
+                <w:b/>
+                <w:sz w:val="34"/>
+                <w:szCs w:val="40"/>
+                <w:lang w:val="it-IT"/>
+              </w:rPr>
+              <w:t>–</w:t>
+            </w:r>
+            <w:r>
+              <w:rPr>
+                <w:rFonts w:ascii="BRH Malayalam Extra" w:hAnsi="BRH Malayalam Extra" w:cs="BRH Malayalam Extra"/>
+                <w:sz w:val="40"/>
+                <w:szCs w:val="40"/>
+                <w:lang w:val="it-IT"/>
+              </w:rPr>
+              <w:t>I</w:t>
             </w:r>
           </w:p>
         </w:tc>
       </w:tr>
       <w:tr>
+        <w:trPr>
+          <w:trHeight w:val="810"/>
+        </w:trPr>
         <w:tc>
           <w:tcPr>
             <w:tcW w:w="3686" w:type="dxa"/>
@@ -1385,34 +1364,25 @@
                 <w:sz w:val="28"/>
                 <w:szCs w:val="28"/>
               </w:rPr>
-              <w:t>6</w:t>
-            </w:r>
-          </w:p>
-          <w:p>
-            <w:pPr>
-              <w:spacing w:before="0" w:line="240" w:lineRule="auto"/>
-              <w:rPr>
-                <w:bCs/>
-                <w:sz w:val="28"/>
-                <w:szCs w:val="28"/>
-              </w:rPr>
-            </w:pPr>
-            <w:r>
+              <w:t>1</w:t>
+            </w:r>
+          </w:p>
+          <w:p>
+            <w:pPr>
+              <w:spacing w:before="0" w:line="240" w:lineRule="auto"/>
               <w:rPr>
                 <w:b/>
                 <w:sz w:val="28"/>
                 <w:szCs w:val="28"/>
               </w:rPr>
-              <w:t>Dasini No.</w:t>
-            </w:r>
-            <w:proofErr w:type="gramStart"/>
+            </w:pPr>
             <w:r>
               <w:rPr>
                 <w:b/>
                 <w:sz w:val="28"/>
                 <w:szCs w:val="28"/>
               </w:rPr>
-              <w:t xml:space="preserve">-  </w:t>
+              <w:t xml:space="preserve">Dasini No.-  </w:t>
             </w:r>
             <w:r>
               <w:rPr>
@@ -1422,7 +1392,6 @@
               </w:rPr>
               <w:t>42</w:t>
             </w:r>
-            <w:proofErr w:type="gramEnd"/>
           </w:p>
         </w:tc>
         <w:tc>
@@ -1437,24 +1406,29 @@
           </w:tcPr>
           <w:p>
             <w:pPr>
-              <w:widowControl w:val="0"/>
-              <w:autoSpaceDE w:val="0"/>
-              <w:autoSpaceDN w:val="0"/>
-              <w:adjustRightInd w:val="0"/>
-              <w:spacing w:before="0" w:line="240" w:lineRule="auto"/>
-              <w:rPr>
-                <w:rFonts w:ascii="BRH Malayalam Extra" w:hAnsi="BRH Malayalam Extra" w:cs="BRH Malayalam Extra"/>
-                <w:sz w:val="40"/>
-                <w:szCs w:val="40"/>
-              </w:rPr>
-            </w:pPr>
-            <w:r>
-              <w:rPr>
-                <w:rFonts w:ascii="BRH Malayalam Extra" w:hAnsi="BRH Malayalam Extra" w:cs="BRH Malayalam Extra"/>
-                <w:sz w:val="40"/>
-                <w:szCs w:val="40"/>
-              </w:rPr>
-              <w:t>sûxtx</w:t>
+              <w:spacing w:before="0" w:line="240" w:lineRule="auto"/>
+              <w:rPr>
+                <w:rFonts w:ascii="BRH Malayalam Extra" w:hAnsi="BRH Malayalam Extra" w:cs="BRH Malayalam Extra"/>
+                <w:sz w:val="40"/>
+                <w:szCs w:val="40"/>
+              </w:rPr>
+            </w:pPr>
+            <w:r>
+              <w:rPr>
+                <w:rFonts w:ascii="BRH Malayalam Extra" w:hAnsi="BRH Malayalam Extra" w:cs="BRH Malayalam Extra"/>
+                <w:sz w:val="40"/>
+                <w:szCs w:val="40"/>
+                <w:highlight w:val="yellow"/>
+              </w:rPr>
+              <w:t>öe</w:t>
+            </w:r>
+            <w:r>
+              <w:rPr>
+                <w:rFonts w:ascii="BRH Malayalam Extra" w:hAnsi="BRH Malayalam Extra" w:cs="BRH Malayalam Extra"/>
+                <w:sz w:val="40"/>
+                <w:szCs w:val="40"/>
+              </w:rPr>
+              <w:t>Rxe—Zy-kqû¥i</w:t>
             </w:r>
             <w:r>
               <w:rPr>
@@ -1471,41 +1445,7 @@
                 <w:sz w:val="40"/>
                 <w:szCs w:val="40"/>
               </w:rPr>
-              <w:t>„„cy-ixcz—Zx</w:t>
-            </w:r>
-            <w:r>
-              <w:rPr>
-                <w:rFonts w:ascii="BRH Malayalam Extra" w:hAnsi="BRH Malayalam Extra" w:cs="BRH Malayalam Extra"/>
-                <w:sz w:val="40"/>
-                <w:szCs w:val="40"/>
-                <w:highlight w:val="yellow"/>
-              </w:rPr>
-              <w:t>j</w:t>
-            </w:r>
-            <w:r>
-              <w:rPr>
-                <w:rFonts w:ascii="BRH Malayalam Extra" w:hAnsi="BRH Malayalam Extra" w:cs="BRH Malayalam Extra"/>
-                <w:b/>
-                <w:sz w:val="34"/>
-                <w:szCs w:val="40"/>
-              </w:rPr>
-              <w:t>–</w:t>
-            </w:r>
-            <w:r>
-              <w:rPr>
-                <w:rFonts w:ascii="BRH Malayalam Extra" w:hAnsi="BRH Malayalam Extra" w:cs="BRH Malayalam Extra"/>
-                <w:sz w:val="40"/>
-                <w:szCs w:val="40"/>
-              </w:rPr>
-              <w:t xml:space="preserve"> sûxtx˜ |</w:t>
-            </w:r>
-            <w:r>
-              <w:rPr>
-                <w:rFonts w:ascii="BRH Malayalam Extra" w:hAnsi="BRH Malayalam Extra" w:cs="BRH Malayalam Extra"/>
-                <w:sz w:val="40"/>
-                <w:szCs w:val="40"/>
-              </w:rPr>
-              <w:t xml:space="preserve"> </w:t>
+              <w:t>c</w:t>
             </w:r>
           </w:p>
         </w:tc>
@@ -1521,6 +1461,171 @@
           </w:tcPr>
           <w:p>
             <w:pPr>
+              <w:spacing w:before="0" w:line="240" w:lineRule="auto"/>
+              <w:rPr>
+                <w:rFonts w:ascii="BRH Malayalam Extra" w:hAnsi="BRH Malayalam Extra" w:cs="BRH Malayalam Extra"/>
+                <w:sz w:val="40"/>
+                <w:szCs w:val="40"/>
+              </w:rPr>
+            </w:pPr>
+            <w:r>
+              <w:rPr>
+                <w:rFonts w:ascii="BRH Malayalam Extra" w:hAnsi="BRH Malayalam Extra" w:cs="BRH Malayalam Extra"/>
+                <w:sz w:val="40"/>
+                <w:szCs w:val="40"/>
+                <w:highlight w:val="green"/>
+              </w:rPr>
+              <w:t>öe</w:t>
+            </w:r>
+            <w:r>
+              <w:rPr>
+                <w:rFonts w:ascii="BRH Malayalam Extra" w:hAnsi="BRH Malayalam Extra" w:cs="BRH Malayalam Extra"/>
+                <w:b/>
+                <w:sz w:val="34"/>
+                <w:szCs w:val="40"/>
+                <w:highlight w:val="green"/>
+              </w:rPr>
+              <w:t>–</w:t>
+            </w:r>
+            <w:r>
+              <w:rPr>
+                <w:rFonts w:ascii="BRH Malayalam Extra" w:hAnsi="BRH Malayalam Extra" w:cs="BRH Malayalam Extra"/>
+                <w:sz w:val="40"/>
+                <w:szCs w:val="40"/>
+              </w:rPr>
+              <w:t>Rxe—Zy-kqû¥i</w:t>
+            </w:r>
+            <w:r>
+              <w:rPr>
+                <w:rFonts w:ascii="BRH Malayalam Extra" w:hAnsi="BRH Malayalam Extra" w:cs="BRH Malayalam Extra"/>
+                <w:b/>
+                <w:sz w:val="34"/>
+                <w:szCs w:val="40"/>
+              </w:rPr>
+              <w:t>–</w:t>
+            </w:r>
+            <w:r>
+              <w:rPr>
+                <w:rFonts w:ascii="BRH Malayalam Extra" w:hAnsi="BRH Malayalam Extra" w:cs="BRH Malayalam Extra"/>
+                <w:sz w:val="40"/>
+                <w:szCs w:val="40"/>
+              </w:rPr>
+              <w:t>c-</w:t>
+            </w:r>
+          </w:p>
+        </w:tc>
+      </w:tr>
+      <w:tr>
+        <w:tc>
+          <w:tcPr>
+            <w:tcW w:w="3686" w:type="dxa"/>
+            <w:tcBorders>
+              <w:top w:val="single" w:sz="4" w:space="0" w:color="000000"/>
+              <w:left w:val="single" w:sz="4" w:space="0" w:color="000000"/>
+              <w:bottom w:val="single" w:sz="4" w:space="0" w:color="000000"/>
+              <w:right w:val="single" w:sz="4" w:space="0" w:color="000000"/>
+            </w:tcBorders>
+          </w:tcPr>
+          <w:p>
+            <w:pPr>
+              <w:spacing w:before="0" w:line="240" w:lineRule="auto"/>
+              <w:rPr>
+                <w:b/>
+                <w:sz w:val="28"/>
+                <w:szCs w:val="28"/>
+              </w:rPr>
+            </w:pPr>
+            <w:r>
+              <w:rPr>
+                <w:b/>
+                <w:sz w:val="28"/>
+                <w:szCs w:val="28"/>
+              </w:rPr>
+              <w:t>T.B.3.</w:t>
+            </w:r>
+            <w:r>
+              <w:rPr>
+                <w:b/>
+                <w:sz w:val="28"/>
+                <w:szCs w:val="28"/>
+              </w:rPr>
+              <w:t>8.11.1</w:t>
+            </w:r>
+          </w:p>
+          <w:p>
+            <w:pPr>
+              <w:spacing w:before="0" w:line="240" w:lineRule="auto"/>
+              <w:jc w:val="both"/>
+              <w:rPr>
+                <w:b/>
+                <w:sz w:val="28"/>
+                <w:szCs w:val="28"/>
+              </w:rPr>
+            </w:pPr>
+            <w:r>
+              <w:rPr>
+                <w:b/>
+                <w:sz w:val="28"/>
+                <w:szCs w:val="28"/>
+              </w:rPr>
+              <w:t>Statement No.</w:t>
+            </w:r>
+            <w:r>
+              <w:rPr>
+                <w:b/>
+                <w:sz w:val="28"/>
+                <w:szCs w:val="28"/>
+              </w:rPr>
+              <w:t xml:space="preserve"> – </w:t>
+            </w:r>
+            <w:r>
+              <w:rPr>
+                <w:b/>
+                <w:sz w:val="28"/>
+                <w:szCs w:val="28"/>
+              </w:rPr>
+              <w:t>6</w:t>
+            </w:r>
+          </w:p>
+          <w:p>
+            <w:pPr>
+              <w:spacing w:before="0" w:line="240" w:lineRule="auto"/>
+              <w:rPr>
+                <w:bCs/>
+                <w:sz w:val="28"/>
+                <w:szCs w:val="28"/>
+              </w:rPr>
+            </w:pPr>
+            <w:r>
+              <w:rPr>
+                <w:b/>
+                <w:sz w:val="28"/>
+                <w:szCs w:val="28"/>
+              </w:rPr>
+              <w:t xml:space="preserve">Dasini No.-  </w:t>
+            </w:r>
+            <w:r>
+              <w:rPr>
+                <w:b/>
+                <w:sz w:val="28"/>
+                <w:szCs w:val="28"/>
+              </w:rPr>
+              <w:t>42</w:t>
+            </w:r>
+          </w:p>
+        </w:tc>
+        <w:tc>
+          <w:tcPr>
+            <w:tcW w:w="5103" w:type="dxa"/>
+            <w:tcBorders>
+              <w:top w:val="single" w:sz="4" w:space="0" w:color="000000"/>
+              <w:left w:val="single" w:sz="4" w:space="0" w:color="000000"/>
+              <w:bottom w:val="single" w:sz="4" w:space="0" w:color="000000"/>
+              <w:right w:val="single" w:sz="4" w:space="0" w:color="000000"/>
+            </w:tcBorders>
+          </w:tcPr>
+          <w:p>
+            <w:pPr>
               <w:widowControl w:val="0"/>
               <w:autoSpaceDE w:val="0"/>
               <w:autoSpaceDN w:val="0"/>
@@ -1555,16 +1660,16 @@
                 <w:sz w:val="40"/>
                 <w:szCs w:val="40"/>
               </w:rPr>
-              <w:t>„„cy-ixcz—</w:t>
-            </w:r>
-            <w:r>
-              <w:rPr>
-                <w:rFonts w:ascii="BRH Malayalam Extra" w:hAnsi="BRH Malayalam Extra" w:cs="BRH Malayalam Extra"/>
-                <w:sz w:val="40"/>
-                <w:szCs w:val="40"/>
-                <w:highlight w:val="green"/>
-              </w:rPr>
-              <w:t>Zx</w:t>
+              <w:t>„„cy-ixcz—Zx</w:t>
+            </w:r>
+            <w:r>
+              <w:rPr>
+                <w:rFonts w:ascii="BRH Malayalam Extra" w:hAnsi="BRH Malayalam Extra" w:cs="BRH Malayalam Extra"/>
+                <w:sz w:val="40"/>
+                <w:szCs w:val="40"/>
+                <w:highlight w:val="yellow"/>
+              </w:rPr>
+              <w:t>j</w:t>
             </w:r>
             <w:r>
               <w:rPr>
@@ -1581,6 +1686,90 @@
                 <w:sz w:val="40"/>
                 <w:szCs w:val="40"/>
               </w:rPr>
+              <w:t xml:space="preserve"> sûxtx˜ |</w:t>
+            </w:r>
+            <w:r>
+              <w:rPr>
+                <w:rFonts w:ascii="BRH Malayalam Extra" w:hAnsi="BRH Malayalam Extra" w:cs="BRH Malayalam Extra"/>
+                <w:sz w:val="40"/>
+                <w:szCs w:val="40"/>
+              </w:rPr>
+              <w:t xml:space="preserve"> </w:t>
+            </w:r>
+          </w:p>
+        </w:tc>
+        <w:tc>
+          <w:tcPr>
+            <w:tcW w:w="4820" w:type="dxa"/>
+            <w:tcBorders>
+              <w:top w:val="single" w:sz="4" w:space="0" w:color="000000"/>
+              <w:left w:val="single" w:sz="4" w:space="0" w:color="000000"/>
+              <w:bottom w:val="single" w:sz="4" w:space="0" w:color="000000"/>
+              <w:right w:val="single" w:sz="4" w:space="0" w:color="000000"/>
+            </w:tcBorders>
+          </w:tcPr>
+          <w:p>
+            <w:pPr>
+              <w:widowControl w:val="0"/>
+              <w:autoSpaceDE w:val="0"/>
+              <w:autoSpaceDN w:val="0"/>
+              <w:adjustRightInd w:val="0"/>
+              <w:spacing w:before="0" w:line="240" w:lineRule="auto"/>
+              <w:rPr>
+                <w:rFonts w:ascii="BRH Malayalam Extra" w:hAnsi="BRH Malayalam Extra" w:cs="BRH Malayalam Extra"/>
+                <w:sz w:val="40"/>
+                <w:szCs w:val="40"/>
+              </w:rPr>
+            </w:pPr>
+            <w:r>
+              <w:rPr>
+                <w:rFonts w:ascii="BRH Malayalam Extra" w:hAnsi="BRH Malayalam Extra" w:cs="BRH Malayalam Extra"/>
+                <w:sz w:val="40"/>
+                <w:szCs w:val="40"/>
+              </w:rPr>
+              <w:t>sûxtx</w:t>
+            </w:r>
+            <w:r>
+              <w:rPr>
+                <w:rFonts w:ascii="BRH Malayalam Extra" w:hAnsi="BRH Malayalam Extra" w:cs="BRH Malayalam Extra"/>
+                <w:b/>
+                <w:sz w:val="34"/>
+                <w:szCs w:val="40"/>
+              </w:rPr>
+              <w:t>–</w:t>
+            </w:r>
+            <w:r>
+              <w:rPr>
+                <w:rFonts w:ascii="BRH Malayalam Extra" w:hAnsi="BRH Malayalam Extra" w:cs="BRH Malayalam Extra"/>
+                <w:sz w:val="40"/>
+                <w:szCs w:val="40"/>
+              </w:rPr>
+              <w:t>„„cy-ixcz—</w:t>
+            </w:r>
+            <w:r>
+              <w:rPr>
+                <w:rFonts w:ascii="BRH Malayalam Extra" w:hAnsi="BRH Malayalam Extra" w:cs="BRH Malayalam Extra"/>
+                <w:sz w:val="40"/>
+                <w:szCs w:val="40"/>
+                <w:highlight w:val="green"/>
+              </w:rPr>
+              <w:t>Zx</w:t>
+            </w:r>
+            <w:r>
+              <w:rPr>
+                <w:rFonts w:ascii="BRH Malayalam Extra" w:hAnsi="BRH Malayalam Extra" w:cs="BRH Malayalam Extra"/>
+                <w:b/>
+                <w:sz w:val="34"/>
+                <w:szCs w:val="40"/>
+              </w:rPr>
+              <w:t>–</w:t>
+            </w:r>
+            <w:r>
+              <w:rPr>
+                <w:rFonts w:ascii="BRH Malayalam Extra" w:hAnsi="BRH Malayalam Extra" w:cs="BRH Malayalam Extra"/>
+                <w:sz w:val="40"/>
+                <w:szCs w:val="40"/>
+              </w:rPr>
               <w:t>j sûxtx˜ |</w:t>
             </w:r>
             <w:r>
@@ -1591,6 +1780,82 @@
               </w:rPr>
               <w:t xml:space="preserve"> </w:t>
             </w:r>
+          </w:p>
+        </w:tc>
+      </w:tr>
+      <w:tr>
+        <w:trPr>
+          <w:trHeight w:val="915"/>
+        </w:trPr>
+        <w:tc>
+          <w:tcPr>
+            <w:tcW w:w="3686" w:type="dxa"/>
+            <w:tcBorders>
+              <w:top w:val="single" w:sz="4" w:space="0" w:color="000000"/>
+              <w:left w:val="single" w:sz="4" w:space="0" w:color="000000"/>
+              <w:bottom w:val="single" w:sz="4" w:space="0" w:color="000000"/>
+              <w:right w:val="single" w:sz="4" w:space="0" w:color="000000"/>
+            </w:tcBorders>
+          </w:tcPr>
+          <w:p>
+            <w:pPr>
+              <w:spacing w:before="0" w:line="240" w:lineRule="auto"/>
+              <w:rPr>
+                <w:b/>
+                <w:sz w:val="28"/>
+                <w:szCs w:val="28"/>
+              </w:rPr>
+            </w:pPr>
+          </w:p>
+        </w:tc>
+        <w:tc>
+          <w:tcPr>
+            <w:tcW w:w="5103" w:type="dxa"/>
+            <w:tcBorders>
+              <w:top w:val="single" w:sz="4" w:space="0" w:color="000000"/>
+              <w:left w:val="single" w:sz="4" w:space="0" w:color="000000"/>
+              <w:bottom w:val="single" w:sz="4" w:space="0" w:color="000000"/>
+              <w:right w:val="single" w:sz="4" w:space="0" w:color="000000"/>
+            </w:tcBorders>
+          </w:tcPr>
+          <w:p>
+            <w:pPr>
+              <w:widowControl w:val="0"/>
+              <w:autoSpaceDE w:val="0"/>
+              <w:autoSpaceDN w:val="0"/>
+              <w:adjustRightInd w:val="0"/>
+              <w:spacing w:before="0" w:line="240" w:lineRule="auto"/>
+              <w:rPr>
+                <w:rFonts w:ascii="BRH Malayalam Extra" w:hAnsi="BRH Malayalam Extra" w:cs="BRH Malayalam Extra"/>
+                <w:sz w:val="40"/>
+                <w:szCs w:val="40"/>
+              </w:rPr>
+            </w:pPr>
+          </w:p>
+        </w:tc>
+        <w:tc>
+          <w:tcPr>
+            <w:tcW w:w="4820" w:type="dxa"/>
+            <w:tcBorders>
+              <w:top w:val="single" w:sz="4" w:space="0" w:color="000000"/>
+              <w:left w:val="single" w:sz="4" w:space="0" w:color="000000"/>
+              <w:bottom w:val="single" w:sz="4" w:space="0" w:color="000000"/>
+              <w:right w:val="single" w:sz="4" w:space="0" w:color="000000"/>
+            </w:tcBorders>
+          </w:tcPr>
+          <w:p>
+            <w:pPr>
+              <w:widowControl w:val="0"/>
+              <w:autoSpaceDE w:val="0"/>
+              <w:autoSpaceDN w:val="0"/>
+              <w:adjustRightInd w:val="0"/>
+              <w:spacing w:before="0" w:line="240" w:lineRule="auto"/>
+              <w:rPr>
+                <w:rFonts w:ascii="BRH Malayalam Extra" w:hAnsi="BRH Malayalam Extra" w:cs="BRH Malayalam Extra"/>
+                <w:sz w:val="40"/>
+                <w:szCs w:val="40"/>
+              </w:rPr>
+            </w:pPr>
           </w:p>
         </w:tc>
       </w:tr>
@@ -1690,7 +1955,6 @@
           <w:szCs w:val="32"/>
           <w:u w:val="single"/>
         </w:rPr>
-        <w:lastRenderedPageBreak/>
         <w:t xml:space="preserve">Malayalam </w:t>
       </w:r>
       <w:r>
@@ -1968,26 +2232,16 @@
                 <w:sz w:val="28"/>
                 <w:szCs w:val="28"/>
               </w:rPr>
-              <w:t>Dasini No.</w:t>
-            </w:r>
-            <w:proofErr w:type="gramStart"/>
+              <w:t xml:space="preserve">Dasini No.-  </w:t>
+            </w:r>
             <w:r>
               <w:rPr>
                 <w:b/>
                 <w:sz w:val="28"/>
                 <w:szCs w:val="28"/>
               </w:rPr>
-              <w:t xml:space="preserve">-  </w:t>
-            </w:r>
-            <w:r>
-              <w:rPr>
-                <w:b/>
-                <w:sz w:val="28"/>
-                <w:szCs w:val="28"/>
-              </w:rPr>
               <w:t>7</w:t>
             </w:r>
-            <w:proofErr w:type="gramEnd"/>
           </w:p>
         </w:tc>
         <w:tc>
@@ -2225,26 +2479,16 @@
                 <w:sz w:val="28"/>
                 <w:szCs w:val="28"/>
               </w:rPr>
-              <w:t>Dasini No.</w:t>
-            </w:r>
-            <w:proofErr w:type="gramStart"/>
+              <w:t xml:space="preserve">Dasini No.-  </w:t>
+            </w:r>
             <w:r>
               <w:rPr>
                 <w:b/>
                 <w:sz w:val="28"/>
                 <w:szCs w:val="28"/>
               </w:rPr>
-              <w:t xml:space="preserve">-  </w:t>
-            </w:r>
-            <w:r>
-              <w:rPr>
-                <w:b/>
-                <w:sz w:val="28"/>
-                <w:szCs w:val="28"/>
-              </w:rPr>
               <w:t>73</w:t>
             </w:r>
-            <w:proofErr w:type="gramEnd"/>
           </w:p>
         </w:tc>
         <w:tc>
@@ -2473,26 +2717,16 @@
                 <w:sz w:val="28"/>
                 <w:szCs w:val="28"/>
               </w:rPr>
-              <w:t>Dasini No.</w:t>
-            </w:r>
-            <w:proofErr w:type="gramStart"/>
+              <w:t xml:space="preserve">Dasini No.-  </w:t>
+            </w:r>
             <w:r>
               <w:rPr>
                 <w:b/>
                 <w:sz w:val="28"/>
                 <w:szCs w:val="28"/>
               </w:rPr>
-              <w:t xml:space="preserve">-  </w:t>
-            </w:r>
-            <w:r>
-              <w:rPr>
-                <w:b/>
-                <w:sz w:val="28"/>
-                <w:szCs w:val="28"/>
-              </w:rPr>
               <w:t>4</w:t>
             </w:r>
-            <w:proofErr w:type="gramEnd"/>
           </w:p>
         </w:tc>
         <w:tc>
@@ -2824,26 +3058,16 @@
                 <w:sz w:val="28"/>
                 <w:szCs w:val="28"/>
               </w:rPr>
-              <w:t>Dasini No.</w:t>
-            </w:r>
-            <w:proofErr w:type="gramStart"/>
+              <w:t xml:space="preserve">Dasini No.-  </w:t>
+            </w:r>
             <w:r>
               <w:rPr>
                 <w:b/>
                 <w:sz w:val="28"/>
                 <w:szCs w:val="28"/>
               </w:rPr>
-              <w:t xml:space="preserve">-  </w:t>
-            </w:r>
-            <w:r>
-              <w:rPr>
-                <w:b/>
-                <w:sz w:val="28"/>
-                <w:szCs w:val="28"/>
-              </w:rPr>
               <w:t>6</w:t>
             </w:r>
-            <w:proofErr w:type="gramEnd"/>
           </w:p>
         </w:tc>
         <w:tc>
@@ -3045,26 +3269,16 @@
                 <w:sz w:val="28"/>
                 <w:szCs w:val="28"/>
               </w:rPr>
-              <w:t>Dasini No.</w:t>
-            </w:r>
-            <w:proofErr w:type="gramStart"/>
+              <w:t xml:space="preserve">Dasini No.-  </w:t>
+            </w:r>
             <w:r>
               <w:rPr>
                 <w:b/>
                 <w:sz w:val="28"/>
                 <w:szCs w:val="28"/>
               </w:rPr>
-              <w:t xml:space="preserve">-  </w:t>
-            </w:r>
-            <w:r>
-              <w:rPr>
-                <w:b/>
-                <w:sz w:val="28"/>
-                <w:szCs w:val="28"/>
-              </w:rPr>
               <w:t>27</w:t>
             </w:r>
-            <w:proofErr w:type="gramEnd"/>
           </w:p>
         </w:tc>
         <w:tc>
@@ -3357,6 +3571,7 @@
                 <w:szCs w:val="40"/>
                 <w:lang w:bidi="ml-IN"/>
               </w:rPr>
+              <w:lastRenderedPageBreak/>
               <w:t>Py—d¡</w:t>
             </w:r>
             <w:r>
@@ -3411,6 +3626,7 @@
                 <w:szCs w:val="40"/>
                 <w:lang w:bidi="ml-IN"/>
               </w:rPr>
+              <w:lastRenderedPageBreak/>
               <w:t>¥jx˜„²yI dx—Py¥</w:t>
             </w:r>
             <w:r>
@@ -3465,6 +3681,7 @@
                 <w:szCs w:val="40"/>
                 <w:lang w:bidi="ml-IN"/>
               </w:rPr>
+              <w:lastRenderedPageBreak/>
               <w:t>Py—d¡</w:t>
             </w:r>
             <w:r>
@@ -3510,6 +3727,7 @@
           <w:szCs w:val="32"/>
           <w:u w:val="single"/>
         </w:rPr>
+        <w:lastRenderedPageBreak/>
         <w:t>===========</w:t>
       </w:r>
     </w:p>
@@ -3572,7 +3790,6 @@
           <w:szCs w:val="32"/>
           <w:u w:val="single"/>
         </w:rPr>
-        <w:lastRenderedPageBreak/>
         <w:t xml:space="preserve">TaittirIya BrAhmaNam - TB 3.7 to 3.12   </w:t>
       </w:r>
     </w:p>
@@ -3849,18 +4066,8 @@
                 <w:sz w:val="28"/>
                 <w:szCs w:val="28"/>
               </w:rPr>
-              <w:t>Dasini No.</w:t>
-            </w:r>
-            <w:proofErr w:type="gramStart"/>
-            <w:r>
-              <w:rPr>
-                <w:b/>
-                <w:sz w:val="28"/>
-                <w:szCs w:val="28"/>
-              </w:rPr>
-              <w:t>-  25</w:t>
-            </w:r>
-            <w:proofErr w:type="gramEnd"/>
+              <w:t>Dasini No.-  25</w:t>
+            </w:r>
           </w:p>
         </w:tc>
         <w:tc>
@@ -4092,18 +4299,8 @@
                 <w:sz w:val="28"/>
                 <w:szCs w:val="28"/>
               </w:rPr>
-              <w:t>Dasini No.</w:t>
-            </w:r>
-            <w:proofErr w:type="gramStart"/>
-            <w:r>
-              <w:rPr>
-                <w:b/>
-                <w:sz w:val="28"/>
-                <w:szCs w:val="28"/>
-              </w:rPr>
-              <w:t>-  97</w:t>
-            </w:r>
-            <w:proofErr w:type="gramEnd"/>
+              <w:t>Dasini No.-  97</w:t>
+            </w:r>
           </w:p>
         </w:tc>
         <w:tc>
@@ -4285,18 +4482,8 @@
                 <w:sz w:val="28"/>
                 <w:szCs w:val="28"/>
               </w:rPr>
-              <w:t>Dasini No.</w:t>
-            </w:r>
-            <w:proofErr w:type="gramStart"/>
-            <w:r>
-              <w:rPr>
-                <w:b/>
-                <w:sz w:val="28"/>
-                <w:szCs w:val="28"/>
-              </w:rPr>
-              <w:t>-  97</w:t>
-            </w:r>
-            <w:proofErr w:type="gramEnd"/>
+              <w:t>Dasini No.-  97</w:t>
+            </w:r>
           </w:p>
         </w:tc>
         <w:tc>
@@ -4486,18 +4673,8 @@
                 <w:sz w:val="28"/>
                 <w:szCs w:val="28"/>
               </w:rPr>
-              <w:t>Dasini No.</w:t>
-            </w:r>
-            <w:proofErr w:type="gramStart"/>
-            <w:r>
-              <w:rPr>
-                <w:b/>
-                <w:sz w:val="28"/>
-                <w:szCs w:val="28"/>
-              </w:rPr>
-              <w:t>-  99</w:t>
-            </w:r>
-            <w:proofErr w:type="gramEnd"/>
+              <w:t>Dasini No.-  99</w:t>
+            </w:r>
           </w:p>
         </w:tc>
         <w:tc>
@@ -4715,6 +4892,7 @@
                 <w:sz w:val="28"/>
                 <w:szCs w:val="28"/>
               </w:rPr>
+              <w:lastRenderedPageBreak/>
               <w:t>T.B.3.7.10.6</w:t>
             </w:r>
           </w:p>
@@ -4751,18 +4929,8 @@
                 <w:sz w:val="28"/>
                 <w:szCs w:val="28"/>
               </w:rPr>
-              <w:t>Dasini No.</w:t>
-            </w:r>
-            <w:proofErr w:type="gramStart"/>
-            <w:r>
-              <w:rPr>
-                <w:b/>
-                <w:sz w:val="28"/>
-                <w:szCs w:val="28"/>
-              </w:rPr>
-              <w:t>-  110</w:t>
-            </w:r>
-            <w:proofErr w:type="gramEnd"/>
+              <w:t>Dasini No.-  110</w:t>
+            </w:r>
           </w:p>
         </w:tc>
         <w:tc>
@@ -4916,18 +5084,8 @@
                 <w:sz w:val="28"/>
                 <w:szCs w:val="28"/>
               </w:rPr>
-              <w:t>Dasini No.</w:t>
-            </w:r>
-            <w:proofErr w:type="gramStart"/>
-            <w:r>
-              <w:rPr>
-                <w:b/>
-                <w:sz w:val="28"/>
-                <w:szCs w:val="28"/>
-              </w:rPr>
-              <w:t>-  115</w:t>
-            </w:r>
-            <w:proofErr w:type="gramEnd"/>
+              <w:t>Dasini No.-  115</w:t>
+            </w:r>
           </w:p>
         </w:tc>
         <w:tc>
@@ -5173,18 +5331,8 @@
                 <w:sz w:val="28"/>
                 <w:szCs w:val="28"/>
               </w:rPr>
-              <w:t>Dasini No.</w:t>
-            </w:r>
-            <w:proofErr w:type="gramStart"/>
-            <w:r>
-              <w:rPr>
-                <w:b/>
-                <w:sz w:val="28"/>
-                <w:szCs w:val="28"/>
-              </w:rPr>
-              <w:t>-  4</w:t>
-            </w:r>
-            <w:proofErr w:type="gramEnd"/>
+              <w:t>Dasini No.-  4</w:t>
+            </w:r>
           </w:p>
         </w:tc>
         <w:tc>
@@ -5419,7 +5567,6 @@
                 <w:sz w:val="28"/>
                 <w:szCs w:val="28"/>
               </w:rPr>
-              <w:lastRenderedPageBreak/>
               <w:t>T.B.3.8.13.1</w:t>
             </w:r>
           </w:p>
@@ -5456,18 +5603,8 @@
                 <w:sz w:val="28"/>
                 <w:szCs w:val="28"/>
               </w:rPr>
-              <w:t>Dasini No.</w:t>
-            </w:r>
-            <w:proofErr w:type="gramStart"/>
-            <w:r>
-              <w:rPr>
-                <w:b/>
-                <w:sz w:val="28"/>
-                <w:szCs w:val="28"/>
-              </w:rPr>
-              <w:t>-  47</w:t>
-            </w:r>
-            <w:proofErr w:type="gramEnd"/>
+              <w:t>Dasini No.-  47</w:t>
+            </w:r>
           </w:p>
         </w:tc>
         <w:tc>
@@ -5657,18 +5794,8 @@
                 <w:sz w:val="28"/>
                 <w:szCs w:val="28"/>
               </w:rPr>
-              <w:t>Dasini No.</w:t>
-            </w:r>
-            <w:proofErr w:type="gramStart"/>
-            <w:r>
-              <w:rPr>
-                <w:b/>
-                <w:sz w:val="28"/>
-                <w:szCs w:val="28"/>
-              </w:rPr>
-              <w:t>-  72</w:t>
-            </w:r>
-            <w:proofErr w:type="gramEnd"/>
+              <w:t>Dasini No.-  72</w:t>
+            </w:r>
           </w:p>
         </w:tc>
         <w:tc>
@@ -5898,18 +6025,8 @@
                 <w:sz w:val="28"/>
                 <w:szCs w:val="28"/>
               </w:rPr>
-              <w:t>Dasini No.</w:t>
-            </w:r>
-            <w:proofErr w:type="gramStart"/>
-            <w:r>
-              <w:rPr>
-                <w:b/>
-                <w:sz w:val="28"/>
-                <w:szCs w:val="28"/>
-              </w:rPr>
-              <w:t>-  83</w:t>
-            </w:r>
-            <w:proofErr w:type="gramEnd"/>
+              <w:t>Dasini No.-  83</w:t>
+            </w:r>
           </w:p>
         </w:tc>
         <w:tc>
@@ -6099,18 +6216,8 @@
                 <w:sz w:val="28"/>
                 <w:szCs w:val="28"/>
               </w:rPr>
-              <w:t>Dasini No.</w:t>
-            </w:r>
-            <w:proofErr w:type="gramStart"/>
-            <w:r>
-              <w:rPr>
-                <w:b/>
-                <w:sz w:val="28"/>
-                <w:szCs w:val="28"/>
-              </w:rPr>
-              <w:t>-  1</w:t>
-            </w:r>
-            <w:proofErr w:type="gramEnd"/>
+              <w:t>Dasini No.-  1</w:t>
+            </w:r>
           </w:p>
         </w:tc>
         <w:tc>
@@ -6364,26 +6471,16 @@
                 <w:sz w:val="28"/>
                 <w:szCs w:val="28"/>
               </w:rPr>
-              <w:t>Dasini No.</w:t>
-            </w:r>
-            <w:proofErr w:type="gramStart"/>
+              <w:t xml:space="preserve">Dasini No.-  </w:t>
+            </w:r>
             <w:r>
               <w:rPr>
                 <w:b/>
                 <w:sz w:val="28"/>
                 <w:szCs w:val="28"/>
               </w:rPr>
-              <w:t xml:space="preserve">-  </w:t>
-            </w:r>
-            <w:r>
-              <w:rPr>
-                <w:b/>
-                <w:sz w:val="28"/>
-                <w:szCs w:val="28"/>
-              </w:rPr>
               <w:t>13</w:t>
             </w:r>
-            <w:proofErr w:type="gramEnd"/>
           </w:p>
         </w:tc>
         <w:tc>
@@ -6630,18 +6727,8 @@
                 <w:sz w:val="28"/>
                 <w:szCs w:val="28"/>
               </w:rPr>
-              <w:t>Dasini No.</w:t>
-            </w:r>
-            <w:proofErr w:type="gramStart"/>
-            <w:r>
-              <w:rPr>
-                <w:b/>
-                <w:sz w:val="28"/>
-                <w:szCs w:val="28"/>
-              </w:rPr>
-              <w:t>-  42</w:t>
-            </w:r>
-            <w:proofErr w:type="gramEnd"/>
+              <w:t>Dasini No.-  42</w:t>
+            </w:r>
           </w:p>
         </w:tc>
         <w:tc>
@@ -6892,6 +6979,7 @@
                 <w:sz w:val="28"/>
                 <w:szCs w:val="28"/>
               </w:rPr>
+              <w:lastRenderedPageBreak/>
               <w:t>T.B.3.9.11.4</w:t>
             </w:r>
           </w:p>
@@ -6928,18 +7016,8 @@
                 <w:sz w:val="28"/>
                 <w:szCs w:val="28"/>
               </w:rPr>
-              <w:t>Dasini No.</w:t>
-            </w:r>
-            <w:proofErr w:type="gramStart"/>
-            <w:r>
-              <w:rPr>
-                <w:b/>
-                <w:sz w:val="28"/>
-                <w:szCs w:val="28"/>
-              </w:rPr>
-              <w:t>-  45</w:t>
-            </w:r>
-            <w:proofErr w:type="gramEnd"/>
+              <w:t>Dasini No.-  45</w:t>
+            </w:r>
           </w:p>
         </w:tc>
         <w:tc>
@@ -7177,18 +7255,8 @@
                 <w:sz w:val="28"/>
                 <w:szCs w:val="28"/>
               </w:rPr>
-              <w:t>Dasini No.</w:t>
-            </w:r>
-            <w:proofErr w:type="gramStart"/>
-            <w:r>
-              <w:rPr>
-                <w:b/>
-                <w:sz w:val="28"/>
-                <w:szCs w:val="28"/>
-              </w:rPr>
-              <w:t>-  57</w:t>
-            </w:r>
-            <w:proofErr w:type="gramEnd"/>
+              <w:t>Dasini No.-  57</w:t>
+            </w:r>
           </w:p>
         </w:tc>
         <w:tc>
@@ -7444,7 +7512,6 @@
                 <w:sz w:val="28"/>
                 <w:szCs w:val="28"/>
               </w:rPr>
-              <w:lastRenderedPageBreak/>
               <w:t>T.B.3.10.11.1</w:t>
             </w:r>
           </w:p>
@@ -7481,18 +7548,8 @@
                 <w:sz w:val="28"/>
                 <w:szCs w:val="28"/>
               </w:rPr>
-              <w:t>Dasini No.</w:t>
-            </w:r>
-            <w:proofErr w:type="gramStart"/>
-            <w:r>
-              <w:rPr>
-                <w:b/>
-                <w:sz w:val="28"/>
-                <w:szCs w:val="28"/>
-              </w:rPr>
-              <w:t>-  43</w:t>
-            </w:r>
-            <w:proofErr w:type="gramEnd"/>
+              <w:t>Dasini No.-  43</w:t>
+            </w:r>
           </w:p>
         </w:tc>
         <w:tc>
@@ -7530,7 +7587,6 @@
                 <w:sz w:val="40"/>
                 <w:szCs w:val="40"/>
               </w:rPr>
-              <w:lastRenderedPageBreak/>
               <w:t>A</w:t>
             </w:r>
             <w:r>
@@ -7638,7 +7694,6 @@
                 <w:sz w:val="40"/>
                 <w:szCs w:val="40"/>
               </w:rPr>
-              <w:lastRenderedPageBreak/>
               <w:t>A</w:t>
             </w:r>
             <w:r>
@@ -7744,7 +7799,6 @@
                 <w:sz w:val="28"/>
                 <w:szCs w:val="28"/>
               </w:rPr>
-              <w:lastRenderedPageBreak/>
               <w:t>T.B.3.</w:t>
             </w:r>
             <w:r>
@@ -7829,26 +7883,16 @@
                 <w:sz w:val="28"/>
                 <w:szCs w:val="28"/>
               </w:rPr>
-              <w:t>Dasini No.</w:t>
-            </w:r>
-            <w:proofErr w:type="gramStart"/>
+              <w:t xml:space="preserve">Dasini No.-  </w:t>
+            </w:r>
             <w:r>
               <w:rPr>
                 <w:b/>
                 <w:sz w:val="28"/>
                 <w:szCs w:val="28"/>
               </w:rPr>
-              <w:t xml:space="preserve">-  </w:t>
-            </w:r>
-            <w:r>
-              <w:rPr>
-                <w:b/>
-                <w:sz w:val="28"/>
-                <w:szCs w:val="28"/>
-              </w:rPr>
               <w:t>44</w:t>
             </w:r>
-            <w:proofErr w:type="gramEnd"/>
           </w:p>
         </w:tc>
         <w:tc>
@@ -8065,18 +8109,8 @@
                 <w:sz w:val="28"/>
                 <w:szCs w:val="28"/>
               </w:rPr>
-              <w:t>Dasini No.</w:t>
-            </w:r>
-            <w:proofErr w:type="gramStart"/>
-            <w:r>
-              <w:rPr>
-                <w:b/>
-                <w:sz w:val="28"/>
-                <w:szCs w:val="28"/>
-              </w:rPr>
-              <w:t>-  3</w:t>
-            </w:r>
-            <w:proofErr w:type="gramEnd"/>
+              <w:t>Dasini No.-  3</w:t>
+            </w:r>
           </w:p>
         </w:tc>
         <w:tc>
@@ -8272,18 +8306,8 @@
                 <w:sz w:val="28"/>
                 <w:szCs w:val="28"/>
               </w:rPr>
-              <w:t>Dasini No.</w:t>
-            </w:r>
-            <w:proofErr w:type="gramStart"/>
-            <w:r>
-              <w:rPr>
-                <w:b/>
-                <w:sz w:val="28"/>
-                <w:szCs w:val="28"/>
-              </w:rPr>
-              <w:t>-  23</w:t>
-            </w:r>
-            <w:proofErr w:type="gramEnd"/>
+              <w:t>Dasini No.-  23</w:t>
+            </w:r>
           </w:p>
         </w:tc>
         <w:tc>
@@ -8564,18 +8588,8 @@
                 <w:sz w:val="28"/>
                 <w:szCs w:val="28"/>
               </w:rPr>
-              <w:t>Dasini No.</w:t>
-            </w:r>
-            <w:proofErr w:type="gramStart"/>
-            <w:r>
-              <w:rPr>
-                <w:b/>
-                <w:sz w:val="28"/>
-                <w:szCs w:val="28"/>
-              </w:rPr>
-              <w:t>-  35</w:t>
-            </w:r>
-            <w:proofErr w:type="gramEnd"/>
+              <w:t>Dasini No.-  35</w:t>
+            </w:r>
           </w:p>
         </w:tc>
         <w:tc>
@@ -9342,7 +9356,6 @@
                 <w:szCs w:val="28"/>
                 <w:lang w:val="it-IT"/>
               </w:rPr>
-              <w:lastRenderedPageBreak/>
               <w:t>T.B.3.7.5.6</w:t>
             </w:r>
           </w:p>
@@ -10751,6 +10764,7 @@
                 <w:szCs w:val="28"/>
                 <w:lang w:val="it-IT"/>
               </w:rPr>
+              <w:lastRenderedPageBreak/>
               <w:t>T.B.3.11.9.8</w:t>
             </w:r>
           </w:p>
@@ -11467,7 +11481,6 @@
                 <w:sz w:val="28"/>
                 <w:szCs w:val="28"/>
               </w:rPr>
-              <w:lastRenderedPageBreak/>
               <w:t>Dasini No. 35</w:t>
             </w:r>
           </w:p>
@@ -11497,7 +11510,6 @@
                 <w:sz w:val="40"/>
                 <w:szCs w:val="40"/>
               </w:rPr>
-              <w:lastRenderedPageBreak/>
               <w:t>ex</w:t>
             </w:r>
             <w:r>
@@ -11979,20 +11991,8 @@
           <w:szCs w:val="32"/>
           <w:u w:val="single"/>
         </w:rPr>
-        <w:t xml:space="preserve">TaittirIya BrAhmaNam - TB 3.7 to </w:t>
+        <w:t>TaittirIya BrAhmaNam - TB 3.7 to 3.12  Book</w:t>
       </w:r>
-      <w:proofErr w:type="gramStart"/>
-      <w:r>
-        <w:rPr>
-          <w:b/>
-          <w:bCs/>
-          <w:sz w:val="32"/>
-          <w:szCs w:val="32"/>
-          <w:u w:val="single"/>
-        </w:rPr>
-        <w:t>3.12  Book</w:t>
-      </w:r>
-      <w:proofErr w:type="gramEnd"/>
       <w:r>
         <w:rPr>
           <w:b/>
@@ -12271,6 +12271,7 @@
                 <w:sz w:val="28"/>
                 <w:szCs w:val="28"/>
               </w:rPr>
+              <w:lastRenderedPageBreak/>
               <w:t>TB 3.7.1.6</w:t>
             </w:r>
           </w:p>
@@ -12964,7 +12965,6 @@
                 <w:sz w:val="28"/>
                 <w:szCs w:val="28"/>
               </w:rPr>
-              <w:lastRenderedPageBreak/>
               <w:t>TB 3.8.6.5</w:t>
             </w:r>
           </w:p>
@@ -13159,7 +13159,6 @@
               </w:rPr>
               <w:t xml:space="preserve"> </w:t>
             </w:r>
-            <w:proofErr w:type="gramStart"/>
             <w:r>
               <w:rPr>
                 <w:rFonts w:ascii="BRH Malayalam Extra" w:hAnsi="BRH Malayalam Extra" w:cs="BRH Malayalam Extra"/>
@@ -13170,7 +13169,6 @@
               </w:rPr>
               <w:t>( )</w:t>
             </w:r>
-            <w:proofErr w:type="gramEnd"/>
             <w:r>
               <w:rPr>
                 <w:rFonts w:ascii="BRH Malayalam Extra" w:hAnsi="BRH Malayalam Extra" w:cs="BRH Malayalam Extra"/>
@@ -13320,7 +13318,6 @@
               </w:rPr>
               <w:t xml:space="preserve"> </w:t>
             </w:r>
-            <w:proofErr w:type="gramStart"/>
             <w:r>
               <w:rPr>
                 <w:rFonts w:ascii="BRH Malayalam Extra" w:hAnsi="BRH Malayalam Extra" w:cs="BRH Malayalam Extra"/>
@@ -13331,7 +13328,6 @@
               </w:rPr>
               <w:t>( )</w:t>
             </w:r>
-            <w:proofErr w:type="gramEnd"/>
             <w:r>
               <w:rPr>
                 <w:rFonts w:ascii="BRH Malayalam Extra" w:hAnsi="BRH Malayalam Extra" w:cs="BRH Malayalam Extra"/>
@@ -14211,6 +14207,7 @@
                 <w:sz w:val="28"/>
                 <w:szCs w:val="28"/>
               </w:rPr>
+              <w:lastRenderedPageBreak/>
               <w:t>TB 3.8.11.2</w:t>
             </w:r>
           </w:p>
@@ -15014,7 +15011,6 @@
                 <w:sz w:val="28"/>
                 <w:szCs w:val="28"/>
               </w:rPr>
-              <w:lastRenderedPageBreak/>
               <w:t>TB 3.8.23.1</w:t>
             </w:r>
           </w:p>
@@ -16175,6 +16171,7 @@
                 <w:sz w:val="28"/>
                 <w:szCs w:val="28"/>
               </w:rPr>
+              <w:lastRenderedPageBreak/>
               <w:t>(at 2 places)</w:t>
             </w:r>
           </w:p>
@@ -16210,6 +16207,7 @@
                 <w:szCs w:val="40"/>
                 <w:lang w:val="it-IT"/>
               </w:rPr>
+              <w:lastRenderedPageBreak/>
               <w:t>j</w:t>
             </w:r>
             <w:r>
@@ -16306,6 +16304,7 @@
                 <w:sz w:val="40"/>
                 <w:szCs w:val="40"/>
               </w:rPr>
+              <w:lastRenderedPageBreak/>
               <w:t>-j—¹</w:t>
             </w:r>
             <w:r>
@@ -16358,6 +16357,7 @@
                 <w:szCs w:val="40"/>
                 <w:lang w:val="it-IT"/>
               </w:rPr>
+              <w:lastRenderedPageBreak/>
               <w:t>j</w:t>
             </w:r>
             <w:r>
@@ -16454,6 +16454,7 @@
                 <w:sz w:val="40"/>
                 <w:szCs w:val="40"/>
               </w:rPr>
+              <w:lastRenderedPageBreak/>
               <w:t>-j—¹</w:t>
             </w:r>
             <w:r>
@@ -16500,6 +16501,7 @@
                 <w:sz w:val="28"/>
                 <w:szCs w:val="28"/>
               </w:rPr>
+              <w:lastRenderedPageBreak/>
               <w:t>TB 3.9.2.2</w:t>
             </w:r>
           </w:p>
@@ -17396,7 +17398,6 @@
                 <w:sz w:val="28"/>
                 <w:szCs w:val="28"/>
               </w:rPr>
-              <w:lastRenderedPageBreak/>
               <w:t>TB 3.9.4.7</w:t>
             </w:r>
           </w:p>
@@ -18508,6 +18509,7 @@
                 <w:sz w:val="28"/>
                 <w:szCs w:val="28"/>
               </w:rPr>
+              <w:lastRenderedPageBreak/>
               <w:t>TB 3.9.7.4</w:t>
             </w:r>
           </w:p>
@@ -19256,7 +19258,6 @@
                 <w:sz w:val="28"/>
                 <w:szCs w:val="28"/>
               </w:rPr>
-              <w:lastRenderedPageBreak/>
               <w:t>TB 3.9.13.3</w:t>
             </w:r>
           </w:p>
@@ -20160,6 +20161,7 @@
                 <w:sz w:val="28"/>
                 <w:szCs w:val="28"/>
               </w:rPr>
+              <w:lastRenderedPageBreak/>
               <w:t>TB 3.9.18.1</w:t>
             </w:r>
           </w:p>
@@ -21104,7 +21106,6 @@
                 <w:sz w:val="28"/>
                 <w:szCs w:val="28"/>
               </w:rPr>
-              <w:lastRenderedPageBreak/>
               <w:t>TB 3.10.1.4</w:t>
             </w:r>
           </w:p>
@@ -22281,6 +22282,7 @@
                 <w:sz w:val="28"/>
                 <w:szCs w:val="28"/>
               </w:rPr>
+              <w:lastRenderedPageBreak/>
               <w:t>TB 3.10.11.7</w:t>
             </w:r>
           </w:p>
@@ -23106,7 +23108,6 @@
                 <w:sz w:val="28"/>
                 <w:szCs w:val="28"/>
               </w:rPr>
-              <w:lastRenderedPageBreak/>
               <w:t>TB 3.11.1.10</w:t>
             </w:r>
           </w:p>
@@ -24049,7 +24050,7 @@
                 <w:szCs w:val="40"/>
                 <w:lang w:bidi="hi-IN"/>
               </w:rPr>
-              <w:t xml:space="preserve"> DÀ—k sZûxdJ</w:t>
+              <w:t xml:space="preserve"> DÀ—k </w:t>
             </w:r>
             <w:r>
               <w:rPr>
@@ -24058,9 +24059,18 @@
                 <w:szCs w:val="40"/>
                 <w:lang w:bidi="hi-IN"/>
               </w:rPr>
+              <w:lastRenderedPageBreak/>
+              <w:t>sZûxdJ</w:t>
+            </w:r>
+            <w:r>
+              <w:rPr>
+                <w:rFonts w:ascii="BRH Malayalam Extra" w:hAnsi="BRH Malayalam Extra" w:cs="BRH Malayalam Extra"/>
+                <w:sz w:val="40"/>
+                <w:szCs w:val="40"/>
+                <w:lang w:bidi="hi-IN"/>
+              </w:rPr>
               <w:t xml:space="preserve"> </w:t>
             </w:r>
-            <w:proofErr w:type="gramStart"/>
             <w:r>
               <w:rPr>
                 <w:rFonts w:ascii="BRH Malayalam Extra" w:hAnsi="BRH Malayalam Extra" w:cs="BRH Malayalam Extra"/>
@@ -24072,7 +24082,6 @@
               </w:rPr>
               <w:t>( )</w:t>
             </w:r>
-            <w:proofErr w:type="gramEnd"/>
             <w:r>
               <w:rPr>
                 <w:rFonts w:ascii="BRH Malayalam Extra" w:hAnsi="BRH Malayalam Extra" w:cs="BRH Malayalam Extra"/>
@@ -24115,6 +24124,7 @@
                 <w:szCs w:val="40"/>
                 <w:lang w:val="it-IT" w:bidi="hi-IN"/>
               </w:rPr>
+              <w:lastRenderedPageBreak/>
               <w:t>DÀ—k pª</w:t>
             </w:r>
             <w:r>
@@ -24163,7 +24173,17 @@
                 <w:szCs w:val="40"/>
                 <w:lang w:val="it-IT" w:bidi="hi-IN"/>
               </w:rPr>
-              <w:t xml:space="preserve"> DÀ—k sZûxdJ </w:t>
+              <w:t xml:space="preserve"> DÀ—k </w:t>
+            </w:r>
+            <w:r>
+              <w:rPr>
+                <w:rFonts w:ascii="BRH Malayalam Extra" w:hAnsi="BRH Malayalam Extra" w:cs="BRH Malayalam Extra"/>
+                <w:sz w:val="40"/>
+                <w:szCs w:val="40"/>
+                <w:lang w:val="it-IT" w:bidi="hi-IN"/>
+              </w:rPr>
+              <w:lastRenderedPageBreak/>
+              <w:t xml:space="preserve">sZûxdJ </w:t>
             </w:r>
             <w:r>
               <w:rPr>
@@ -24212,6 +24232,7 @@
                 <w:sz w:val="28"/>
                 <w:szCs w:val="28"/>
               </w:rPr>
+              <w:lastRenderedPageBreak/>
               <w:t>TB 3.11.8.3</w:t>
             </w:r>
           </w:p>
@@ -24960,7 +24981,6 @@
               </w:rPr>
               <w:t>–</w:t>
             </w:r>
-            <w:proofErr w:type="gramStart"/>
             <w:r>
               <w:rPr>
                 <w:rFonts w:ascii="BRH Malayalam Extra" w:hAnsi="BRH Malayalam Extra" w:cs="BRH Malayalam Extra"/>
@@ -24969,7 +24989,6 @@
               </w:rPr>
               <w:t>Zûx  |</w:t>
             </w:r>
-            <w:proofErr w:type="gramEnd"/>
           </w:p>
         </w:tc>
         <w:tc>
@@ -25036,7 +25055,6 @@
               </w:rPr>
               <w:t>–</w:t>
             </w:r>
-            <w:proofErr w:type="gramStart"/>
             <w:r>
               <w:rPr>
                 <w:rFonts w:ascii="BRH Malayalam Extra" w:hAnsi="BRH Malayalam Extra" w:cs="BRH Malayalam Extra"/>
@@ -25045,7 +25063,6 @@
               </w:rPr>
               <w:t>Zûx  |</w:t>
             </w:r>
-            <w:proofErr w:type="gramEnd"/>
           </w:p>
           <w:p>
             <w:pPr>
@@ -25091,7 +25108,6 @@
                 <w:sz w:val="28"/>
                 <w:szCs w:val="28"/>
               </w:rPr>
-              <w:lastRenderedPageBreak/>
               <w:t>TB 3.12.9.2</w:t>
             </w:r>
           </w:p>
@@ -25204,7 +25220,6 @@
               </w:rPr>
               <w:t>ª</w:t>
             </w:r>
-            <w:proofErr w:type="gramStart"/>
             <w:r>
               <w:rPr>
                 <w:rFonts w:ascii="BRH Malayalam Extra" w:hAnsi="BRH Malayalam Extra" w:cs="BRH Malayalam Extra"/>
@@ -25233,7 +25248,6 @@
               </w:rPr>
               <w:t>q</w:t>
             </w:r>
-            <w:proofErr w:type="gramEnd"/>
             <w:r>
               <w:rPr>
                 <w:rFonts w:ascii="BRH Malayalam Extra" w:hAnsi="BRH Malayalam Extra" w:cs="BRH Malayalam Extra"/>
@@ -25360,7 +25374,6 @@
               </w:rPr>
               <w:t>ª</w:t>
             </w:r>
-            <w:proofErr w:type="gramStart"/>
             <w:r>
               <w:rPr>
                 <w:rFonts w:ascii="BRH Malayalam Extra" w:hAnsi="BRH Malayalam Extra" w:cs="BRH Malayalam Extra"/>
@@ -25389,7 +25402,6 @@
               </w:rPr>
               <w:t>q</w:t>
             </w:r>
-            <w:proofErr w:type="gramEnd"/>
             <w:r>
               <w:rPr>
                 <w:rFonts w:ascii="BRH Malayalam Extra" w:hAnsi="BRH Malayalam Extra" w:cs="BRH Malayalam Extra"/>
@@ -25819,6 +25831,7 @@
                 <w:sz w:val="32"/>
                 <w:szCs w:val="36"/>
               </w:rPr>
+              <w:lastRenderedPageBreak/>
               <w:t>9th Sentence of</w:t>
             </w:r>
           </w:p>
@@ -25860,6 +25873,7 @@
                 <w:sz w:val="36"/>
                 <w:szCs w:val="36"/>
               </w:rPr>
+              <w:lastRenderedPageBreak/>
               <w:t>Ae—ÒxÅcû¥d– d¥k˜</w:t>
             </w:r>
           </w:p>
@@ -25931,6 +25945,7 @@
                 <w:sz w:val="36"/>
                 <w:szCs w:val="36"/>
               </w:rPr>
+              <w:lastRenderedPageBreak/>
               <w:t>Ae—ÒxÅ</w:t>
             </w:r>
             <w:r>
@@ -26047,6 +26062,7 @@
                 <w:sz w:val="32"/>
                 <w:szCs w:val="36"/>
               </w:rPr>
+              <w:lastRenderedPageBreak/>
               <w:t xml:space="preserve">T.B.3.7.11.2 </w:t>
             </w:r>
           </w:p>
@@ -26434,7 +26450,6 @@
           <w:szCs w:val="32"/>
           <w:u w:val="single"/>
         </w:rPr>
-        <w:lastRenderedPageBreak/>
         <w:t>Taittirya Brahamanam Book</w:t>
       </w:r>
       <w:r>
@@ -26921,25 +26936,7 @@
                 <w:sz w:val="40"/>
                 <w:szCs w:val="40"/>
               </w:rPr>
-              <w:t xml:space="preserve"> </w:t>
-            </w:r>
-            <w:proofErr w:type="gramStart"/>
-            <w:r>
-              <w:rPr>
-                <w:rFonts w:ascii="BRH Malayalam Extra" w:hAnsi="BRH Malayalam Extra" w:cs="BRH Malayalam Extra"/>
-                <w:sz w:val="40"/>
-                <w:szCs w:val="40"/>
-              </w:rPr>
-              <w:t>px  G</w:t>
-            </w:r>
-            <w:proofErr w:type="gramEnd"/>
-            <w:r>
-              <w:rPr>
-                <w:rFonts w:ascii="BRH Malayalam Extra" w:hAnsi="BRH Malayalam Extra" w:cs="BRH Malayalam Extra"/>
-                <w:sz w:val="40"/>
-                <w:szCs w:val="40"/>
-              </w:rPr>
-              <w:t>–¥r</w:t>
+              <w:t xml:space="preserve"> px  G–¥r</w:t>
             </w:r>
             <w:r>
               <w:rPr>
@@ -27157,6 +27154,7 @@
                 <w:sz w:val="28"/>
                 <w:szCs w:val="28"/>
               </w:rPr>
+              <w:lastRenderedPageBreak/>
               <w:t xml:space="preserve">3-7-3-4 </w:t>
             </w:r>
             <w:r>
@@ -27386,25 +27384,7 @@
                 <w:sz w:val="28"/>
                 <w:szCs w:val="28"/>
               </w:rPr>
-              <w:t>(</w:t>
-            </w:r>
-            <w:proofErr w:type="gramStart"/>
-            <w:r>
-              <w:rPr>
-                <w:rFonts w:cs="Arial"/>
-                <w:sz w:val="28"/>
-                <w:szCs w:val="28"/>
-              </w:rPr>
-              <w:t>in</w:t>
-            </w:r>
-            <w:proofErr w:type="gramEnd"/>
-            <w:r>
-              <w:rPr>
-                <w:rFonts w:cs="Arial"/>
-                <w:sz w:val="28"/>
-                <w:szCs w:val="28"/>
-              </w:rPr>
-              <w:t xml:space="preserve"> pada Paatam, ‘ya’ of yat does not get anudAttam. So anudAttam under ‘dda’ seems more appropriate)</w:t>
+              <w:t>(in pada Paatam, ‘ya’ of yat does not get anudAttam. So anudAttam under ‘dda’ seems more appropriate)</w:t>
             </w:r>
           </w:p>
         </w:tc>
@@ -27955,25 +27935,7 @@
                 <w:sz w:val="28"/>
                 <w:szCs w:val="28"/>
               </w:rPr>
-              <w:t xml:space="preserve">(swaram </w:t>
-            </w:r>
-            <w:proofErr w:type="gramStart"/>
-            <w:r>
-              <w:rPr>
-                <w:rFonts w:cs="Arial"/>
-                <w:sz w:val="28"/>
-                <w:szCs w:val="28"/>
-              </w:rPr>
-              <w:t>principle</w:t>
-            </w:r>
-            <w:proofErr w:type="gramEnd"/>
-            <w:r>
-              <w:rPr>
-                <w:rFonts w:cs="Arial"/>
-                <w:sz w:val="28"/>
-                <w:szCs w:val="28"/>
-              </w:rPr>
-              <w:t xml:space="preserve"> application in one source is different)</w:t>
+              <w:t>(swaram principle application in one source is different)</w:t>
             </w:r>
             <w:r>
               <w:rPr>
@@ -28007,7 +27969,6 @@
                 <w:sz w:val="28"/>
                 <w:szCs w:val="28"/>
               </w:rPr>
-              <w:lastRenderedPageBreak/>
               <w:t xml:space="preserve">3-7-6-5 </w:t>
             </w:r>
             <w:r>
@@ -28588,7 +28549,6 @@
               </w:rPr>
               <w:br/>
             </w:r>
-            <w:proofErr w:type="gramStart"/>
             <w:r>
               <w:rPr>
                 <w:rFonts w:ascii="BRH Malayalam Extra" w:hAnsi="BRH Malayalam Extra" w:cs="BRH Malayalam Extra"/>
@@ -28603,16 +28563,7 @@
                 <w:sz w:val="28"/>
                 <w:szCs w:val="28"/>
               </w:rPr>
-              <w:t>”vE</w:t>
-            </w:r>
-            <w:proofErr w:type="gramEnd"/>
-            <w:r>
-              <w:rPr>
-                <w:rFonts w:cs="Arial"/>
-                <w:sz w:val="28"/>
-                <w:szCs w:val="28"/>
-              </w:rPr>
-              <w:t>’ getting anudAttam to support nmri</w:t>
+              <w:t>”vE’ getting anudAttam to support nmri</w:t>
             </w:r>
           </w:p>
           <w:p>
@@ -28653,6 +28604,7 @@
                 <w:sz w:val="28"/>
                 <w:szCs w:val="28"/>
               </w:rPr>
+              <w:lastRenderedPageBreak/>
               <w:t>3-7-8-3 Dasini 95</w:t>
             </w:r>
           </w:p>
@@ -28774,16 +28726,7 @@
                 <w:sz w:val="40"/>
                 <w:szCs w:val="40"/>
               </w:rPr>
-              <w:t>ybZ</w:t>
-            </w:r>
-            <w:proofErr w:type="gramStart"/>
-            <w:r>
-              <w:rPr>
-                <w:rFonts w:ascii="BRH Malayalam Extra" w:hAnsi="BRH Malayalam Extra" w:cs="BRH Malayalam Extra"/>
-                <w:sz w:val="40"/>
-                <w:szCs w:val="40"/>
-              </w:rPr>
-              <w:t xml:space="preserve">§ </w:t>
+              <w:t xml:space="preserve">ybZ§ </w:t>
             </w:r>
             <w:r>
               <w:rPr>
@@ -28799,16 +28742,7 @@
                 <w:sz w:val="28"/>
                 <w:szCs w:val="28"/>
               </w:rPr>
-              <w:t>(</w:t>
-            </w:r>
-            <w:proofErr w:type="gramEnd"/>
-            <w:r>
-              <w:rPr>
-                <w:rFonts w:cs="Arial"/>
-                <w:sz w:val="28"/>
-                <w:szCs w:val="28"/>
-              </w:rPr>
-              <w:t>avagraha</w:t>
+              <w:t>(avagraha</w:t>
             </w:r>
             <w:r>
               <w:rPr>
@@ -29247,25 +29181,7 @@
                 <w:szCs w:val="28"/>
               </w:rPr>
               <w:br/>
-              <w:t xml:space="preserve">(ya </w:t>
-            </w:r>
-            <w:proofErr w:type="gramStart"/>
-            <w:r>
-              <w:rPr>
-                <w:rFonts w:cs="Arial"/>
-                <w:sz w:val="28"/>
-                <w:szCs w:val="28"/>
-              </w:rPr>
-              <w:t>is</w:t>
-            </w:r>
-            <w:proofErr w:type="gramEnd"/>
-            <w:r>
-              <w:rPr>
-                <w:rFonts w:cs="Arial"/>
-                <w:sz w:val="28"/>
-                <w:szCs w:val="28"/>
-              </w:rPr>
-              <w:t xml:space="preserve"> the prime swaram of tAyatE in Padam)</w:t>
+              <w:t>(ya is the prime swaram of tAyatE in Padam)</w:t>
             </w:r>
           </w:p>
         </w:tc>
@@ -29396,7 +29312,6 @@
                 <w:sz w:val="28"/>
                 <w:szCs w:val="28"/>
               </w:rPr>
-              <w:lastRenderedPageBreak/>
               <w:t xml:space="preserve">3-7-14-1 - </w:t>
             </w:r>
             <w:r>
@@ -29478,16 +29393,7 @@
                 <w:sz w:val="40"/>
                 <w:szCs w:val="40"/>
               </w:rPr>
-              <w:t>¥k ¥ZR</w:t>
-            </w:r>
-            <w:proofErr w:type="gramStart"/>
-            <w:r>
-              <w:rPr>
-                <w:rFonts w:ascii="BRH Malayalam Extra" w:hAnsi="BRH Malayalam Extra" w:cs="BRH Malayalam Extra"/>
-                <w:sz w:val="40"/>
-                <w:szCs w:val="40"/>
-              </w:rPr>
-              <w:t>—</w:t>
+              <w:t>¥k ¥ZR—</w:t>
             </w:r>
             <w:r>
               <w:rPr>
@@ -29495,16 +29401,7 @@
                 <w:sz w:val="28"/>
                 <w:szCs w:val="28"/>
               </w:rPr>
-              <w:t>(</w:t>
-            </w:r>
-            <w:proofErr w:type="gramEnd"/>
-            <w:r>
-              <w:rPr>
-                <w:rFonts w:cs="Arial"/>
-                <w:sz w:val="28"/>
-                <w:szCs w:val="28"/>
-              </w:rPr>
-              <w:t>paata bhedam – Swaram marking) dhi in dadhirE is prime swaram in pada paatam.</w:t>
+              <w:t>(paata bhedam – Swaram marking) dhi in dadhirE is prime swaram in pada paatam.</w:t>
             </w:r>
             <w:r>
               <w:rPr>
@@ -29819,15 +29716,7 @@
                 <w:sz w:val="28"/>
                 <w:szCs w:val="28"/>
               </w:rPr>
-              <w:t>3-8-2-</w:t>
-            </w:r>
-            <w:proofErr w:type="gramStart"/>
-            <w:r>
-              <w:rPr>
-                <w:sz w:val="28"/>
-                <w:szCs w:val="28"/>
-              </w:rPr>
-              <w:t xml:space="preserve">1  </w:t>
+              <w:t xml:space="preserve">3-8-2-1  </w:t>
             </w:r>
             <w:r>
               <w:rPr>
@@ -29836,7 +29725,6 @@
               </w:rPr>
               <w:t>Dasini</w:t>
             </w:r>
-            <w:proofErr w:type="gramEnd"/>
             <w:r>
               <w:rPr>
                 <w:sz w:val="28"/>
@@ -29976,6 +29864,7 @@
                 <w:sz w:val="28"/>
                 <w:szCs w:val="28"/>
               </w:rPr>
+              <w:lastRenderedPageBreak/>
               <w:t xml:space="preserve">3-8-2-2 </w:t>
             </w:r>
             <w:r>
@@ -30871,7 +30760,6 @@
                 <w:szCs w:val="28"/>
                 <w:lang w:bidi="ta-IN"/>
               </w:rPr>
-              <w:lastRenderedPageBreak/>
               <w:t>3-8-13-2 Dasini 48</w:t>
             </w:r>
           </w:p>
@@ -31347,6 +31235,7 @@
                 <w:szCs w:val="28"/>
                 <w:lang w:val="en-IN" w:eastAsia="en-IN"/>
               </w:rPr>
+              <w:lastRenderedPageBreak/>
               <w:t>3-8-23-3 Dasini 91</w:t>
             </w:r>
           </w:p>
@@ -32163,7 +32052,6 @@
                 <w:sz w:val="28"/>
                 <w:szCs w:val="28"/>
               </w:rPr>
-              <w:lastRenderedPageBreak/>
               <w:t>Improved Sound representation</w:t>
             </w:r>
           </w:p>
@@ -32243,16 +32131,7 @@
                 <w:sz w:val="40"/>
                 <w:szCs w:val="40"/>
               </w:rPr>
-              <w:t xml:space="preserve"> </w:t>
-            </w:r>
-            <w:proofErr w:type="gramStart"/>
-            <w:r>
-              <w:rPr>
-                <w:rFonts w:ascii="BRH Malayalam Extra" w:hAnsi="BRH Malayalam Extra" w:cs="BRH Malayalam Extra"/>
-                <w:sz w:val="40"/>
-                <w:szCs w:val="40"/>
-              </w:rPr>
-              <w:t>r</w:t>
+              <w:t xml:space="preserve"> r</w:t>
             </w:r>
             <w:r>
               <w:rPr>
@@ -32266,54 +32145,38 @@
                 <w:rFonts w:cs="Arial"/>
                 <w:szCs w:val="24"/>
               </w:rPr>
-              <w:t>,</w:t>
-            </w:r>
-            <w:proofErr w:type="gramEnd"/>
+              <w:t xml:space="preserve">, </w:t>
+            </w:r>
+            <w:r>
+              <w:rPr>
+                <w:rFonts w:ascii="BRH Malayalam Extra" w:hAnsi="BRH Malayalam Extra" w:cs="BRH Malayalam Extra"/>
+                <w:sz w:val="40"/>
+                <w:szCs w:val="40"/>
+              </w:rPr>
+              <w:t>t</w:t>
+            </w:r>
             <w:r>
               <w:rPr>
                 <w:rFonts w:cs="Arial"/>
                 <w:szCs w:val="24"/>
               </w:rPr>
-              <w:t xml:space="preserve"> </w:t>
-            </w:r>
-            <w:r>
-              <w:rPr>
-                <w:rFonts w:ascii="BRH Malayalam Extra" w:hAnsi="BRH Malayalam Extra" w:cs="BRH Malayalam Extra"/>
-                <w:sz w:val="40"/>
-                <w:szCs w:val="40"/>
-              </w:rPr>
-              <w:t>t</w:t>
+              <w:t xml:space="preserve"> or </w:t>
+            </w:r>
+            <w:r>
+              <w:rPr>
+                <w:rFonts w:ascii="BRH Malayalam Extra" w:hAnsi="BRH Malayalam Extra" w:cs="BRH Malayalam Extra"/>
+                <w:sz w:val="40"/>
+                <w:szCs w:val="40"/>
+                <w:lang w:bidi="ml-IN"/>
+              </w:rPr>
+              <w:t>E</w:t>
             </w:r>
             <w:r>
               <w:rPr>
                 <w:rFonts w:cs="Arial"/>
                 <w:szCs w:val="24"/>
               </w:rPr>
-              <w:t xml:space="preserve"> or </w:t>
-            </w:r>
-            <w:r>
-              <w:rPr>
-                <w:rFonts w:ascii="BRH Malayalam Extra" w:hAnsi="BRH Malayalam Extra" w:cs="BRH Malayalam Extra"/>
-                <w:sz w:val="40"/>
-                <w:szCs w:val="40"/>
-                <w:lang w:bidi="ml-IN"/>
-              </w:rPr>
-              <w:t>E</w:t>
-            </w:r>
-            <w:r>
-              <w:rPr>
-                <w:rFonts w:cs="Arial"/>
-                <w:szCs w:val="24"/>
-              </w:rPr>
-              <w:t xml:space="preserve"> </w:t>
-            </w:r>
-            <w:proofErr w:type="gramStart"/>
-            <w:r>
-              <w:rPr>
-                <w:rFonts w:cs="Arial"/>
-                <w:szCs w:val="24"/>
-              </w:rPr>
-              <w:t xml:space="preserve">example </w:t>
+              <w:t xml:space="preserve"> example </w:t>
             </w:r>
             <w:r>
               <w:rPr>
@@ -32331,7 +32194,6 @@
               </w:rPr>
               <w:t>as</w:t>
             </w:r>
-            <w:proofErr w:type="gramEnd"/>
             <w:r>
               <w:rPr>
                 <w:rFonts w:cs="Arial"/>
@@ -32340,7 +32202,6 @@
               </w:rPr>
               <w:t xml:space="preserve"> </w:t>
             </w:r>
-            <w:proofErr w:type="gramStart"/>
             <w:r>
               <w:rPr>
                 <w:rFonts w:ascii="BRH Malayalam Extra" w:hAnsi="BRH Malayalam Extra" w:cs="BRH Malayalam Extra"/>
@@ -32349,7 +32210,6 @@
               </w:rPr>
               <w:t>ª.r</w:t>
             </w:r>
-            <w:proofErr w:type="gramEnd"/>
           </w:p>
         </w:tc>
         <w:tc>
@@ -32372,25 +32232,7 @@
                 <w:sz w:val="28"/>
                 <w:szCs w:val="28"/>
               </w:rPr>
-              <w:t xml:space="preserve">Not to be followed when the the letter following r is a conjunct consonant of </w:t>
-            </w:r>
-            <w:proofErr w:type="gramStart"/>
-            <w:r>
-              <w:rPr>
-                <w:rFonts w:cs="Arial"/>
-                <w:sz w:val="28"/>
-                <w:szCs w:val="28"/>
-              </w:rPr>
-              <w:t>ha,sha</w:t>
-            </w:r>
-            <w:proofErr w:type="gramEnd"/>
-            <w:r>
-              <w:rPr>
-                <w:rFonts w:cs="Arial"/>
-                <w:sz w:val="28"/>
-                <w:szCs w:val="28"/>
-              </w:rPr>
-              <w:t>,Sa etc.</w:t>
+              <w:t>Not to be followed when the the letter following r is a conjunct consonant of ha,sha,Sa etc.</w:t>
             </w:r>
           </w:p>
         </w:tc>
@@ -32754,7 +32596,18 @@
                 <w:szCs w:val="28"/>
                 <w:lang w:bidi="ta-IN"/>
               </w:rPr>
-              <w:t xml:space="preserve">  in lower note or pause as per your Guru’s teachings. “</w:t>
+              <w:t xml:space="preserve">  in lower note or pause as per your Guru’s </w:t>
+            </w:r>
+            <w:r>
+              <w:rPr>
+                <w:rFonts w:cs="Arial"/>
+                <w:bCs/>
+                <w:sz w:val="28"/>
+                <w:szCs w:val="28"/>
+                <w:lang w:bidi="ta-IN"/>
+              </w:rPr>
+              <w:lastRenderedPageBreak/>
+              <w:t>teachings. “</w:t>
             </w:r>
             <w:r>
               <w:rPr>
@@ -32814,6 +32667,7 @@
           <w:b/>
           <w:sz w:val="36"/>
         </w:rPr>
+        <w:lastRenderedPageBreak/>
         <w:t>=============</w:t>
       </w:r>
     </w:p>

--- a/brAhmaNa/TB 3.7-3.12 Malayalam Corrections.docx
+++ b/brAhmaNa/TB 3.7-3.12 Malayalam Corrections.docx
@@ -1516,274 +1516,6 @@
         </w:tc>
       </w:tr>
       <w:tr>
-        <w:tc>
-          <w:tcPr>
-            <w:tcW w:w="3686" w:type="dxa"/>
-            <w:tcBorders>
-              <w:top w:val="single" w:sz="4" w:space="0" w:color="000000"/>
-              <w:left w:val="single" w:sz="4" w:space="0" w:color="000000"/>
-              <w:bottom w:val="single" w:sz="4" w:space="0" w:color="000000"/>
-              <w:right w:val="single" w:sz="4" w:space="0" w:color="000000"/>
-            </w:tcBorders>
-          </w:tcPr>
-          <w:p>
-            <w:pPr>
-              <w:spacing w:before="0" w:line="240" w:lineRule="auto"/>
-              <w:rPr>
-                <w:b/>
-                <w:sz w:val="28"/>
-                <w:szCs w:val="28"/>
-              </w:rPr>
-            </w:pPr>
-            <w:r>
-              <w:rPr>
-                <w:b/>
-                <w:sz w:val="28"/>
-                <w:szCs w:val="28"/>
-              </w:rPr>
-              <w:t>T.B.3.</w:t>
-            </w:r>
-            <w:r>
-              <w:rPr>
-                <w:b/>
-                <w:sz w:val="28"/>
-                <w:szCs w:val="28"/>
-              </w:rPr>
-              <w:t>8.11.1</w:t>
-            </w:r>
-          </w:p>
-          <w:p>
-            <w:pPr>
-              <w:spacing w:before="0" w:line="240" w:lineRule="auto"/>
-              <w:jc w:val="both"/>
-              <w:rPr>
-                <w:b/>
-                <w:sz w:val="28"/>
-                <w:szCs w:val="28"/>
-              </w:rPr>
-            </w:pPr>
-            <w:r>
-              <w:rPr>
-                <w:b/>
-                <w:sz w:val="28"/>
-                <w:szCs w:val="28"/>
-              </w:rPr>
-              <w:t>Statement No.</w:t>
-            </w:r>
-            <w:r>
-              <w:rPr>
-                <w:b/>
-                <w:sz w:val="28"/>
-                <w:szCs w:val="28"/>
-              </w:rPr>
-              <w:t xml:space="preserve"> – </w:t>
-            </w:r>
-            <w:r>
-              <w:rPr>
-                <w:b/>
-                <w:sz w:val="28"/>
-                <w:szCs w:val="28"/>
-              </w:rPr>
-              <w:t>6</w:t>
-            </w:r>
-          </w:p>
-          <w:p>
-            <w:pPr>
-              <w:spacing w:before="0" w:line="240" w:lineRule="auto"/>
-              <w:rPr>
-                <w:bCs/>
-                <w:sz w:val="28"/>
-                <w:szCs w:val="28"/>
-              </w:rPr>
-            </w:pPr>
-            <w:r>
-              <w:rPr>
-                <w:b/>
-                <w:sz w:val="28"/>
-                <w:szCs w:val="28"/>
-              </w:rPr>
-              <w:t xml:space="preserve">Dasini No.-  </w:t>
-            </w:r>
-            <w:r>
-              <w:rPr>
-                <w:b/>
-                <w:sz w:val="28"/>
-                <w:szCs w:val="28"/>
-              </w:rPr>
-              <w:t>42</w:t>
-            </w:r>
-          </w:p>
-        </w:tc>
-        <w:tc>
-          <w:tcPr>
-            <w:tcW w:w="5103" w:type="dxa"/>
-            <w:tcBorders>
-              <w:top w:val="single" w:sz="4" w:space="0" w:color="000000"/>
-              <w:left w:val="single" w:sz="4" w:space="0" w:color="000000"/>
-              <w:bottom w:val="single" w:sz="4" w:space="0" w:color="000000"/>
-              <w:right w:val="single" w:sz="4" w:space="0" w:color="000000"/>
-            </w:tcBorders>
-          </w:tcPr>
-          <w:p>
-            <w:pPr>
-              <w:widowControl w:val="0"/>
-              <w:autoSpaceDE w:val="0"/>
-              <w:autoSpaceDN w:val="0"/>
-              <w:adjustRightInd w:val="0"/>
-              <w:spacing w:before="0" w:line="240" w:lineRule="auto"/>
-              <w:rPr>
-                <w:rFonts w:ascii="BRH Malayalam Extra" w:hAnsi="BRH Malayalam Extra" w:cs="BRH Malayalam Extra"/>
-                <w:sz w:val="40"/>
-                <w:szCs w:val="40"/>
-              </w:rPr>
-            </w:pPr>
-            <w:r>
-              <w:rPr>
-                <w:rFonts w:ascii="BRH Malayalam Extra" w:hAnsi="BRH Malayalam Extra" w:cs="BRH Malayalam Extra"/>
-                <w:sz w:val="40"/>
-                <w:szCs w:val="40"/>
-              </w:rPr>
-              <w:t>sûxtx</w:t>
-            </w:r>
-            <w:r>
-              <w:rPr>
-                <w:rFonts w:ascii="BRH Malayalam Extra" w:hAnsi="BRH Malayalam Extra" w:cs="BRH Malayalam Extra"/>
-                <w:b/>
-                <w:sz w:val="34"/>
-                <w:szCs w:val="40"/>
-              </w:rPr>
-              <w:t>–</w:t>
-            </w:r>
-            <w:r>
-              <w:rPr>
-                <w:rFonts w:ascii="BRH Malayalam Extra" w:hAnsi="BRH Malayalam Extra" w:cs="BRH Malayalam Extra"/>
-                <w:sz w:val="40"/>
-                <w:szCs w:val="40"/>
-              </w:rPr>
-              <w:t>„„cy-ixcz—Zx</w:t>
-            </w:r>
-            <w:r>
-              <w:rPr>
-                <w:rFonts w:ascii="BRH Malayalam Extra" w:hAnsi="BRH Malayalam Extra" w:cs="BRH Malayalam Extra"/>
-                <w:sz w:val="40"/>
-                <w:szCs w:val="40"/>
-                <w:highlight w:val="yellow"/>
-              </w:rPr>
-              <w:t>j</w:t>
-            </w:r>
-            <w:r>
-              <w:rPr>
-                <w:rFonts w:ascii="BRH Malayalam Extra" w:hAnsi="BRH Malayalam Extra" w:cs="BRH Malayalam Extra"/>
-                <w:b/>
-                <w:sz w:val="34"/>
-                <w:szCs w:val="40"/>
-              </w:rPr>
-              <w:t>–</w:t>
-            </w:r>
-            <w:r>
-              <w:rPr>
-                <w:rFonts w:ascii="BRH Malayalam Extra" w:hAnsi="BRH Malayalam Extra" w:cs="BRH Malayalam Extra"/>
-                <w:sz w:val="40"/>
-                <w:szCs w:val="40"/>
-              </w:rPr>
-              <w:t xml:space="preserve"> sûxtx˜ |</w:t>
-            </w:r>
-            <w:r>
-              <w:rPr>
-                <w:rFonts w:ascii="BRH Malayalam Extra" w:hAnsi="BRH Malayalam Extra" w:cs="BRH Malayalam Extra"/>
-                <w:sz w:val="40"/>
-                <w:szCs w:val="40"/>
-              </w:rPr>
-              <w:t xml:space="preserve"> </w:t>
-            </w:r>
-          </w:p>
-        </w:tc>
-        <w:tc>
-          <w:tcPr>
-            <w:tcW w:w="4820" w:type="dxa"/>
-            <w:tcBorders>
-              <w:top w:val="single" w:sz="4" w:space="0" w:color="000000"/>
-              <w:left w:val="single" w:sz="4" w:space="0" w:color="000000"/>
-              <w:bottom w:val="single" w:sz="4" w:space="0" w:color="000000"/>
-              <w:right w:val="single" w:sz="4" w:space="0" w:color="000000"/>
-            </w:tcBorders>
-          </w:tcPr>
-          <w:p>
-            <w:pPr>
-              <w:widowControl w:val="0"/>
-              <w:autoSpaceDE w:val="0"/>
-              <w:autoSpaceDN w:val="0"/>
-              <w:adjustRightInd w:val="0"/>
-              <w:spacing w:before="0" w:line="240" w:lineRule="auto"/>
-              <w:rPr>
-                <w:rFonts w:ascii="BRH Malayalam Extra" w:hAnsi="BRH Malayalam Extra" w:cs="BRH Malayalam Extra"/>
-                <w:sz w:val="40"/>
-                <w:szCs w:val="40"/>
-              </w:rPr>
-            </w:pPr>
-            <w:r>
-              <w:rPr>
-                <w:rFonts w:ascii="BRH Malayalam Extra" w:hAnsi="BRH Malayalam Extra" w:cs="BRH Malayalam Extra"/>
-                <w:sz w:val="40"/>
-                <w:szCs w:val="40"/>
-              </w:rPr>
-              <w:t>sûxtx</w:t>
-            </w:r>
-            <w:r>
-              <w:rPr>
-                <w:rFonts w:ascii="BRH Malayalam Extra" w:hAnsi="BRH Malayalam Extra" w:cs="BRH Malayalam Extra"/>
-                <w:b/>
-                <w:sz w:val="34"/>
-                <w:szCs w:val="40"/>
-              </w:rPr>
-              <w:t>–</w:t>
-            </w:r>
-            <w:r>
-              <w:rPr>
-                <w:rFonts w:ascii="BRH Malayalam Extra" w:hAnsi="BRH Malayalam Extra" w:cs="BRH Malayalam Extra"/>
-                <w:sz w:val="40"/>
-                <w:szCs w:val="40"/>
-              </w:rPr>
-              <w:t>„„cy-ixcz—</w:t>
-            </w:r>
-            <w:r>
-              <w:rPr>
-                <w:rFonts w:ascii="BRH Malayalam Extra" w:hAnsi="BRH Malayalam Extra" w:cs="BRH Malayalam Extra"/>
-                <w:sz w:val="40"/>
-                <w:szCs w:val="40"/>
-                <w:highlight w:val="green"/>
-              </w:rPr>
-              <w:t>Zx</w:t>
-            </w:r>
-            <w:r>
-              <w:rPr>
-                <w:rFonts w:ascii="BRH Malayalam Extra" w:hAnsi="BRH Malayalam Extra" w:cs="BRH Malayalam Extra"/>
-                <w:b/>
-                <w:sz w:val="34"/>
-                <w:szCs w:val="40"/>
-              </w:rPr>
-              <w:t>–</w:t>
-            </w:r>
-            <w:r>
-              <w:rPr>
-                <w:rFonts w:ascii="BRH Malayalam Extra" w:hAnsi="BRH Malayalam Extra" w:cs="BRH Malayalam Extra"/>
-                <w:sz w:val="40"/>
-                <w:szCs w:val="40"/>
-              </w:rPr>
-              <w:t>j sûxtx˜ |</w:t>
-            </w:r>
-            <w:r>
-              <w:rPr>
-                <w:rFonts w:ascii="BRH Malayalam Extra" w:hAnsi="BRH Malayalam Extra" w:cs="BRH Malayalam Extra"/>
-                <w:sz w:val="40"/>
-                <w:szCs w:val="40"/>
-              </w:rPr>
-              <w:t xml:space="preserve"> </w:t>
-            </w:r>
-          </w:p>
-        </w:tc>
-      </w:tr>
-      <w:tr>
         <w:trPr>
           <w:trHeight w:val="915"/>
         </w:trPr>
@@ -1932,6 +1664,7 @@
           <w:szCs w:val="32"/>
           <w:u w:val="single"/>
         </w:rPr>
+        <w:lastRenderedPageBreak/>
         <w:t xml:space="preserve">TaittirIya BrAhmaNam - TB 3.7 to 3.12   </w:t>
       </w:r>
     </w:p>
@@ -3571,7 +3304,6 @@
                 <w:szCs w:val="40"/>
                 <w:lang w:bidi="ml-IN"/>
               </w:rPr>
-              <w:lastRenderedPageBreak/>
               <w:t>Py—d¡</w:t>
             </w:r>
             <w:r>
@@ -3626,7 +3358,6 @@
                 <w:szCs w:val="40"/>
                 <w:lang w:bidi="ml-IN"/>
               </w:rPr>
-              <w:lastRenderedPageBreak/>
               <w:t>¥jx˜„²yI dx—Py¥</w:t>
             </w:r>
             <w:r>
@@ -3681,7 +3412,6 @@
                 <w:szCs w:val="40"/>
                 <w:lang w:bidi="ml-IN"/>
               </w:rPr>
-              <w:lastRenderedPageBreak/>
               <w:t>Py—d¡</w:t>
             </w:r>
             <w:r>
@@ -3727,7 +3457,6 @@
           <w:szCs w:val="32"/>
           <w:u w:val="single"/>
         </w:rPr>
-        <w:lastRenderedPageBreak/>
         <w:t>===========</w:t>
       </w:r>
     </w:p>
@@ -4892,7 +4621,6 @@
                 <w:sz w:val="28"/>
                 <w:szCs w:val="28"/>
               </w:rPr>
-              <w:lastRenderedPageBreak/>
               <w:t>T.B.3.7.10.6</w:t>
             </w:r>
           </w:p>
@@ -5331,6 +5059,7 @@
                 <w:sz w:val="28"/>
                 <w:szCs w:val="28"/>
               </w:rPr>
+              <w:lastRenderedPageBreak/>
               <w:t>Dasini No.-  4</w:t>
             </w:r>
           </w:p>
@@ -5360,6 +5089,7 @@
                 <w:sz w:val="40"/>
                 <w:szCs w:val="40"/>
               </w:rPr>
+              <w:lastRenderedPageBreak/>
               <w:t>by</w:t>
             </w:r>
             <w:r>
@@ -6979,7 +6709,6 @@
                 <w:sz w:val="28"/>
                 <w:szCs w:val="28"/>
               </w:rPr>
-              <w:lastRenderedPageBreak/>
               <w:t>T.B.3.9.11.4</w:t>
             </w:r>
           </w:p>
@@ -9110,6 +8839,7 @@
                 <w:szCs w:val="28"/>
                 <w:lang w:val="it-IT"/>
               </w:rPr>
+              <w:lastRenderedPageBreak/>
               <w:t>T.B.3.7.1.3</w:t>
             </w:r>
           </w:p>
@@ -10764,7 +10494,6 @@
                 <w:szCs w:val="28"/>
                 <w:lang w:val="it-IT"/>
               </w:rPr>
-              <w:lastRenderedPageBreak/>
               <w:t>T.B.3.11.9.8</w:t>
             </w:r>
           </w:p>
@@ -11207,6 +10936,7 @@
                 <w:szCs w:val="28"/>
                 <w:lang w:val="it-IT"/>
               </w:rPr>
+              <w:lastRenderedPageBreak/>
               <w:t>T.B.3.12.5.4</w:t>
             </w:r>
           </w:p>
@@ -12271,7 +12001,6 @@
                 <w:sz w:val="28"/>
                 <w:szCs w:val="28"/>
               </w:rPr>
-              <w:lastRenderedPageBreak/>
               <w:t>TB 3.7.1.6</w:t>
             </w:r>
           </w:p>
@@ -12709,6 +12438,7 @@
                 <w:sz w:val="28"/>
                 <w:szCs w:val="28"/>
               </w:rPr>
+              <w:lastRenderedPageBreak/>
               <w:t>TB 3.8.6.4</w:t>
             </w:r>
           </w:p>
@@ -14207,7 +13937,6 @@
                 <w:sz w:val="28"/>
                 <w:szCs w:val="28"/>
               </w:rPr>
-              <w:lastRenderedPageBreak/>
               <w:t>TB 3.8.11.2</w:t>
             </w:r>
           </w:p>
@@ -14810,6 +14539,7 @@
                 <w:sz w:val="28"/>
                 <w:szCs w:val="28"/>
               </w:rPr>
+              <w:lastRenderedPageBreak/>
               <w:t>TB 3.8.12.2</w:t>
             </w:r>
           </w:p>
@@ -16171,7 +15901,6 @@
                 <w:sz w:val="28"/>
                 <w:szCs w:val="28"/>
               </w:rPr>
-              <w:lastRenderedPageBreak/>
               <w:t>(at 2 places)</w:t>
             </w:r>
           </w:p>
@@ -16207,7 +15936,6 @@
                 <w:szCs w:val="40"/>
                 <w:lang w:val="it-IT"/>
               </w:rPr>
-              <w:lastRenderedPageBreak/>
               <w:t>j</w:t>
             </w:r>
             <w:r>
@@ -16304,7 +16032,6 @@
                 <w:sz w:val="40"/>
                 <w:szCs w:val="40"/>
               </w:rPr>
-              <w:lastRenderedPageBreak/>
               <w:t>-j—¹</w:t>
             </w:r>
             <w:r>
@@ -16357,7 +16084,6 @@
                 <w:szCs w:val="40"/>
                 <w:lang w:val="it-IT"/>
               </w:rPr>
-              <w:lastRenderedPageBreak/>
               <w:t>j</w:t>
             </w:r>
             <w:r>
@@ -16454,7 +16180,6 @@
                 <w:sz w:val="40"/>
                 <w:szCs w:val="40"/>
               </w:rPr>
-              <w:lastRenderedPageBreak/>
               <w:t>-j—¹</w:t>
             </w:r>
             <w:r>
@@ -16501,7 +16226,6 @@
                 <w:sz w:val="28"/>
                 <w:szCs w:val="28"/>
               </w:rPr>
-              <w:lastRenderedPageBreak/>
               <w:t>TB 3.9.2.2</w:t>
             </w:r>
           </w:p>
@@ -17141,6 +16865,7 @@
                 <w:sz w:val="28"/>
                 <w:szCs w:val="28"/>
               </w:rPr>
+              <w:lastRenderedPageBreak/>
               <w:t>TB 3.9.3.1</w:t>
             </w:r>
           </w:p>
@@ -18509,7 +18234,6 @@
                 <w:sz w:val="28"/>
                 <w:szCs w:val="28"/>
               </w:rPr>
-              <w:lastRenderedPageBreak/>
               <w:t>TB 3.9.7.4</w:t>
             </w:r>
           </w:p>
@@ -19059,6 +18783,7 @@
                 <w:sz w:val="28"/>
                 <w:szCs w:val="28"/>
               </w:rPr>
+              <w:lastRenderedPageBreak/>
               <w:t>TB 3.9.12.3</w:t>
             </w:r>
           </w:p>
@@ -20161,7 +19886,6 @@
                 <w:sz w:val="28"/>
                 <w:szCs w:val="28"/>
               </w:rPr>
-              <w:lastRenderedPageBreak/>
               <w:t>TB 3.9.18.1</w:t>
             </w:r>
           </w:p>
@@ -20828,6 +20552,7 @@
                 <w:sz w:val="28"/>
                 <w:szCs w:val="28"/>
               </w:rPr>
+              <w:lastRenderedPageBreak/>
               <w:t>4th</w:t>
             </w:r>
             <w:r>
@@ -20864,6 +20589,7 @@
                 <w:sz w:val="40"/>
                 <w:szCs w:val="40"/>
               </w:rPr>
+              <w:lastRenderedPageBreak/>
               <w:t>e¡</w:t>
             </w:r>
             <w:r>
@@ -20939,6 +20665,7 @@
                 <w:sz w:val="40"/>
                 <w:szCs w:val="40"/>
               </w:rPr>
+              <w:lastRenderedPageBreak/>
               <w:t>hy</w:t>
             </w:r>
             <w:r>
@@ -20984,6 +20711,7 @@
                 <w:sz w:val="40"/>
                 <w:szCs w:val="40"/>
               </w:rPr>
+              <w:lastRenderedPageBreak/>
               <w:t>e¡</w:t>
             </w:r>
             <w:r>
@@ -21051,6 +20779,7 @@
                 <w:sz w:val="40"/>
                 <w:szCs w:val="40"/>
               </w:rPr>
+              <w:lastRenderedPageBreak/>
               <w:t>hy</w:t>
             </w:r>
             <w:r>
@@ -21106,6 +20835,7 @@
                 <w:sz w:val="28"/>
                 <w:szCs w:val="28"/>
               </w:rPr>
+              <w:lastRenderedPageBreak/>
               <w:t>TB 3.10.1.4</w:t>
             </w:r>
           </w:p>
@@ -22282,7 +22012,6 @@
                 <w:sz w:val="28"/>
                 <w:szCs w:val="28"/>
               </w:rPr>
-              <w:lastRenderedPageBreak/>
               <w:t>TB 3.10.11.7</w:t>
             </w:r>
           </w:p>
@@ -22916,6 +22645,7 @@
                 <w:sz w:val="28"/>
                 <w:szCs w:val="28"/>
               </w:rPr>
+              <w:lastRenderedPageBreak/>
               <w:t>8th</w:t>
             </w:r>
             <w:r>
@@ -22957,6 +22687,7 @@
                 <w:szCs w:val="40"/>
                 <w:highlight w:val="yellow"/>
               </w:rPr>
+              <w:lastRenderedPageBreak/>
               <w:t>ZI</w:t>
             </w:r>
             <w:r>
@@ -22997,7 +22728,16 @@
                 <w:sz w:val="40"/>
                 <w:szCs w:val="40"/>
               </w:rPr>
-              <w:t xml:space="preserve">-i±y—ZI | </w:t>
+              <w:t>-</w:t>
+            </w:r>
+            <w:r>
+              <w:rPr>
+                <w:rFonts w:ascii="BRH Malayalam Extra" w:hAnsi="BRH Malayalam Extra" w:cs="BRH Malayalam Extra"/>
+                <w:sz w:val="40"/>
+                <w:szCs w:val="40"/>
+              </w:rPr>
+              <w:lastRenderedPageBreak/>
+              <w:t xml:space="preserve">i±y—ZI | </w:t>
             </w:r>
           </w:p>
         </w:tc>
@@ -23030,6 +22770,7 @@
                 <w:sz w:val="40"/>
                 <w:szCs w:val="40"/>
               </w:rPr>
+              <w:lastRenderedPageBreak/>
               <w:t>Z</w:t>
             </w:r>
             <w:r>
@@ -23079,7 +22820,16 @@
                 <w:sz w:val="40"/>
                 <w:szCs w:val="40"/>
               </w:rPr>
-              <w:t xml:space="preserve">-i±y—ZI | </w:t>
+              <w:t>-</w:t>
+            </w:r>
+            <w:r>
+              <w:rPr>
+                <w:rFonts w:ascii="BRH Malayalam Extra" w:hAnsi="BRH Malayalam Extra" w:cs="BRH Malayalam Extra"/>
+                <w:sz w:val="40"/>
+                <w:szCs w:val="40"/>
+              </w:rPr>
+              <w:lastRenderedPageBreak/>
+              <w:t xml:space="preserve">i±y—ZI | </w:t>
             </w:r>
           </w:p>
         </w:tc>
@@ -23108,6 +22858,7 @@
                 <w:sz w:val="28"/>
                 <w:szCs w:val="28"/>
               </w:rPr>
+              <w:lastRenderedPageBreak/>
               <w:t>TB 3.11.1.10</w:t>
             </w:r>
           </w:p>
@@ -24050,17 +23801,7 @@
                 <w:szCs w:val="40"/>
                 <w:lang w:bidi="hi-IN"/>
               </w:rPr>
-              <w:t xml:space="preserve"> DÀ—k </w:t>
-            </w:r>
-            <w:r>
-              <w:rPr>
-                <w:rFonts w:ascii="BRH Malayalam Extra" w:hAnsi="BRH Malayalam Extra" w:cs="BRH Malayalam Extra"/>
-                <w:sz w:val="40"/>
-                <w:szCs w:val="40"/>
-                <w:lang w:bidi="hi-IN"/>
-              </w:rPr>
-              <w:lastRenderedPageBreak/>
-              <w:t>sZûxdJ</w:t>
+              <w:t xml:space="preserve"> DÀ—k sZûxdJ</w:t>
             </w:r>
             <w:r>
               <w:rPr>
@@ -24124,7 +23865,6 @@
                 <w:szCs w:val="40"/>
                 <w:lang w:val="it-IT" w:bidi="hi-IN"/>
               </w:rPr>
-              <w:lastRenderedPageBreak/>
               <w:t>DÀ—k pª</w:t>
             </w:r>
             <w:r>
@@ -24173,17 +23913,7 @@
                 <w:szCs w:val="40"/>
                 <w:lang w:val="it-IT" w:bidi="hi-IN"/>
               </w:rPr>
-              <w:t xml:space="preserve"> DÀ—k </w:t>
-            </w:r>
-            <w:r>
-              <w:rPr>
-                <w:rFonts w:ascii="BRH Malayalam Extra" w:hAnsi="BRH Malayalam Extra" w:cs="BRH Malayalam Extra"/>
-                <w:sz w:val="40"/>
-                <w:szCs w:val="40"/>
-                <w:lang w:val="it-IT" w:bidi="hi-IN"/>
-              </w:rPr>
-              <w:lastRenderedPageBreak/>
-              <w:t xml:space="preserve">sZûxdJ </w:t>
+              <w:t xml:space="preserve"> DÀ—k sZûxdJ </w:t>
             </w:r>
             <w:r>
               <w:rPr>
@@ -24232,7 +23962,6 @@
                 <w:sz w:val="28"/>
                 <w:szCs w:val="28"/>
               </w:rPr>
-              <w:lastRenderedPageBreak/>
               <w:t>TB 3.11.8.3</w:t>
             </w:r>
           </w:p>
@@ -24873,6 +24602,7 @@
                 <w:sz w:val="28"/>
                 <w:szCs w:val="28"/>
               </w:rPr>
+              <w:lastRenderedPageBreak/>
               <w:t>TB 3.12.8.3</w:t>
             </w:r>
           </w:p>
@@ -25831,7 +25561,6 @@
                 <w:sz w:val="32"/>
                 <w:szCs w:val="36"/>
               </w:rPr>
-              <w:lastRenderedPageBreak/>
               <w:t>9th Sentence of</w:t>
             </w:r>
           </w:p>
@@ -25873,7 +25602,6 @@
                 <w:sz w:val="36"/>
                 <w:szCs w:val="36"/>
               </w:rPr>
-              <w:lastRenderedPageBreak/>
               <w:t>Ae—ÒxÅcû¥d– d¥k˜</w:t>
             </w:r>
           </w:p>
@@ -25945,7 +25673,6 @@
                 <w:sz w:val="36"/>
                 <w:szCs w:val="36"/>
               </w:rPr>
-              <w:lastRenderedPageBreak/>
               <w:t>Ae—ÒxÅ</w:t>
             </w:r>
             <w:r>
@@ -26062,7 +25789,6 @@
                 <w:sz w:val="32"/>
                 <w:szCs w:val="36"/>
               </w:rPr>
-              <w:lastRenderedPageBreak/>
               <w:t xml:space="preserve">T.B.3.7.11.2 </w:t>
             </w:r>
           </w:p>
@@ -26416,6 +26142,7 @@
           <w:szCs w:val="32"/>
           <w:u w:val="single"/>
         </w:rPr>
+        <w:lastRenderedPageBreak/>
         <w:t>============</w:t>
       </w:r>
     </w:p>
@@ -27154,7 +26881,6 @@
                 <w:sz w:val="28"/>
                 <w:szCs w:val="28"/>
               </w:rPr>
-              <w:lastRenderedPageBreak/>
               <w:t xml:space="preserve">3-7-3-4 </w:t>
             </w:r>
             <w:r>
@@ -27762,6 +27488,7 @@
                 <w:sz w:val="28"/>
                 <w:szCs w:val="28"/>
               </w:rPr>
+              <w:lastRenderedPageBreak/>
               <w:t xml:space="preserve">3-7-5-11 - </w:t>
             </w:r>
             <w:r>
@@ -28604,7 +28331,6 @@
                 <w:sz w:val="28"/>
                 <w:szCs w:val="28"/>
               </w:rPr>
-              <w:lastRenderedPageBreak/>
               <w:t>3-7-8-3 Dasini 95</w:t>
             </w:r>
           </w:p>
@@ -29078,6 +28804,7 @@
                 <w:sz w:val="28"/>
                 <w:szCs w:val="28"/>
               </w:rPr>
+              <w:lastRenderedPageBreak/>
               <w:t xml:space="preserve">3-7-11-2 </w:t>
             </w:r>
             <w:r>
@@ -29864,7 +29591,6 @@
                 <w:sz w:val="28"/>
                 <w:szCs w:val="28"/>
               </w:rPr>
-              <w:lastRenderedPageBreak/>
               <w:t xml:space="preserve">3-8-2-2 </w:t>
             </w:r>
             <w:r>
@@ -30391,6 +30117,7 @@
                 <w:sz w:val="28"/>
                 <w:szCs w:val="28"/>
               </w:rPr>
+              <w:lastRenderedPageBreak/>
               <w:t xml:space="preserve">3-8-4-1 </w:t>
             </w:r>
             <w:r>
@@ -31235,7 +30962,6 @@
                 <w:szCs w:val="28"/>
                 <w:lang w:val="en-IN" w:eastAsia="en-IN"/>
               </w:rPr>
-              <w:lastRenderedPageBreak/>
               <w:t>3-8-23-3 Dasini 91</w:t>
             </w:r>
           </w:p>
@@ -31473,6 +31199,7 @@
                 <w:szCs w:val="28"/>
                 <w:lang w:bidi="ta-IN"/>
               </w:rPr>
+              <w:lastRenderedPageBreak/>
               <w:t>3-9-11-3 Dasini 44</w:t>
             </w:r>
           </w:p>
@@ -32596,18 +32323,7 @@
                 <w:szCs w:val="28"/>
                 <w:lang w:bidi="ta-IN"/>
               </w:rPr>
-              <w:t xml:space="preserve">  in lower note or pause as per your Guru’s </w:t>
-            </w:r>
-            <w:r>
-              <w:rPr>
-                <w:rFonts w:cs="Arial"/>
-                <w:bCs/>
-                <w:sz w:val="28"/>
-                <w:szCs w:val="28"/>
-                <w:lang w:bidi="ta-IN"/>
-              </w:rPr>
-              <w:lastRenderedPageBreak/>
-              <w:t>teachings. “</w:t>
+              <w:t xml:space="preserve">  in lower note or pause as per your Guru’s teachings. “</w:t>
             </w:r>
             <w:r>
               <w:rPr>
@@ -32667,7 +32383,6 @@
           <w:b/>
           <w:sz w:val="36"/>
         </w:rPr>
-        <w:lastRenderedPageBreak/>
         <w:t>=============</w:t>
       </w:r>
     </w:p>

--- a/brAhmaNa/TB 3.7-3.12 Malayalam Corrections.docx
+++ b/brAhmaNa/TB 3.7-3.12 Malayalam Corrections.docx
@@ -1538,6 +1538,99 @@
                 <w:szCs w:val="28"/>
               </w:rPr>
             </w:pPr>
+            <w:r>
+              <w:rPr>
+                <w:b/>
+                <w:sz w:val="28"/>
+                <w:szCs w:val="28"/>
+              </w:rPr>
+              <w:t>T.B.3.</w:t>
+            </w:r>
+            <w:r>
+              <w:rPr>
+                <w:b/>
+                <w:sz w:val="28"/>
+                <w:szCs w:val="28"/>
+              </w:rPr>
+              <w:t>11.</w:t>
+            </w:r>
+            <w:r>
+              <w:rPr>
+                <w:b/>
+                <w:sz w:val="28"/>
+                <w:szCs w:val="28"/>
+              </w:rPr>
+              <w:t>1.</w:t>
+            </w:r>
+            <w:r>
+              <w:rPr>
+                <w:b/>
+                <w:sz w:val="28"/>
+                <w:szCs w:val="28"/>
+              </w:rPr>
+              <w:t>3</w:t>
+            </w:r>
+          </w:p>
+          <w:p>
+            <w:pPr>
+              <w:spacing w:before="0" w:line="240" w:lineRule="auto"/>
+              <w:jc w:val="both"/>
+              <w:rPr>
+                <w:b/>
+                <w:sz w:val="28"/>
+                <w:szCs w:val="28"/>
+              </w:rPr>
+            </w:pPr>
+            <w:r>
+              <w:rPr>
+                <w:b/>
+                <w:sz w:val="28"/>
+                <w:szCs w:val="28"/>
+              </w:rPr>
+              <w:t>Statement No.</w:t>
+            </w:r>
+            <w:r>
+              <w:rPr>
+                <w:b/>
+                <w:sz w:val="28"/>
+                <w:szCs w:val="28"/>
+              </w:rPr>
+              <w:t xml:space="preserve"> – </w:t>
+            </w:r>
+            <w:r>
+              <w:rPr>
+                <w:b/>
+                <w:sz w:val="28"/>
+                <w:szCs w:val="28"/>
+              </w:rPr>
+              <w:t>6</w:t>
+            </w:r>
+          </w:p>
+          <w:p>
+            <w:pPr>
+              <w:spacing w:before="0" w:line="240" w:lineRule="auto"/>
+              <w:rPr>
+                <w:b/>
+                <w:sz w:val="28"/>
+                <w:szCs w:val="28"/>
+              </w:rPr>
+            </w:pPr>
+            <w:r>
+              <w:rPr>
+                <w:b/>
+                <w:sz w:val="28"/>
+                <w:szCs w:val="28"/>
+              </w:rPr>
+              <w:t xml:space="preserve">Dasini No.-  </w:t>
+            </w:r>
+            <w:r>
+              <w:rPr>
+                <w:b/>
+                <w:sz w:val="28"/>
+                <w:szCs w:val="28"/>
+              </w:rPr>
+              <w:t>3</w:t>
+            </w:r>
           </w:p>
         </w:tc>
         <w:tc>
@@ -1552,7 +1645,6 @@
           </w:tcPr>
           <w:p>
             <w:pPr>
-              <w:widowControl w:val="0"/>
               <w:autoSpaceDE w:val="0"/>
               <w:autoSpaceDN w:val="0"/>
               <w:adjustRightInd w:val="0"/>
@@ -1563,6 +1655,114 @@
                 <w:szCs w:val="40"/>
               </w:rPr>
             </w:pPr>
+            <w:r>
+              <w:rPr>
+                <w:rFonts w:ascii="BRH Malayalam Extra" w:hAnsi="BRH Malayalam Extra" w:cs="BRH Malayalam Extra"/>
+                <w:sz w:val="40"/>
+                <w:szCs w:val="40"/>
+              </w:rPr>
+              <w:t>Z</w:t>
+            </w:r>
+            <w:r>
+              <w:rPr>
+                <w:rFonts w:ascii="BRH Malayalam" w:hAnsi="BRH Malayalam" w:cs="BRH Malayalam"/>
+                <w:color w:val="000000"/>
+                <w:sz w:val="40"/>
+                <w:szCs w:val="40"/>
+              </w:rPr>
+              <w:t>¥</w:t>
+            </w:r>
+            <w:r>
+              <w:rPr>
+                <w:rFonts w:ascii="BRH Malayalam" w:hAnsi="BRH Malayalam" w:cs="BRH Malayalam"/>
+                <w:color w:val="000000"/>
+                <w:sz w:val="40"/>
+                <w:szCs w:val="40"/>
+                <w:highlight w:val="yellow"/>
+              </w:rPr>
+              <w:t>Ç</w:t>
+            </w:r>
+            <w:r>
+              <w:rPr>
+                <w:rFonts w:ascii="BRH Malayalam Extra" w:hAnsi="BRH Malayalam Extra" w:cs="BRH Malayalam Extra"/>
+                <w:sz w:val="40"/>
+                <w:szCs w:val="40"/>
+              </w:rPr>
+              <w:t>û</w:t>
+            </w:r>
+            <w:r>
+              <w:rPr>
+                <w:rFonts w:ascii="BRH Malayalam" w:hAnsi="BRH Malayalam" w:cs="BRH Malayalam"/>
+                <w:color w:val="000000"/>
+                <w:sz w:val="40"/>
+                <w:szCs w:val="40"/>
+              </w:rPr>
+              <w:t>x</w:t>
+            </w:r>
+            <w:r>
+              <w:rPr>
+                <w:rFonts w:ascii="BRH Malayalam Extra" w:hAnsi="BRH Malayalam Extra" w:cs="BRH Malayalam Extra"/>
+                <w:sz w:val="40"/>
+                <w:szCs w:val="40"/>
+              </w:rPr>
+              <w:t>e—b¥c Kxi</w:t>
+            </w:r>
+            <w:r>
+              <w:rPr>
+                <w:rFonts w:ascii="BRH Malayalam Extra" w:hAnsi="BRH Malayalam Extra" w:cs="BRH Malayalam Extra"/>
+                <w:b/>
+                <w:sz w:val="34"/>
+                <w:szCs w:val="40"/>
+              </w:rPr>
+              <w:t>–</w:t>
+            </w:r>
+            <w:r>
+              <w:rPr>
+                <w:rFonts w:ascii="BRH Malayalam Extra" w:hAnsi="BRH Malayalam Extra" w:cs="BRH Malayalam Extra"/>
+                <w:sz w:val="40"/>
+                <w:szCs w:val="40"/>
+              </w:rPr>
+              <w:t>b¡N</w:t>
+            </w:r>
+            <w:r>
+              <w:rPr>
+                <w:rFonts w:ascii="BRH Malayalam Extra" w:hAnsi="BRH Malayalam Extra" w:cs="BRH Malayalam Extra"/>
+                <w:b/>
+                <w:sz w:val="34"/>
+                <w:szCs w:val="40"/>
+              </w:rPr>
+              <w:t>–</w:t>
+            </w:r>
+            <w:r>
+              <w:rPr>
+                <w:rFonts w:ascii="BRH Malayalam Extra" w:hAnsi="BRH Malayalam Extra" w:cs="BRH Malayalam Extra"/>
+                <w:b/>
+                <w:sz w:val="34"/>
+                <w:szCs w:val="40"/>
+              </w:rPr>
+              <w:t>-</w:t>
+            </w:r>
+          </w:p>
+          <w:p>
+            <w:pPr>
+              <w:autoSpaceDE w:val="0"/>
+              <w:autoSpaceDN w:val="0"/>
+              <w:adjustRightInd w:val="0"/>
+              <w:spacing w:before="0" w:line="240" w:lineRule="auto"/>
+              <w:rPr>
+                <w:rFonts w:ascii="BRH Malayalam Extra" w:hAnsi="BRH Malayalam Extra" w:cs="BRH Malayalam Extra"/>
+                <w:sz w:val="40"/>
+                <w:szCs w:val="40"/>
+              </w:rPr>
+            </w:pPr>
+            <w:r>
+              <w:rPr>
+                <w:rFonts w:ascii="BRH Malayalam Extra" w:hAnsi="BRH Malayalam Extra" w:cs="BRH Malayalam Extra"/>
+                <w:sz w:val="40"/>
+                <w:szCs w:val="40"/>
+              </w:rPr>
+              <w:t>i±y—ZI |</w:t>
+            </w:r>
           </w:p>
         </w:tc>
         <w:tc>
@@ -1577,7 +1777,6 @@
           </w:tcPr>
           <w:p>
             <w:pPr>
-              <w:widowControl w:val="0"/>
               <w:autoSpaceDE w:val="0"/>
               <w:autoSpaceDN w:val="0"/>
               <w:adjustRightInd w:val="0"/>
@@ -1588,6 +1787,66 @@
                 <w:szCs w:val="40"/>
               </w:rPr>
             </w:pPr>
+            <w:r>
+              <w:rPr>
+                <w:rFonts w:ascii="BRH Malayalam Extra" w:hAnsi="BRH Malayalam Extra" w:cs="BRH Malayalam Extra"/>
+                <w:sz w:val="40"/>
+                <w:szCs w:val="40"/>
+              </w:rPr>
+              <w:t>Z</w:t>
+            </w:r>
+            <w:r>
+              <w:rPr>
+                <w:rFonts w:ascii="BRH Malayalam" w:hAnsi="BRH Malayalam" w:cs="BRH Malayalam"/>
+                <w:color w:val="000000"/>
+                <w:sz w:val="40"/>
+                <w:szCs w:val="40"/>
+                <w:highlight w:val="green"/>
+              </w:rPr>
+              <w:t>¥Àûx</w:t>
+            </w:r>
+            <w:r>
+              <w:rPr>
+                <w:rFonts w:ascii="BRH Malayalam Extra" w:hAnsi="BRH Malayalam Extra" w:cs="BRH Malayalam Extra"/>
+                <w:sz w:val="40"/>
+                <w:szCs w:val="40"/>
+              </w:rPr>
+              <w:t>e—b¥c Kxi</w:t>
+            </w:r>
+            <w:r>
+              <w:rPr>
+                <w:rFonts w:ascii="BRH Malayalam Extra" w:hAnsi="BRH Malayalam Extra" w:cs="BRH Malayalam Extra"/>
+                <w:b/>
+                <w:sz w:val="34"/>
+                <w:szCs w:val="40"/>
+              </w:rPr>
+              <w:t>–</w:t>
+            </w:r>
+            <w:r>
+              <w:rPr>
+                <w:rFonts w:ascii="BRH Malayalam Extra" w:hAnsi="BRH Malayalam Extra" w:cs="BRH Malayalam Extra"/>
+                <w:sz w:val="40"/>
+                <w:szCs w:val="40"/>
+              </w:rPr>
+              <w:t>b¡N</w:t>
+            </w:r>
+            <w:r>
+              <w:rPr>
+                <w:rFonts w:ascii="BRH Malayalam Extra" w:hAnsi="BRH Malayalam Extra" w:cs="BRH Malayalam Extra"/>
+                <w:b/>
+                <w:sz w:val="34"/>
+                <w:szCs w:val="40"/>
+              </w:rPr>
+              <w:t>–</w:t>
+            </w:r>
+            <w:r>
+              <w:rPr>
+                <w:rFonts w:ascii="BRH Malayalam Extra" w:hAnsi="BRH Malayalam Extra" w:cs="BRH Malayalam Extra"/>
+                <w:sz w:val="40"/>
+                <w:szCs w:val="40"/>
+              </w:rPr>
+              <w:t>-i±y—ZI |</w:t>
+            </w:r>
           </w:p>
         </w:tc>
       </w:tr>
@@ -1664,7 +1923,6 @@
           <w:szCs w:val="32"/>
           <w:u w:val="single"/>
         </w:rPr>
-        <w:lastRenderedPageBreak/>
         <w:t xml:space="preserve">TaittirIya BrAhmaNam - TB 3.7 to 3.12   </w:t>
       </w:r>
     </w:p>
@@ -5023,6 +5281,7 @@
                 <w:sz w:val="28"/>
                 <w:szCs w:val="28"/>
               </w:rPr>
+              <w:lastRenderedPageBreak/>
               <w:t>T.B.3.8.2.2</w:t>
             </w:r>
           </w:p>
@@ -5059,7 +5318,6 @@
                 <w:sz w:val="28"/>
                 <w:szCs w:val="28"/>
               </w:rPr>
-              <w:lastRenderedPageBreak/>
               <w:t>Dasini No.-  4</w:t>
             </w:r>
           </w:p>
@@ -5089,7 +5347,6 @@
                 <w:sz w:val="40"/>
                 <w:szCs w:val="40"/>
               </w:rPr>
-              <w:lastRenderedPageBreak/>
               <w:t>by</w:t>
             </w:r>
             <w:r>
@@ -7069,6 +7326,7 @@
                 <w:sz w:val="40"/>
                 <w:szCs w:val="40"/>
               </w:rPr>
+              <w:lastRenderedPageBreak/>
               <w:t>R¡</w:t>
             </w:r>
             <w:r>
@@ -7118,6 +7376,7 @@
                 <w:sz w:val="40"/>
                 <w:szCs w:val="40"/>
               </w:rPr>
+              <w:lastRenderedPageBreak/>
               <w:t>sûx¥tZõ—ph£</w:t>
             </w:r>
             <w:r>
@@ -7170,6 +7429,7 @@
                 <w:sz w:val="40"/>
                 <w:szCs w:val="40"/>
               </w:rPr>
+              <w:lastRenderedPageBreak/>
               <w:t>R¡</w:t>
             </w:r>
             <w:r>
@@ -8745,6 +9005,7 @@
                 <w:sz w:val="32"/>
                 <w:szCs w:val="32"/>
               </w:rPr>
+              <w:lastRenderedPageBreak/>
               <w:t>Reference</w:t>
             </w:r>
           </w:p>
@@ -8767,6 +9028,7 @@
                 <w:sz w:val="32"/>
                 <w:szCs w:val="32"/>
               </w:rPr>
+              <w:lastRenderedPageBreak/>
               <w:t>As Printed</w:t>
             </w:r>
           </w:p>
@@ -8808,6 +9070,7 @@
                 <w:sz w:val="32"/>
                 <w:szCs w:val="32"/>
               </w:rPr>
+              <w:lastRenderedPageBreak/>
               <w:t>(Comments and analysis)</w:t>
             </w:r>
           </w:p>

--- a/brAhmaNa/TB 3.7-3.12 Malayalam Corrections.docx
+++ b/brAhmaNa/TB 3.7-3.12 Malayalam Corrections.docx
@@ -83,10 +83,9 @@
           <w:bCs/>
           <w:sz w:val="32"/>
           <w:szCs w:val="32"/>
-          <w:highlight w:val="red"/>
           <w:u w:val="single"/>
         </w:rPr>
-        <w:t>???</w:t>
+        <w:t>31st July 2026</w:t>
       </w:r>
     </w:p>
     <w:p>
@@ -327,7 +326,16 @@
                 <w:sz w:val="28"/>
                 <w:szCs w:val="28"/>
               </w:rPr>
-              <w:t xml:space="preserve">Dasini No.-  </w:t>
+              <w:t>Dasini No.</w:t>
+            </w:r>
+            <w:proofErr w:type="gramStart"/>
+            <w:r>
+              <w:rPr>
+                <w:b/>
+                <w:sz w:val="28"/>
+                <w:szCs w:val="28"/>
+              </w:rPr>
+              <w:t xml:space="preserve">-  </w:t>
             </w:r>
             <w:r>
               <w:rPr>
@@ -337,6 +345,7 @@
               </w:rPr>
               <w:t>72</w:t>
             </w:r>
+            <w:proofErr w:type="gramEnd"/>
           </w:p>
         </w:tc>
         <w:tc>
@@ -568,7 +577,16 @@
                 <w:sz w:val="28"/>
                 <w:szCs w:val="28"/>
               </w:rPr>
-              <w:t xml:space="preserve">Dasini No.-  </w:t>
+              <w:t>Dasini No.</w:t>
+            </w:r>
+            <w:proofErr w:type="gramStart"/>
+            <w:r>
+              <w:rPr>
+                <w:b/>
+                <w:sz w:val="28"/>
+                <w:szCs w:val="28"/>
+              </w:rPr>
+              <w:t xml:space="preserve">-  </w:t>
             </w:r>
             <w:r>
               <w:rPr>
@@ -578,6 +596,7 @@
               </w:rPr>
               <w:t>92</w:t>
             </w:r>
+            <w:proofErr w:type="gramEnd"/>
           </w:p>
         </w:tc>
         <w:tc>
@@ -642,6 +661,7 @@
               </w:rPr>
               <w:t xml:space="preserve">öKxYy— pªZj </w:t>
             </w:r>
+            <w:proofErr w:type="gramStart"/>
             <w:r>
               <w:rPr>
                 <w:rFonts w:ascii="BRH Malayalam Extra" w:hAnsi="BRH Malayalam Extra" w:cs="BRH Malayalam Extra"/>
@@ -652,6 +672,7 @@
               </w:rPr>
               <w:t>( )</w:t>
             </w:r>
+            <w:proofErr w:type="gramEnd"/>
             <w:r>
               <w:rPr>
                 <w:rFonts w:ascii="BRH Malayalam Extra" w:hAnsi="BRH Malayalam Extra" w:cs="BRH Malayalam Extra"/>
@@ -724,6 +745,7 @@
               </w:rPr>
               <w:t xml:space="preserve">öKxYy— pªZj </w:t>
             </w:r>
+            <w:proofErr w:type="gramStart"/>
             <w:r>
               <w:rPr>
                 <w:rFonts w:ascii="BRH Malayalam Extra" w:hAnsi="BRH Malayalam Extra" w:cs="BRH Malayalam Extra"/>
@@ -734,6 +756,7 @@
               </w:rPr>
               <w:t>( )</w:t>
             </w:r>
+            <w:proofErr w:type="gramEnd"/>
             <w:r>
               <w:rPr>
                 <w:rFonts w:ascii="BRH Malayalam Extra" w:hAnsi="BRH Malayalam Extra" w:cs="BRH Malayalam Extra"/>
@@ -837,7 +860,16 @@
                 <w:sz w:val="28"/>
                 <w:szCs w:val="28"/>
               </w:rPr>
-              <w:t xml:space="preserve">Dasini No.-  </w:t>
+              <w:t>Dasini No.</w:t>
+            </w:r>
+            <w:proofErr w:type="gramStart"/>
+            <w:r>
+              <w:rPr>
+                <w:b/>
+                <w:sz w:val="28"/>
+                <w:szCs w:val="28"/>
+              </w:rPr>
+              <w:t xml:space="preserve">-  </w:t>
             </w:r>
             <w:r>
               <w:rPr>
@@ -847,6 +879,7 @@
               </w:rPr>
               <w:t>25</w:t>
             </w:r>
+            <w:proofErr w:type="gramEnd"/>
           </w:p>
         </w:tc>
         <w:tc>
@@ -1092,7 +1125,16 @@
                 <w:sz w:val="28"/>
                 <w:szCs w:val="28"/>
               </w:rPr>
-              <w:t xml:space="preserve">Dasini No.-  </w:t>
+              <w:t>Dasini No.</w:t>
+            </w:r>
+            <w:proofErr w:type="gramStart"/>
+            <w:r>
+              <w:rPr>
+                <w:b/>
+                <w:sz w:val="28"/>
+                <w:szCs w:val="28"/>
+              </w:rPr>
+              <w:t xml:space="preserve">-  </w:t>
             </w:r>
             <w:r>
               <w:rPr>
@@ -1102,6 +1144,7 @@
               </w:rPr>
               <w:t>35</w:t>
             </w:r>
+            <w:proofErr w:type="gramEnd"/>
           </w:p>
         </w:tc>
         <w:tc>
@@ -1382,7 +1425,16 @@
                 <w:sz w:val="28"/>
                 <w:szCs w:val="28"/>
               </w:rPr>
-              <w:t xml:space="preserve">Dasini No.-  </w:t>
+              <w:t>Dasini No.</w:t>
+            </w:r>
+            <w:proofErr w:type="gramStart"/>
+            <w:r>
+              <w:rPr>
+                <w:b/>
+                <w:sz w:val="28"/>
+                <w:szCs w:val="28"/>
+              </w:rPr>
+              <w:t xml:space="preserve">-  </w:t>
             </w:r>
             <w:r>
               <w:rPr>
@@ -1392,6 +1444,7 @@
               </w:rPr>
               <w:t>42</w:t>
             </w:r>
+            <w:proofErr w:type="gramEnd"/>
           </w:p>
         </w:tc>
         <w:tc>
@@ -1552,15 +1605,69 @@
                 <w:sz w:val="28"/>
                 <w:szCs w:val="28"/>
               </w:rPr>
-              <w:t>11.</w:t>
-            </w:r>
-            <w:r>
-              <w:rPr>
-                <w:b/>
-                <w:sz w:val="28"/>
-                <w:szCs w:val="28"/>
-              </w:rPr>
-              <w:t>1.</w:t>
+              <w:t>11.1.3</w:t>
+            </w:r>
+          </w:p>
+          <w:p>
+            <w:pPr>
+              <w:spacing w:before="0" w:line="240" w:lineRule="auto"/>
+              <w:jc w:val="both"/>
+              <w:rPr>
+                <w:b/>
+                <w:sz w:val="28"/>
+                <w:szCs w:val="28"/>
+              </w:rPr>
+            </w:pPr>
+            <w:r>
+              <w:rPr>
+                <w:b/>
+                <w:sz w:val="28"/>
+                <w:szCs w:val="28"/>
+              </w:rPr>
+              <w:t>Statement No.</w:t>
+            </w:r>
+            <w:r>
+              <w:rPr>
+                <w:b/>
+                <w:sz w:val="28"/>
+                <w:szCs w:val="28"/>
+              </w:rPr>
+              <w:t xml:space="preserve"> – </w:t>
+            </w:r>
+            <w:r>
+              <w:rPr>
+                <w:b/>
+                <w:sz w:val="28"/>
+                <w:szCs w:val="28"/>
+              </w:rPr>
+              <w:t>6</w:t>
+            </w:r>
+          </w:p>
+          <w:p>
+            <w:pPr>
+              <w:spacing w:before="0" w:line="240" w:lineRule="auto"/>
+              <w:rPr>
+                <w:b/>
+                <w:sz w:val="28"/>
+                <w:szCs w:val="28"/>
+              </w:rPr>
+            </w:pPr>
+            <w:r>
+              <w:rPr>
+                <w:b/>
+                <w:sz w:val="28"/>
+                <w:szCs w:val="28"/>
+              </w:rPr>
+              <w:t>Dasini No.</w:t>
+            </w:r>
+            <w:proofErr w:type="gramStart"/>
+            <w:r>
+              <w:rPr>
+                <w:b/>
+                <w:sz w:val="28"/>
+                <w:szCs w:val="28"/>
+              </w:rPr>
+              <w:t xml:space="preserve">-  </w:t>
             </w:r>
             <w:r>
               <w:rPr>
@@ -1570,67 +1677,7 @@
               </w:rPr>
               <w:t>3</w:t>
             </w:r>
-          </w:p>
-          <w:p>
-            <w:pPr>
-              <w:spacing w:before="0" w:line="240" w:lineRule="auto"/>
-              <w:jc w:val="both"/>
-              <w:rPr>
-                <w:b/>
-                <w:sz w:val="28"/>
-                <w:szCs w:val="28"/>
-              </w:rPr>
-            </w:pPr>
-            <w:r>
-              <w:rPr>
-                <w:b/>
-                <w:sz w:val="28"/>
-                <w:szCs w:val="28"/>
-              </w:rPr>
-              <w:t>Statement No.</w:t>
-            </w:r>
-            <w:r>
-              <w:rPr>
-                <w:b/>
-                <w:sz w:val="28"/>
-                <w:szCs w:val="28"/>
-              </w:rPr>
-              <w:t xml:space="preserve"> – </w:t>
-            </w:r>
-            <w:r>
-              <w:rPr>
-                <w:b/>
-                <w:sz w:val="28"/>
-                <w:szCs w:val="28"/>
-              </w:rPr>
-              <w:t>6</w:t>
-            </w:r>
-          </w:p>
-          <w:p>
-            <w:pPr>
-              <w:spacing w:before="0" w:line="240" w:lineRule="auto"/>
-              <w:rPr>
-                <w:b/>
-                <w:sz w:val="28"/>
-                <w:szCs w:val="28"/>
-              </w:rPr>
-            </w:pPr>
-            <w:r>
-              <w:rPr>
-                <w:b/>
-                <w:sz w:val="28"/>
-                <w:szCs w:val="28"/>
-              </w:rPr>
-              <w:t xml:space="preserve">Dasini No.-  </w:t>
-            </w:r>
-            <w:r>
-              <w:rPr>
-                <w:b/>
-                <w:sz w:val="28"/>
-                <w:szCs w:val="28"/>
-              </w:rPr>
-              <w:t>3</w:t>
-            </w:r>
+            <w:proofErr w:type="gramEnd"/>
           </w:p>
         </w:tc>
         <w:tc>
@@ -1863,6 +1910,16 @@
           <w:u w:val="single"/>
         </w:rPr>
       </w:pPr>
+      <w:r>
+        <w:rPr>
+          <w:b/>
+          <w:bCs/>
+          <w:sz w:val="32"/>
+          <w:szCs w:val="32"/>
+          <w:u w:val="single"/>
+        </w:rPr>
+        <w:t>==========</w:t>
+      </w:r>
     </w:p>
     <w:p>
       <w:pPr>
@@ -2223,7 +2280,16 @@
                 <w:sz w:val="28"/>
                 <w:szCs w:val="28"/>
               </w:rPr>
-              <w:t xml:space="preserve">Dasini No.-  </w:t>
+              <w:t>Dasini No.</w:t>
+            </w:r>
+            <w:proofErr w:type="gramStart"/>
+            <w:r>
+              <w:rPr>
+                <w:b/>
+                <w:sz w:val="28"/>
+                <w:szCs w:val="28"/>
+              </w:rPr>
+              <w:t xml:space="preserve">-  </w:t>
             </w:r>
             <w:r>
               <w:rPr>
@@ -2233,6 +2299,7 @@
               </w:rPr>
               <w:t>7</w:t>
             </w:r>
+            <w:proofErr w:type="gramEnd"/>
           </w:p>
         </w:tc>
         <w:tc>
@@ -2470,7 +2537,16 @@
                 <w:sz w:val="28"/>
                 <w:szCs w:val="28"/>
               </w:rPr>
-              <w:t xml:space="preserve">Dasini No.-  </w:t>
+              <w:t>Dasini No.</w:t>
+            </w:r>
+            <w:proofErr w:type="gramStart"/>
+            <w:r>
+              <w:rPr>
+                <w:b/>
+                <w:sz w:val="28"/>
+                <w:szCs w:val="28"/>
+              </w:rPr>
+              <w:t xml:space="preserve">-  </w:t>
             </w:r>
             <w:r>
               <w:rPr>
@@ -2480,6 +2556,7 @@
               </w:rPr>
               <w:t>73</w:t>
             </w:r>
+            <w:proofErr w:type="gramEnd"/>
           </w:p>
         </w:tc>
         <w:tc>
@@ -2708,7 +2785,16 @@
                 <w:sz w:val="28"/>
                 <w:szCs w:val="28"/>
               </w:rPr>
-              <w:t xml:space="preserve">Dasini No.-  </w:t>
+              <w:t>Dasini No.</w:t>
+            </w:r>
+            <w:proofErr w:type="gramStart"/>
+            <w:r>
+              <w:rPr>
+                <w:b/>
+                <w:sz w:val="28"/>
+                <w:szCs w:val="28"/>
+              </w:rPr>
+              <w:t xml:space="preserve">-  </w:t>
             </w:r>
             <w:r>
               <w:rPr>
@@ -2718,6 +2804,7 @@
               </w:rPr>
               <w:t>4</w:t>
             </w:r>
+            <w:proofErr w:type="gramEnd"/>
           </w:p>
         </w:tc>
         <w:tc>
@@ -3049,7 +3136,16 @@
                 <w:sz w:val="28"/>
                 <w:szCs w:val="28"/>
               </w:rPr>
-              <w:t xml:space="preserve">Dasini No.-  </w:t>
+              <w:t>Dasini No.</w:t>
+            </w:r>
+            <w:proofErr w:type="gramStart"/>
+            <w:r>
+              <w:rPr>
+                <w:b/>
+                <w:sz w:val="28"/>
+                <w:szCs w:val="28"/>
+              </w:rPr>
+              <w:t xml:space="preserve">-  </w:t>
             </w:r>
             <w:r>
               <w:rPr>
@@ -3059,6 +3155,7 @@
               </w:rPr>
               <w:t>6</w:t>
             </w:r>
+            <w:proofErr w:type="gramEnd"/>
           </w:p>
         </w:tc>
         <w:tc>
@@ -3260,7 +3357,16 @@
                 <w:sz w:val="28"/>
                 <w:szCs w:val="28"/>
               </w:rPr>
-              <w:t xml:space="preserve">Dasini No.-  </w:t>
+              <w:t>Dasini No.</w:t>
+            </w:r>
+            <w:proofErr w:type="gramStart"/>
+            <w:r>
+              <w:rPr>
+                <w:b/>
+                <w:sz w:val="28"/>
+                <w:szCs w:val="28"/>
+              </w:rPr>
+              <w:t xml:space="preserve">-  </w:t>
             </w:r>
             <w:r>
               <w:rPr>
@@ -3270,6 +3376,7 @@
               </w:rPr>
               <w:t>27</w:t>
             </w:r>
+            <w:proofErr w:type="gramEnd"/>
           </w:p>
         </w:tc>
         <w:tc>
@@ -3743,32 +3850,6 @@
           <w:u w:val="single"/>
         </w:rPr>
       </w:pPr>
-    </w:p>
-    <w:p>
-      <w:pPr>
-        <w:spacing w:before="0" w:line="240" w:lineRule="auto"/>
-        <w:jc w:val="center"/>
-        <w:rPr>
-          <w:b/>
-          <w:bCs/>
-          <w:sz w:val="32"/>
-          <w:szCs w:val="32"/>
-          <w:u w:val="single"/>
-        </w:rPr>
-      </w:pPr>
-    </w:p>
-    <w:p>
-      <w:pPr>
-        <w:spacing w:before="0" w:line="240" w:lineRule="auto"/>
-        <w:jc w:val="center"/>
-        <w:rPr>
-          <w:b/>
-          <w:bCs/>
-          <w:sz w:val="32"/>
-          <w:szCs w:val="32"/>
-          <w:u w:val="single"/>
-        </w:rPr>
-      </w:pPr>
       <w:r>
         <w:rPr>
           <w:b/>
@@ -3777,6 +3858,7 @@
           <w:szCs w:val="32"/>
           <w:u w:val="single"/>
         </w:rPr>
+        <w:lastRenderedPageBreak/>
         <w:t xml:space="preserve">TaittirIya BrAhmaNam - TB 3.7 to 3.12   </w:t>
       </w:r>
     </w:p>
@@ -4053,8 +4135,18 @@
                 <w:sz w:val="28"/>
                 <w:szCs w:val="28"/>
               </w:rPr>
-              <w:t>Dasini No.-  25</w:t>
-            </w:r>
+              <w:t>Dasini No.</w:t>
+            </w:r>
+            <w:proofErr w:type="gramStart"/>
+            <w:r>
+              <w:rPr>
+                <w:b/>
+                <w:sz w:val="28"/>
+                <w:szCs w:val="28"/>
+              </w:rPr>
+              <w:t>-  25</w:t>
+            </w:r>
+            <w:proofErr w:type="gramEnd"/>
           </w:p>
         </w:tc>
         <w:tc>
@@ -4286,8 +4378,18 @@
                 <w:sz w:val="28"/>
                 <w:szCs w:val="28"/>
               </w:rPr>
-              <w:t>Dasini No.-  97</w:t>
-            </w:r>
+              <w:t>Dasini No.</w:t>
+            </w:r>
+            <w:proofErr w:type="gramStart"/>
+            <w:r>
+              <w:rPr>
+                <w:b/>
+                <w:sz w:val="28"/>
+                <w:szCs w:val="28"/>
+              </w:rPr>
+              <w:t>-  97</w:t>
+            </w:r>
+            <w:proofErr w:type="gramEnd"/>
           </w:p>
         </w:tc>
         <w:tc>
@@ -4469,8 +4571,18 @@
                 <w:sz w:val="28"/>
                 <w:szCs w:val="28"/>
               </w:rPr>
-              <w:t>Dasini No.-  97</w:t>
-            </w:r>
+              <w:t>Dasini No.</w:t>
+            </w:r>
+            <w:proofErr w:type="gramStart"/>
+            <w:r>
+              <w:rPr>
+                <w:b/>
+                <w:sz w:val="28"/>
+                <w:szCs w:val="28"/>
+              </w:rPr>
+              <w:t>-  97</w:t>
+            </w:r>
+            <w:proofErr w:type="gramEnd"/>
           </w:p>
         </w:tc>
         <w:tc>
@@ -4660,8 +4772,18 @@
                 <w:sz w:val="28"/>
                 <w:szCs w:val="28"/>
               </w:rPr>
-              <w:t>Dasini No.-  99</w:t>
-            </w:r>
+              <w:t>Dasini No.</w:t>
+            </w:r>
+            <w:proofErr w:type="gramStart"/>
+            <w:r>
+              <w:rPr>
+                <w:b/>
+                <w:sz w:val="28"/>
+                <w:szCs w:val="28"/>
+              </w:rPr>
+              <w:t>-  99</w:t>
+            </w:r>
+            <w:proofErr w:type="gramEnd"/>
           </w:p>
         </w:tc>
         <w:tc>
@@ -4915,8 +5037,18 @@
                 <w:sz w:val="28"/>
                 <w:szCs w:val="28"/>
               </w:rPr>
-              <w:t>Dasini No.-  110</w:t>
-            </w:r>
+              <w:t>Dasini No.</w:t>
+            </w:r>
+            <w:proofErr w:type="gramStart"/>
+            <w:r>
+              <w:rPr>
+                <w:b/>
+                <w:sz w:val="28"/>
+                <w:szCs w:val="28"/>
+              </w:rPr>
+              <w:t>-  110</w:t>
+            </w:r>
+            <w:proofErr w:type="gramEnd"/>
           </w:p>
         </w:tc>
         <w:tc>
@@ -5070,8 +5202,18 @@
                 <w:sz w:val="28"/>
                 <w:szCs w:val="28"/>
               </w:rPr>
-              <w:t>Dasini No.-  115</w:t>
-            </w:r>
+              <w:t>Dasini No.</w:t>
+            </w:r>
+            <w:proofErr w:type="gramStart"/>
+            <w:r>
+              <w:rPr>
+                <w:b/>
+                <w:sz w:val="28"/>
+                <w:szCs w:val="28"/>
+              </w:rPr>
+              <w:t>-  115</w:t>
+            </w:r>
+            <w:proofErr w:type="gramEnd"/>
           </w:p>
         </w:tc>
         <w:tc>
@@ -5281,7 +5423,6 @@
                 <w:sz w:val="28"/>
                 <w:szCs w:val="28"/>
               </w:rPr>
-              <w:lastRenderedPageBreak/>
               <w:t>T.B.3.8.2.2</w:t>
             </w:r>
           </w:p>
@@ -5318,8 +5459,18 @@
                 <w:sz w:val="28"/>
                 <w:szCs w:val="28"/>
               </w:rPr>
-              <w:t>Dasini No.-  4</w:t>
-            </w:r>
+              <w:t>Dasini No.</w:t>
+            </w:r>
+            <w:proofErr w:type="gramStart"/>
+            <w:r>
+              <w:rPr>
+                <w:b/>
+                <w:sz w:val="28"/>
+                <w:szCs w:val="28"/>
+              </w:rPr>
+              <w:t>-  4</w:t>
+            </w:r>
+            <w:proofErr w:type="gramEnd"/>
           </w:p>
         </w:tc>
         <w:tc>
@@ -5554,6 +5705,7 @@
                 <w:sz w:val="28"/>
                 <w:szCs w:val="28"/>
               </w:rPr>
+              <w:lastRenderedPageBreak/>
               <w:t>T.B.3.8.13.1</w:t>
             </w:r>
           </w:p>
@@ -5590,8 +5742,18 @@
                 <w:sz w:val="28"/>
                 <w:szCs w:val="28"/>
               </w:rPr>
-              <w:t>Dasini No.-  47</w:t>
-            </w:r>
+              <w:t>Dasini No.</w:t>
+            </w:r>
+            <w:proofErr w:type="gramStart"/>
+            <w:r>
+              <w:rPr>
+                <w:b/>
+                <w:sz w:val="28"/>
+                <w:szCs w:val="28"/>
+              </w:rPr>
+              <w:t>-  47</w:t>
+            </w:r>
+            <w:proofErr w:type="gramEnd"/>
           </w:p>
         </w:tc>
         <w:tc>
@@ -5781,8 +5943,18 @@
                 <w:sz w:val="28"/>
                 <w:szCs w:val="28"/>
               </w:rPr>
-              <w:t>Dasini No.-  72</w:t>
-            </w:r>
+              <w:t>Dasini No.</w:t>
+            </w:r>
+            <w:proofErr w:type="gramStart"/>
+            <w:r>
+              <w:rPr>
+                <w:b/>
+                <w:sz w:val="28"/>
+                <w:szCs w:val="28"/>
+              </w:rPr>
+              <w:t>-  72</w:t>
+            </w:r>
+            <w:proofErr w:type="gramEnd"/>
           </w:p>
         </w:tc>
         <w:tc>
@@ -6012,8 +6184,18 @@
                 <w:sz w:val="28"/>
                 <w:szCs w:val="28"/>
               </w:rPr>
-              <w:t>Dasini No.-  83</w:t>
-            </w:r>
+              <w:t>Dasini No.</w:t>
+            </w:r>
+            <w:proofErr w:type="gramStart"/>
+            <w:r>
+              <w:rPr>
+                <w:b/>
+                <w:sz w:val="28"/>
+                <w:szCs w:val="28"/>
+              </w:rPr>
+              <w:t>-  83</w:t>
+            </w:r>
+            <w:proofErr w:type="gramEnd"/>
           </w:p>
         </w:tc>
         <w:tc>
@@ -6203,8 +6385,18 @@
                 <w:sz w:val="28"/>
                 <w:szCs w:val="28"/>
               </w:rPr>
-              <w:t>Dasini No.-  1</w:t>
-            </w:r>
+              <w:t>Dasini No.</w:t>
+            </w:r>
+            <w:proofErr w:type="gramStart"/>
+            <w:r>
+              <w:rPr>
+                <w:b/>
+                <w:sz w:val="28"/>
+                <w:szCs w:val="28"/>
+              </w:rPr>
+              <w:t>-  1</w:t>
+            </w:r>
+            <w:proofErr w:type="gramEnd"/>
           </w:p>
         </w:tc>
         <w:tc>
@@ -6458,7 +6650,16 @@
                 <w:sz w:val="28"/>
                 <w:szCs w:val="28"/>
               </w:rPr>
-              <w:t xml:space="preserve">Dasini No.-  </w:t>
+              <w:t>Dasini No.</w:t>
+            </w:r>
+            <w:proofErr w:type="gramStart"/>
+            <w:r>
+              <w:rPr>
+                <w:b/>
+                <w:sz w:val="28"/>
+                <w:szCs w:val="28"/>
+              </w:rPr>
+              <w:t xml:space="preserve">-  </w:t>
             </w:r>
             <w:r>
               <w:rPr>
@@ -6468,6 +6669,7 @@
               </w:rPr>
               <w:t>13</w:t>
             </w:r>
+            <w:proofErr w:type="gramEnd"/>
           </w:p>
         </w:tc>
         <w:tc>
@@ -6714,8 +6916,18 @@
                 <w:sz w:val="28"/>
                 <w:szCs w:val="28"/>
               </w:rPr>
-              <w:t>Dasini No.-  42</w:t>
-            </w:r>
+              <w:t>Dasini No.</w:t>
+            </w:r>
+            <w:proofErr w:type="gramStart"/>
+            <w:r>
+              <w:rPr>
+                <w:b/>
+                <w:sz w:val="28"/>
+                <w:szCs w:val="28"/>
+              </w:rPr>
+              <w:t>-  42</w:t>
+            </w:r>
+            <w:proofErr w:type="gramEnd"/>
           </w:p>
         </w:tc>
         <w:tc>
@@ -7002,8 +7214,18 @@
                 <w:sz w:val="28"/>
                 <w:szCs w:val="28"/>
               </w:rPr>
-              <w:t>Dasini No.-  45</w:t>
-            </w:r>
+              <w:t>Dasini No.</w:t>
+            </w:r>
+            <w:proofErr w:type="gramStart"/>
+            <w:r>
+              <w:rPr>
+                <w:b/>
+                <w:sz w:val="28"/>
+                <w:szCs w:val="28"/>
+              </w:rPr>
+              <w:t>-  45</w:t>
+            </w:r>
+            <w:proofErr w:type="gramEnd"/>
           </w:p>
         </w:tc>
         <w:tc>
@@ -7241,8 +7463,18 @@
                 <w:sz w:val="28"/>
                 <w:szCs w:val="28"/>
               </w:rPr>
-              <w:t>Dasini No.-  57</w:t>
-            </w:r>
+              <w:t>Dasini No.</w:t>
+            </w:r>
+            <w:proofErr w:type="gramStart"/>
+            <w:r>
+              <w:rPr>
+                <w:b/>
+                <w:sz w:val="28"/>
+                <w:szCs w:val="28"/>
+              </w:rPr>
+              <w:t>-  57</w:t>
+            </w:r>
+            <w:proofErr w:type="gramEnd"/>
           </w:p>
         </w:tc>
         <w:tc>
@@ -7326,7 +7558,6 @@
                 <w:sz w:val="40"/>
                 <w:szCs w:val="40"/>
               </w:rPr>
-              <w:lastRenderedPageBreak/>
               <w:t>R¡</w:t>
             </w:r>
             <w:r>
@@ -7376,7 +7607,6 @@
                 <w:sz w:val="40"/>
                 <w:szCs w:val="40"/>
               </w:rPr>
-              <w:lastRenderedPageBreak/>
               <w:t>sûx¥tZõ—ph£</w:t>
             </w:r>
             <w:r>
@@ -7429,7 +7659,6 @@
                 <w:sz w:val="40"/>
                 <w:szCs w:val="40"/>
               </w:rPr>
-              <w:lastRenderedPageBreak/>
               <w:t>R¡</w:t>
             </w:r>
             <w:r>
@@ -7501,6 +7730,7 @@
                 <w:sz w:val="28"/>
                 <w:szCs w:val="28"/>
               </w:rPr>
+              <w:lastRenderedPageBreak/>
               <w:t>T.B.3.10.11.1</w:t>
             </w:r>
           </w:p>
@@ -7537,8 +7767,18 @@
                 <w:sz w:val="28"/>
                 <w:szCs w:val="28"/>
               </w:rPr>
-              <w:t>Dasini No.-  43</w:t>
-            </w:r>
+              <w:t>Dasini No.</w:t>
+            </w:r>
+            <w:proofErr w:type="gramStart"/>
+            <w:r>
+              <w:rPr>
+                <w:b/>
+                <w:sz w:val="28"/>
+                <w:szCs w:val="28"/>
+              </w:rPr>
+              <w:t>-  43</w:t>
+            </w:r>
+            <w:proofErr w:type="gramEnd"/>
           </w:p>
         </w:tc>
         <w:tc>
@@ -7576,6 +7816,7 @@
                 <w:sz w:val="40"/>
                 <w:szCs w:val="40"/>
               </w:rPr>
+              <w:lastRenderedPageBreak/>
               <w:t>A</w:t>
             </w:r>
             <w:r>
@@ -7683,6 +7924,7 @@
                 <w:sz w:val="40"/>
                 <w:szCs w:val="40"/>
               </w:rPr>
+              <w:lastRenderedPageBreak/>
               <w:t>A</w:t>
             </w:r>
             <w:r>
@@ -7788,6 +8030,7 @@
                 <w:sz w:val="28"/>
                 <w:szCs w:val="28"/>
               </w:rPr>
+              <w:lastRenderedPageBreak/>
               <w:t>T.B.3.</w:t>
             </w:r>
             <w:r>
@@ -7872,7 +8115,16 @@
                 <w:sz w:val="28"/>
                 <w:szCs w:val="28"/>
               </w:rPr>
-              <w:t xml:space="preserve">Dasini No.-  </w:t>
+              <w:t>Dasini No.</w:t>
+            </w:r>
+            <w:proofErr w:type="gramStart"/>
+            <w:r>
+              <w:rPr>
+                <w:b/>
+                <w:sz w:val="28"/>
+                <w:szCs w:val="28"/>
+              </w:rPr>
+              <w:t xml:space="preserve">-  </w:t>
             </w:r>
             <w:r>
               <w:rPr>
@@ -7882,6 +8134,7 @@
               </w:rPr>
               <w:t>44</w:t>
             </w:r>
+            <w:proofErr w:type="gramEnd"/>
           </w:p>
         </w:tc>
         <w:tc>
@@ -8098,8 +8351,18 @@
                 <w:sz w:val="28"/>
                 <w:szCs w:val="28"/>
               </w:rPr>
-              <w:t>Dasini No.-  3</w:t>
-            </w:r>
+              <w:t>Dasini No.</w:t>
+            </w:r>
+            <w:proofErr w:type="gramStart"/>
+            <w:r>
+              <w:rPr>
+                <w:b/>
+                <w:sz w:val="28"/>
+                <w:szCs w:val="28"/>
+              </w:rPr>
+              <w:t>-  3</w:t>
+            </w:r>
+            <w:proofErr w:type="gramEnd"/>
           </w:p>
         </w:tc>
         <w:tc>
@@ -8295,8 +8558,18 @@
                 <w:sz w:val="28"/>
                 <w:szCs w:val="28"/>
               </w:rPr>
-              <w:t>Dasini No.-  23</w:t>
-            </w:r>
+              <w:t>Dasini No.</w:t>
+            </w:r>
+            <w:proofErr w:type="gramStart"/>
+            <w:r>
+              <w:rPr>
+                <w:b/>
+                <w:sz w:val="28"/>
+                <w:szCs w:val="28"/>
+              </w:rPr>
+              <w:t>-  23</w:t>
+            </w:r>
+            <w:proofErr w:type="gramEnd"/>
           </w:p>
         </w:tc>
         <w:tc>
@@ -8577,8 +8850,18 @@
                 <w:sz w:val="28"/>
                 <w:szCs w:val="28"/>
               </w:rPr>
-              <w:t>Dasini No.-  35</w:t>
-            </w:r>
+              <w:t>Dasini No.</w:t>
+            </w:r>
+            <w:proofErr w:type="gramStart"/>
+            <w:r>
+              <w:rPr>
+                <w:b/>
+                <w:sz w:val="28"/>
+                <w:szCs w:val="28"/>
+              </w:rPr>
+              <w:t>-  35</w:t>
+            </w:r>
+            <w:proofErr w:type="gramEnd"/>
           </w:p>
         </w:tc>
         <w:tc>
@@ -9005,7 +9288,6 @@
                 <w:sz w:val="32"/>
                 <w:szCs w:val="32"/>
               </w:rPr>
-              <w:lastRenderedPageBreak/>
               <w:t>Reference</w:t>
             </w:r>
           </w:p>
@@ -9028,7 +9310,6 @@
                 <w:sz w:val="32"/>
                 <w:szCs w:val="32"/>
               </w:rPr>
-              <w:lastRenderedPageBreak/>
               <w:t>As Printed</w:t>
             </w:r>
           </w:p>
@@ -9070,7 +9351,6 @@
                 <w:sz w:val="32"/>
                 <w:szCs w:val="32"/>
               </w:rPr>
-              <w:lastRenderedPageBreak/>
               <w:t>(Comments and analysis)</w:t>
             </w:r>
           </w:p>
@@ -9102,7 +9382,6 @@
                 <w:szCs w:val="28"/>
                 <w:lang w:val="it-IT"/>
               </w:rPr>
-              <w:lastRenderedPageBreak/>
               <w:t>T.B.3.7.1.3</w:t>
             </w:r>
           </w:p>
@@ -9349,6 +9628,7 @@
                 <w:szCs w:val="28"/>
                 <w:lang w:val="it-IT"/>
               </w:rPr>
+              <w:lastRenderedPageBreak/>
               <w:t>T.B.3.7.5.6</w:t>
             </w:r>
           </w:p>
@@ -11199,7 +11479,6 @@
                 <w:szCs w:val="28"/>
                 <w:lang w:val="it-IT"/>
               </w:rPr>
-              <w:lastRenderedPageBreak/>
               <w:t>T.B.3.12.5.4</w:t>
             </w:r>
           </w:p>
@@ -11474,6 +11753,7 @@
                 <w:sz w:val="28"/>
                 <w:szCs w:val="28"/>
               </w:rPr>
+              <w:lastRenderedPageBreak/>
               <w:t>Dasini No. 35</w:t>
             </w:r>
           </w:p>
@@ -11503,6 +11783,7 @@
                 <w:sz w:val="40"/>
                 <w:szCs w:val="40"/>
               </w:rPr>
+              <w:lastRenderedPageBreak/>
               <w:t>ex</w:t>
             </w:r>
             <w:r>
@@ -11984,8 +12265,20 @@
           <w:szCs w:val="32"/>
           <w:u w:val="single"/>
         </w:rPr>
-        <w:t>TaittirIya BrAhmaNam - TB 3.7 to 3.12  Book</w:t>
+        <w:t xml:space="preserve">TaittirIya BrAhmaNam - TB 3.7 to </w:t>
       </w:r>
+      <w:proofErr w:type="gramStart"/>
+      <w:r>
+        <w:rPr>
+          <w:b/>
+          <w:bCs/>
+          <w:sz w:val="32"/>
+          <w:szCs w:val="32"/>
+          <w:u w:val="single"/>
+        </w:rPr>
+        <w:t>3.12  Book</w:t>
+      </w:r>
+      <w:proofErr w:type="gramEnd"/>
       <w:r>
         <w:rPr>
           <w:b/>
@@ -12701,7 +12994,6 @@
                 <w:sz w:val="28"/>
                 <w:szCs w:val="28"/>
               </w:rPr>
-              <w:lastRenderedPageBreak/>
               <w:t>TB 3.8.6.4</w:t>
             </w:r>
           </w:p>
@@ -12958,6 +13250,7 @@
                 <w:sz w:val="28"/>
                 <w:szCs w:val="28"/>
               </w:rPr>
+              <w:lastRenderedPageBreak/>
               <w:t>TB 3.8.6.5</w:t>
             </w:r>
           </w:p>
@@ -13152,6 +13445,7 @@
               </w:rPr>
               <w:t xml:space="preserve"> </w:t>
             </w:r>
+            <w:proofErr w:type="gramStart"/>
             <w:r>
               <w:rPr>
                 <w:rFonts w:ascii="BRH Malayalam Extra" w:hAnsi="BRH Malayalam Extra" w:cs="BRH Malayalam Extra"/>
@@ -13162,6 +13456,7 @@
               </w:rPr>
               <w:t>( )</w:t>
             </w:r>
+            <w:proofErr w:type="gramEnd"/>
             <w:r>
               <w:rPr>
                 <w:rFonts w:ascii="BRH Malayalam Extra" w:hAnsi="BRH Malayalam Extra" w:cs="BRH Malayalam Extra"/>
@@ -13311,6 +13606,7 @@
               </w:rPr>
               <w:t xml:space="preserve"> </w:t>
             </w:r>
+            <w:proofErr w:type="gramStart"/>
             <w:r>
               <w:rPr>
                 <w:rFonts w:ascii="BRH Malayalam Extra" w:hAnsi="BRH Malayalam Extra" w:cs="BRH Malayalam Extra"/>
@@ -13321,6 +13617,7 @@
               </w:rPr>
               <w:t>( )</w:t>
             </w:r>
+            <w:proofErr w:type="gramEnd"/>
             <w:r>
               <w:rPr>
                 <w:rFonts w:ascii="BRH Malayalam Extra" w:hAnsi="BRH Malayalam Extra" w:cs="BRH Malayalam Extra"/>
@@ -14802,7 +15099,6 @@
                 <w:sz w:val="28"/>
                 <w:szCs w:val="28"/>
               </w:rPr>
-              <w:lastRenderedPageBreak/>
               <w:t>TB 3.8.12.2</w:t>
             </w:r>
           </w:p>
@@ -15004,6 +15300,7 @@
                 <w:sz w:val="28"/>
                 <w:szCs w:val="28"/>
               </w:rPr>
+              <w:lastRenderedPageBreak/>
               <w:t>TB 3.8.23.1</w:t>
             </w:r>
           </w:p>
@@ -17128,7 +17425,6 @@
                 <w:sz w:val="28"/>
                 <w:szCs w:val="28"/>
               </w:rPr>
-              <w:lastRenderedPageBreak/>
               <w:t>TB 3.9.3.1</w:t>
             </w:r>
           </w:p>
@@ -17386,6 +17682,7 @@
                 <w:sz w:val="28"/>
                 <w:szCs w:val="28"/>
               </w:rPr>
+              <w:lastRenderedPageBreak/>
               <w:t>TB 3.9.4.7</w:t>
             </w:r>
           </w:p>
@@ -19046,7 +19343,6 @@
                 <w:sz w:val="28"/>
                 <w:szCs w:val="28"/>
               </w:rPr>
-              <w:lastRenderedPageBreak/>
               <w:t>TB 3.9.12.3</w:t>
             </w:r>
           </w:p>
@@ -19246,6 +19542,7 @@
                 <w:sz w:val="28"/>
                 <w:szCs w:val="28"/>
               </w:rPr>
+              <w:lastRenderedPageBreak/>
               <w:t>TB 3.9.13.3</w:t>
             </w:r>
           </w:p>
@@ -20815,7 +21112,6 @@
                 <w:sz w:val="28"/>
                 <w:szCs w:val="28"/>
               </w:rPr>
-              <w:lastRenderedPageBreak/>
               <w:t>4th</w:t>
             </w:r>
             <w:r>
@@ -20852,7 +21148,6 @@
                 <w:sz w:val="40"/>
                 <w:szCs w:val="40"/>
               </w:rPr>
-              <w:lastRenderedPageBreak/>
               <w:t>e¡</w:t>
             </w:r>
             <w:r>
@@ -20928,7 +21223,6 @@
                 <w:sz w:val="40"/>
                 <w:szCs w:val="40"/>
               </w:rPr>
-              <w:lastRenderedPageBreak/>
               <w:t>hy</w:t>
             </w:r>
             <w:r>
@@ -20974,7 +21268,6 @@
                 <w:sz w:val="40"/>
                 <w:szCs w:val="40"/>
               </w:rPr>
-              <w:lastRenderedPageBreak/>
               <w:t>e¡</w:t>
             </w:r>
             <w:r>
@@ -21042,7 +21335,6 @@
                 <w:sz w:val="40"/>
                 <w:szCs w:val="40"/>
               </w:rPr>
-              <w:lastRenderedPageBreak/>
               <w:t>hy</w:t>
             </w:r>
             <w:r>
@@ -22908,7 +23200,6 @@
                 <w:sz w:val="28"/>
                 <w:szCs w:val="28"/>
               </w:rPr>
-              <w:lastRenderedPageBreak/>
               <w:t>8th</w:t>
             </w:r>
             <w:r>
@@ -22950,7 +23241,6 @@
                 <w:szCs w:val="40"/>
                 <w:highlight w:val="yellow"/>
               </w:rPr>
-              <w:lastRenderedPageBreak/>
               <w:t>ZI</w:t>
             </w:r>
             <w:r>
@@ -22991,16 +23281,7 @@
                 <w:sz w:val="40"/>
                 <w:szCs w:val="40"/>
               </w:rPr>
-              <w:t>-</w:t>
-            </w:r>
-            <w:r>
-              <w:rPr>
-                <w:rFonts w:ascii="BRH Malayalam Extra" w:hAnsi="BRH Malayalam Extra" w:cs="BRH Malayalam Extra"/>
-                <w:sz w:val="40"/>
-                <w:szCs w:val="40"/>
-              </w:rPr>
-              <w:lastRenderedPageBreak/>
-              <w:t xml:space="preserve">i±y—ZI | </w:t>
+              <w:t xml:space="preserve">-i±y—ZI | </w:t>
             </w:r>
           </w:p>
         </w:tc>
@@ -23033,7 +23314,6 @@
                 <w:sz w:val="40"/>
                 <w:szCs w:val="40"/>
               </w:rPr>
-              <w:lastRenderedPageBreak/>
               <w:t>Z</w:t>
             </w:r>
             <w:r>
@@ -23083,16 +23363,7 @@
                 <w:sz w:val="40"/>
                 <w:szCs w:val="40"/>
               </w:rPr>
-              <w:t>-</w:t>
-            </w:r>
-            <w:r>
-              <w:rPr>
-                <w:rFonts w:ascii="BRH Malayalam Extra" w:hAnsi="BRH Malayalam Extra" w:cs="BRH Malayalam Extra"/>
-                <w:sz w:val="40"/>
-                <w:szCs w:val="40"/>
-              </w:rPr>
-              <w:lastRenderedPageBreak/>
-              <w:t xml:space="preserve">i±y—ZI | </w:t>
+              <w:t xml:space="preserve">-i±y—ZI | </w:t>
             </w:r>
           </w:p>
         </w:tc>
@@ -24075,6 +24346,7 @@
               </w:rPr>
               <w:t xml:space="preserve"> </w:t>
             </w:r>
+            <w:proofErr w:type="gramStart"/>
             <w:r>
               <w:rPr>
                 <w:rFonts w:ascii="BRH Malayalam Extra" w:hAnsi="BRH Malayalam Extra" w:cs="BRH Malayalam Extra"/>
@@ -24086,6 +24358,7 @@
               </w:rPr>
               <w:t>( )</w:t>
             </w:r>
+            <w:proofErr w:type="gramEnd"/>
             <w:r>
               <w:rPr>
                 <w:rFonts w:ascii="BRH Malayalam Extra" w:hAnsi="BRH Malayalam Extra" w:cs="BRH Malayalam Extra"/>
@@ -24865,7 +25138,6 @@
                 <w:sz w:val="28"/>
                 <w:szCs w:val="28"/>
               </w:rPr>
-              <w:lastRenderedPageBreak/>
               <w:t>TB 3.12.8.3</w:t>
             </w:r>
           </w:p>
@@ -24974,6 +25246,7 @@
               </w:rPr>
               <w:t>–</w:t>
             </w:r>
+            <w:proofErr w:type="gramStart"/>
             <w:r>
               <w:rPr>
                 <w:rFonts w:ascii="BRH Malayalam Extra" w:hAnsi="BRH Malayalam Extra" w:cs="BRH Malayalam Extra"/>
@@ -24982,6 +25255,7 @@
               </w:rPr>
               <w:t>Zûx  |</w:t>
             </w:r>
+            <w:proofErr w:type="gramEnd"/>
           </w:p>
         </w:tc>
         <w:tc>
@@ -25048,6 +25322,7 @@
               </w:rPr>
               <w:t>–</w:t>
             </w:r>
+            <w:proofErr w:type="gramStart"/>
             <w:r>
               <w:rPr>
                 <w:rFonts w:ascii="BRH Malayalam Extra" w:hAnsi="BRH Malayalam Extra" w:cs="BRH Malayalam Extra"/>
@@ -25056,6 +25331,7 @@
               </w:rPr>
               <w:t>Zûx  |</w:t>
             </w:r>
+            <w:proofErr w:type="gramEnd"/>
           </w:p>
           <w:p>
             <w:pPr>
@@ -25101,6 +25377,7 @@
                 <w:sz w:val="28"/>
                 <w:szCs w:val="28"/>
               </w:rPr>
+              <w:lastRenderedPageBreak/>
               <w:t>TB 3.12.9.2</w:t>
             </w:r>
           </w:p>
@@ -25213,6 +25490,7 @@
               </w:rPr>
               <w:t>ª</w:t>
             </w:r>
+            <w:proofErr w:type="gramStart"/>
             <w:r>
               <w:rPr>
                 <w:rFonts w:ascii="BRH Malayalam Extra" w:hAnsi="BRH Malayalam Extra" w:cs="BRH Malayalam Extra"/>
@@ -25241,6 +25519,7 @@
               </w:rPr>
               <w:t>q</w:t>
             </w:r>
+            <w:proofErr w:type="gramEnd"/>
             <w:r>
               <w:rPr>
                 <w:rFonts w:ascii="BRH Malayalam Extra" w:hAnsi="BRH Malayalam Extra" w:cs="BRH Malayalam Extra"/>
@@ -25367,6 +25646,7 @@
               </w:rPr>
               <w:t>ª</w:t>
             </w:r>
+            <w:proofErr w:type="gramStart"/>
             <w:r>
               <w:rPr>
                 <w:rFonts w:ascii="BRH Malayalam Extra" w:hAnsi="BRH Malayalam Extra" w:cs="BRH Malayalam Extra"/>
@@ -25395,6 +25675,7 @@
               </w:rPr>
               <w:t>q</w:t>
             </w:r>
+            <w:proofErr w:type="gramEnd"/>
             <w:r>
               <w:rPr>
                 <w:rFonts w:ascii="BRH Malayalam Extra" w:hAnsi="BRH Malayalam Extra" w:cs="BRH Malayalam Extra"/>
@@ -26405,7 +26686,6 @@
           <w:szCs w:val="32"/>
           <w:u w:val="single"/>
         </w:rPr>
-        <w:lastRenderedPageBreak/>
         <w:t>============</w:t>
       </w:r>
     </w:p>
@@ -26440,6 +26720,7 @@
           <w:szCs w:val="32"/>
           <w:u w:val="single"/>
         </w:rPr>
+        <w:lastRenderedPageBreak/>
         <w:t>Taittirya Brahamanam Book</w:t>
       </w:r>
       <w:r>
@@ -26926,7 +27207,25 @@
                 <w:sz w:val="40"/>
                 <w:szCs w:val="40"/>
               </w:rPr>
-              <w:t xml:space="preserve"> px  G–¥r</w:t>
+              <w:t xml:space="preserve"> </w:t>
+            </w:r>
+            <w:proofErr w:type="gramStart"/>
+            <w:r>
+              <w:rPr>
+                <w:rFonts w:ascii="BRH Malayalam Extra" w:hAnsi="BRH Malayalam Extra" w:cs="BRH Malayalam Extra"/>
+                <w:sz w:val="40"/>
+                <w:szCs w:val="40"/>
+              </w:rPr>
+              <w:t>px  G</w:t>
+            </w:r>
+            <w:proofErr w:type="gramEnd"/>
+            <w:r>
+              <w:rPr>
+                <w:rFonts w:ascii="BRH Malayalam Extra" w:hAnsi="BRH Malayalam Extra" w:cs="BRH Malayalam Extra"/>
+                <w:sz w:val="40"/>
+                <w:szCs w:val="40"/>
+              </w:rPr>
+              <w:t>–¥r</w:t>
             </w:r>
             <w:r>
               <w:rPr>
@@ -27373,7 +27672,25 @@
                 <w:sz w:val="28"/>
                 <w:szCs w:val="28"/>
               </w:rPr>
-              <w:t>(in pada Paatam, ‘ya’ of yat does not get anudAttam. So anudAttam under ‘dda’ seems more appropriate)</w:t>
+              <w:t>(</w:t>
+            </w:r>
+            <w:proofErr w:type="gramStart"/>
+            <w:r>
+              <w:rPr>
+                <w:rFonts w:cs="Arial"/>
+                <w:sz w:val="28"/>
+                <w:szCs w:val="28"/>
+              </w:rPr>
+              <w:t>in</w:t>
+            </w:r>
+            <w:proofErr w:type="gramEnd"/>
+            <w:r>
+              <w:rPr>
+                <w:rFonts w:cs="Arial"/>
+                <w:sz w:val="28"/>
+                <w:szCs w:val="28"/>
+              </w:rPr>
+              <w:t xml:space="preserve"> pada Paatam, ‘ya’ of yat does not get anudAttam. So anudAttam under ‘dda’ seems more appropriate)</w:t>
             </w:r>
           </w:p>
         </w:tc>
@@ -27751,7 +28068,6 @@
                 <w:sz w:val="28"/>
                 <w:szCs w:val="28"/>
               </w:rPr>
-              <w:lastRenderedPageBreak/>
               <w:t xml:space="preserve">3-7-5-11 - </w:t>
             </w:r>
             <w:r>
@@ -27925,7 +28241,25 @@
                 <w:sz w:val="28"/>
                 <w:szCs w:val="28"/>
               </w:rPr>
-              <w:t>(swaram principle application in one source is different)</w:t>
+              <w:t xml:space="preserve">(swaram </w:t>
+            </w:r>
+            <w:proofErr w:type="gramStart"/>
+            <w:r>
+              <w:rPr>
+                <w:rFonts w:cs="Arial"/>
+                <w:sz w:val="28"/>
+                <w:szCs w:val="28"/>
+              </w:rPr>
+              <w:t>principle</w:t>
+            </w:r>
+            <w:proofErr w:type="gramEnd"/>
+            <w:r>
+              <w:rPr>
+                <w:rFonts w:cs="Arial"/>
+                <w:sz w:val="28"/>
+                <w:szCs w:val="28"/>
+              </w:rPr>
+              <w:t xml:space="preserve"> application in one source is different)</w:t>
             </w:r>
             <w:r>
               <w:rPr>
@@ -27959,6 +28293,7 @@
                 <w:sz w:val="28"/>
                 <w:szCs w:val="28"/>
               </w:rPr>
+              <w:lastRenderedPageBreak/>
               <w:t xml:space="preserve">3-7-6-5 </w:t>
             </w:r>
             <w:r>
@@ -28539,6 +28874,7 @@
               </w:rPr>
               <w:br/>
             </w:r>
+            <w:proofErr w:type="gramStart"/>
             <w:r>
               <w:rPr>
                 <w:rFonts w:ascii="BRH Malayalam Extra" w:hAnsi="BRH Malayalam Extra" w:cs="BRH Malayalam Extra"/>
@@ -28553,7 +28889,16 @@
                 <w:sz w:val="28"/>
                 <w:szCs w:val="28"/>
               </w:rPr>
-              <w:t>”vE’ getting anudAttam to support nmri</w:t>
+              <w:t>”vE</w:t>
+            </w:r>
+            <w:proofErr w:type="gramEnd"/>
+            <w:r>
+              <w:rPr>
+                <w:rFonts w:cs="Arial"/>
+                <w:sz w:val="28"/>
+                <w:szCs w:val="28"/>
+              </w:rPr>
+              <w:t>’ getting anudAttam to support nmri</w:t>
             </w:r>
           </w:p>
           <w:p>
@@ -28715,7 +29060,16 @@
                 <w:sz w:val="40"/>
                 <w:szCs w:val="40"/>
               </w:rPr>
-              <w:t xml:space="preserve">ybZ§ </w:t>
+              <w:t>ybZ</w:t>
+            </w:r>
+            <w:proofErr w:type="gramStart"/>
+            <w:r>
+              <w:rPr>
+                <w:rFonts w:ascii="BRH Malayalam Extra" w:hAnsi="BRH Malayalam Extra" w:cs="BRH Malayalam Extra"/>
+                <w:sz w:val="40"/>
+                <w:szCs w:val="40"/>
+              </w:rPr>
+              <w:t xml:space="preserve">§ </w:t>
             </w:r>
             <w:r>
               <w:rPr>
@@ -28731,7 +29085,16 @@
                 <w:sz w:val="28"/>
                 <w:szCs w:val="28"/>
               </w:rPr>
-              <w:t>(avagraha</w:t>
+              <w:t>(</w:t>
+            </w:r>
+            <w:proofErr w:type="gramEnd"/>
+            <w:r>
+              <w:rPr>
+                <w:rFonts w:cs="Arial"/>
+                <w:sz w:val="28"/>
+                <w:szCs w:val="28"/>
+              </w:rPr>
+              <w:t>avagraha</w:t>
             </w:r>
             <w:r>
               <w:rPr>
@@ -29067,7 +29430,6 @@
                 <w:sz w:val="28"/>
                 <w:szCs w:val="28"/>
               </w:rPr>
-              <w:lastRenderedPageBreak/>
               <w:t xml:space="preserve">3-7-11-2 </w:t>
             </w:r>
             <w:r>
@@ -29171,7 +29533,25 @@
                 <w:szCs w:val="28"/>
               </w:rPr>
               <w:br/>
-              <w:t>(ya is the prime swaram of tAyatE in Padam)</w:t>
+              <w:t xml:space="preserve">(ya </w:t>
+            </w:r>
+            <w:proofErr w:type="gramStart"/>
+            <w:r>
+              <w:rPr>
+                <w:rFonts w:cs="Arial"/>
+                <w:sz w:val="28"/>
+                <w:szCs w:val="28"/>
+              </w:rPr>
+              <w:t>is</w:t>
+            </w:r>
+            <w:proofErr w:type="gramEnd"/>
+            <w:r>
+              <w:rPr>
+                <w:rFonts w:cs="Arial"/>
+                <w:sz w:val="28"/>
+                <w:szCs w:val="28"/>
+              </w:rPr>
+              <w:t xml:space="preserve"> the prime swaram of tAyatE in Padam)</w:t>
             </w:r>
           </w:p>
         </w:tc>
@@ -29302,6 +29682,7 @@
                 <w:sz w:val="28"/>
                 <w:szCs w:val="28"/>
               </w:rPr>
+              <w:lastRenderedPageBreak/>
               <w:t xml:space="preserve">3-7-14-1 - </w:t>
             </w:r>
             <w:r>
@@ -29383,7 +29764,16 @@
                 <w:sz w:val="40"/>
                 <w:szCs w:val="40"/>
               </w:rPr>
-              <w:t>¥k ¥ZR—</w:t>
+              <w:t>¥k ¥ZR</w:t>
+            </w:r>
+            <w:proofErr w:type="gramStart"/>
+            <w:r>
+              <w:rPr>
+                <w:rFonts w:ascii="BRH Malayalam Extra" w:hAnsi="BRH Malayalam Extra" w:cs="BRH Malayalam Extra"/>
+                <w:sz w:val="40"/>
+                <w:szCs w:val="40"/>
+              </w:rPr>
+              <w:t>—</w:t>
             </w:r>
             <w:r>
               <w:rPr>
@@ -29391,7 +29781,16 @@
                 <w:sz w:val="28"/>
                 <w:szCs w:val="28"/>
               </w:rPr>
-              <w:t>(paata bhedam – Swaram marking) dhi in dadhirE is prime swaram in pada paatam.</w:t>
+              <w:t>(</w:t>
+            </w:r>
+            <w:proofErr w:type="gramEnd"/>
+            <w:r>
+              <w:rPr>
+                <w:rFonts w:cs="Arial"/>
+                <w:sz w:val="28"/>
+                <w:szCs w:val="28"/>
+              </w:rPr>
+              <w:t>paata bhedam – Swaram marking) dhi in dadhirE is prime swaram in pada paatam.</w:t>
             </w:r>
             <w:r>
               <w:rPr>
@@ -29706,7 +30105,15 @@
                 <w:sz w:val="28"/>
                 <w:szCs w:val="28"/>
               </w:rPr>
-              <w:t xml:space="preserve">3-8-2-1  </w:t>
+              <w:t>3-8-2-</w:t>
+            </w:r>
+            <w:proofErr w:type="gramStart"/>
+            <w:r>
+              <w:rPr>
+                <w:sz w:val="28"/>
+                <w:szCs w:val="28"/>
+              </w:rPr>
+              <w:t xml:space="preserve">1  </w:t>
             </w:r>
             <w:r>
               <w:rPr>
@@ -29715,6 +30122,7 @@
               </w:rPr>
               <w:t>Dasini</w:t>
             </w:r>
+            <w:proofErr w:type="gramEnd"/>
             <w:r>
               <w:rPr>
                 <w:sz w:val="28"/>
@@ -30380,7 +30788,6 @@
                 <w:sz w:val="28"/>
                 <w:szCs w:val="28"/>
               </w:rPr>
-              <w:lastRenderedPageBreak/>
               <w:t xml:space="preserve">3-8-4-1 </w:t>
             </w:r>
             <w:r>
@@ -30750,6 +31157,7 @@
                 <w:szCs w:val="28"/>
                 <w:lang w:bidi="ta-IN"/>
               </w:rPr>
+              <w:lastRenderedPageBreak/>
               <w:t>3-8-13-2 Dasini 48</w:t>
             </w:r>
           </w:p>
@@ -31462,7 +31870,6 @@
                 <w:szCs w:val="28"/>
                 <w:lang w:bidi="ta-IN"/>
               </w:rPr>
-              <w:lastRenderedPageBreak/>
               <w:t>3-9-11-3 Dasini 44</w:t>
             </w:r>
           </w:p>
@@ -32042,6 +32449,7 @@
                 <w:sz w:val="28"/>
                 <w:szCs w:val="28"/>
               </w:rPr>
+              <w:lastRenderedPageBreak/>
               <w:t>Improved Sound representation</w:t>
             </w:r>
           </w:p>
@@ -32121,7 +32529,16 @@
                 <w:sz w:val="40"/>
                 <w:szCs w:val="40"/>
               </w:rPr>
-              <w:t xml:space="preserve"> r</w:t>
+              <w:t xml:space="preserve"> </w:t>
+            </w:r>
+            <w:proofErr w:type="gramStart"/>
+            <w:r>
+              <w:rPr>
+                <w:rFonts w:ascii="BRH Malayalam Extra" w:hAnsi="BRH Malayalam Extra" w:cs="BRH Malayalam Extra"/>
+                <w:sz w:val="40"/>
+                <w:szCs w:val="40"/>
+              </w:rPr>
+              <w:t>r</w:t>
             </w:r>
             <w:r>
               <w:rPr>
@@ -32135,38 +32552,54 @@
                 <w:rFonts w:cs="Arial"/>
                 <w:szCs w:val="24"/>
               </w:rPr>
-              <w:t xml:space="preserve">, </w:t>
-            </w:r>
-            <w:r>
-              <w:rPr>
-                <w:rFonts w:ascii="BRH Malayalam Extra" w:hAnsi="BRH Malayalam Extra" w:cs="BRH Malayalam Extra"/>
-                <w:sz w:val="40"/>
-                <w:szCs w:val="40"/>
-              </w:rPr>
-              <w:t>t</w:t>
-            </w:r>
+              <w:t>,</w:t>
+            </w:r>
+            <w:proofErr w:type="gramEnd"/>
             <w:r>
               <w:rPr>
                 <w:rFonts w:cs="Arial"/>
                 <w:szCs w:val="24"/>
               </w:rPr>
-              <w:t xml:space="preserve"> or </w:t>
-            </w:r>
-            <w:r>
-              <w:rPr>
-                <w:rFonts w:ascii="BRH Malayalam Extra" w:hAnsi="BRH Malayalam Extra" w:cs="BRH Malayalam Extra"/>
-                <w:sz w:val="40"/>
-                <w:szCs w:val="40"/>
-                <w:lang w:bidi="ml-IN"/>
-              </w:rPr>
-              <w:t>E</w:t>
+              <w:t xml:space="preserve"> </w:t>
+            </w:r>
+            <w:r>
+              <w:rPr>
+                <w:rFonts w:ascii="BRH Malayalam Extra" w:hAnsi="BRH Malayalam Extra" w:cs="BRH Malayalam Extra"/>
+                <w:sz w:val="40"/>
+                <w:szCs w:val="40"/>
+              </w:rPr>
+              <w:t>t</w:t>
             </w:r>
             <w:r>
               <w:rPr>
                 <w:rFonts w:cs="Arial"/>
                 <w:szCs w:val="24"/>
               </w:rPr>
-              <w:t xml:space="preserve"> example </w:t>
+              <w:t xml:space="preserve"> or </w:t>
+            </w:r>
+            <w:r>
+              <w:rPr>
+                <w:rFonts w:ascii="BRH Malayalam Extra" w:hAnsi="BRH Malayalam Extra" w:cs="BRH Malayalam Extra"/>
+                <w:sz w:val="40"/>
+                <w:szCs w:val="40"/>
+                <w:lang w:bidi="ml-IN"/>
+              </w:rPr>
+              <w:t>E</w:t>
+            </w:r>
+            <w:r>
+              <w:rPr>
+                <w:rFonts w:cs="Arial"/>
+                <w:szCs w:val="24"/>
+              </w:rPr>
+              <w:t xml:space="preserve"> </w:t>
+            </w:r>
+            <w:proofErr w:type="gramStart"/>
+            <w:r>
+              <w:rPr>
+                <w:rFonts w:cs="Arial"/>
+                <w:szCs w:val="24"/>
+              </w:rPr>
+              <w:t xml:space="preserve">example </w:t>
             </w:r>
             <w:r>
               <w:rPr>
@@ -32184,6 +32617,7 @@
               </w:rPr>
               <w:t>as</w:t>
             </w:r>
+            <w:proofErr w:type="gramEnd"/>
             <w:r>
               <w:rPr>
                 <w:rFonts w:cs="Arial"/>
@@ -32192,6 +32626,7 @@
               </w:rPr>
               <w:t xml:space="preserve"> </w:t>
             </w:r>
+            <w:proofErr w:type="gramStart"/>
             <w:r>
               <w:rPr>
                 <w:rFonts w:ascii="BRH Malayalam Extra" w:hAnsi="BRH Malayalam Extra" w:cs="BRH Malayalam Extra"/>
@@ -32200,6 +32635,7 @@
               </w:rPr>
               <w:t>ª.r</w:t>
             </w:r>
+            <w:proofErr w:type="gramEnd"/>
           </w:p>
         </w:tc>
         <w:tc>
@@ -32222,7 +32658,25 @@
                 <w:sz w:val="28"/>
                 <w:szCs w:val="28"/>
               </w:rPr>
-              <w:t>Not to be followed when the the letter following r is a conjunct consonant of ha,sha,Sa etc.</w:t>
+              <w:t xml:space="preserve">Not to be followed when the the letter following r is a conjunct consonant of </w:t>
+            </w:r>
+            <w:proofErr w:type="gramStart"/>
+            <w:r>
+              <w:rPr>
+                <w:rFonts w:cs="Arial"/>
+                <w:sz w:val="28"/>
+                <w:szCs w:val="28"/>
+              </w:rPr>
+              <w:t>ha,sha</w:t>
+            </w:r>
+            <w:proofErr w:type="gramEnd"/>
+            <w:r>
+              <w:rPr>
+                <w:rFonts w:cs="Arial"/>
+                <w:sz w:val="28"/>
+                <w:szCs w:val="28"/>
+              </w:rPr>
+              <w:t>,Sa etc.</w:t>
             </w:r>
           </w:p>
         </w:tc>

--- a/brAhmaNa/TB 3.7-3.12 Malayalam Corrections.docx
+++ b/brAhmaNa/TB 3.7-3.12 Malayalam Corrections.docx
@@ -85,7 +85,27 @@
           <w:szCs w:val="32"/>
           <w:u w:val="single"/>
         </w:rPr>
-        <w:t>31st July 2026</w:t>
+        <w:t xml:space="preserve">31st </w:t>
+      </w:r>
+      <w:r>
+        <w:rPr>
+          <w:b/>
+          <w:bCs/>
+          <w:sz w:val="32"/>
+          <w:szCs w:val="32"/>
+          <w:u w:val="single"/>
+        </w:rPr>
+        <w:t>Aug</w:t>
+      </w:r>
+      <w:r>
+        <w:rPr>
+          <w:b/>
+          <w:bCs/>
+          <w:sz w:val="32"/>
+          <w:szCs w:val="32"/>
+          <w:u w:val="single"/>
+        </w:rPr>
+        <w:t xml:space="preserve"> 2026</w:t>
       </w:r>
     </w:p>
     <w:p>
@@ -326,26 +346,16 @@
                 <w:sz w:val="28"/>
                 <w:szCs w:val="28"/>
               </w:rPr>
-              <w:t>Dasini No.</w:t>
-            </w:r>
-            <w:proofErr w:type="gramStart"/>
+              <w:t xml:space="preserve">Dasini No.-  </w:t>
+            </w:r>
             <w:r>
               <w:rPr>
                 <w:b/>
                 <w:sz w:val="28"/>
                 <w:szCs w:val="28"/>
               </w:rPr>
-              <w:t xml:space="preserve">-  </w:t>
-            </w:r>
-            <w:r>
-              <w:rPr>
-                <w:b/>
-                <w:sz w:val="28"/>
-                <w:szCs w:val="28"/>
-              </w:rPr>
               <w:t>72</w:t>
             </w:r>
-            <w:proofErr w:type="gramEnd"/>
           </w:p>
         </w:tc>
         <w:tc>
@@ -577,26 +587,16 @@
                 <w:sz w:val="28"/>
                 <w:szCs w:val="28"/>
               </w:rPr>
-              <w:t>Dasini No.</w:t>
-            </w:r>
-            <w:proofErr w:type="gramStart"/>
+              <w:t xml:space="preserve">Dasini No.-  </w:t>
+            </w:r>
             <w:r>
               <w:rPr>
                 <w:b/>
                 <w:sz w:val="28"/>
                 <w:szCs w:val="28"/>
               </w:rPr>
-              <w:t xml:space="preserve">-  </w:t>
-            </w:r>
-            <w:r>
-              <w:rPr>
-                <w:b/>
-                <w:sz w:val="28"/>
-                <w:szCs w:val="28"/>
-              </w:rPr>
               <w:t>92</w:t>
             </w:r>
-            <w:proofErr w:type="gramEnd"/>
           </w:p>
         </w:tc>
         <w:tc>
@@ -661,7 +661,6 @@
               </w:rPr>
               <w:t xml:space="preserve">öKxYy— pªZj </w:t>
             </w:r>
-            <w:proofErr w:type="gramStart"/>
             <w:r>
               <w:rPr>
                 <w:rFonts w:ascii="BRH Malayalam Extra" w:hAnsi="BRH Malayalam Extra" w:cs="BRH Malayalam Extra"/>
@@ -672,7 +671,6 @@
               </w:rPr>
               <w:t>( )</w:t>
             </w:r>
-            <w:proofErr w:type="gramEnd"/>
             <w:r>
               <w:rPr>
                 <w:rFonts w:ascii="BRH Malayalam Extra" w:hAnsi="BRH Malayalam Extra" w:cs="BRH Malayalam Extra"/>
@@ -745,7 +743,6 @@
               </w:rPr>
               <w:t xml:space="preserve">öKxYy— pªZj </w:t>
             </w:r>
-            <w:proofErr w:type="gramStart"/>
             <w:r>
               <w:rPr>
                 <w:rFonts w:ascii="BRH Malayalam Extra" w:hAnsi="BRH Malayalam Extra" w:cs="BRH Malayalam Extra"/>
@@ -756,7 +753,6 @@
               </w:rPr>
               <w:t>( )</w:t>
             </w:r>
-            <w:proofErr w:type="gramEnd"/>
             <w:r>
               <w:rPr>
                 <w:rFonts w:ascii="BRH Malayalam Extra" w:hAnsi="BRH Malayalam Extra" w:cs="BRH Malayalam Extra"/>
@@ -860,26 +856,16 @@
                 <w:sz w:val="28"/>
                 <w:szCs w:val="28"/>
               </w:rPr>
-              <w:t>Dasini No.</w:t>
-            </w:r>
-            <w:proofErr w:type="gramStart"/>
+              <w:t xml:space="preserve">Dasini No.-  </w:t>
+            </w:r>
             <w:r>
               <w:rPr>
                 <w:b/>
                 <w:sz w:val="28"/>
                 <w:szCs w:val="28"/>
               </w:rPr>
-              <w:t xml:space="preserve">-  </w:t>
-            </w:r>
-            <w:r>
-              <w:rPr>
-                <w:b/>
-                <w:sz w:val="28"/>
-                <w:szCs w:val="28"/>
-              </w:rPr>
               <w:t>25</w:t>
             </w:r>
-            <w:proofErr w:type="gramEnd"/>
           </w:p>
         </w:tc>
         <w:tc>
@@ -1125,26 +1111,16 @@
                 <w:sz w:val="28"/>
                 <w:szCs w:val="28"/>
               </w:rPr>
-              <w:t>Dasini No.</w:t>
-            </w:r>
-            <w:proofErr w:type="gramStart"/>
+              <w:t xml:space="preserve">Dasini No.-  </w:t>
+            </w:r>
             <w:r>
               <w:rPr>
                 <w:b/>
                 <w:sz w:val="28"/>
                 <w:szCs w:val="28"/>
               </w:rPr>
-              <w:t xml:space="preserve">-  </w:t>
-            </w:r>
-            <w:r>
-              <w:rPr>
-                <w:b/>
-                <w:sz w:val="28"/>
-                <w:szCs w:val="28"/>
-              </w:rPr>
               <w:t>35</w:t>
             </w:r>
-            <w:proofErr w:type="gramEnd"/>
           </w:p>
         </w:tc>
         <w:tc>
@@ -1425,26 +1401,16 @@
                 <w:sz w:val="28"/>
                 <w:szCs w:val="28"/>
               </w:rPr>
-              <w:t>Dasini No.</w:t>
-            </w:r>
-            <w:proofErr w:type="gramStart"/>
+              <w:t xml:space="preserve">Dasini No.-  </w:t>
+            </w:r>
             <w:r>
               <w:rPr>
                 <w:b/>
                 <w:sz w:val="28"/>
                 <w:szCs w:val="28"/>
               </w:rPr>
-              <w:t xml:space="preserve">-  </w:t>
-            </w:r>
-            <w:r>
-              <w:rPr>
-                <w:b/>
-                <w:sz w:val="28"/>
-                <w:szCs w:val="28"/>
-              </w:rPr>
               <w:t>42</w:t>
             </w:r>
-            <w:proofErr w:type="gramEnd"/>
           </w:p>
         </w:tc>
         <w:tc>
@@ -1658,26 +1624,16 @@
                 <w:sz w:val="28"/>
                 <w:szCs w:val="28"/>
               </w:rPr>
-              <w:t>Dasini No.</w:t>
-            </w:r>
-            <w:proofErr w:type="gramStart"/>
+              <w:t xml:space="preserve">Dasini No.-  </w:t>
+            </w:r>
             <w:r>
               <w:rPr>
                 <w:b/>
                 <w:sz w:val="28"/>
                 <w:szCs w:val="28"/>
               </w:rPr>
-              <w:t xml:space="preserve">-  </w:t>
-            </w:r>
-            <w:r>
-              <w:rPr>
-                <w:b/>
-                <w:sz w:val="28"/>
-                <w:szCs w:val="28"/>
-              </w:rPr>
               <w:t>3</w:t>
             </w:r>
-            <w:proofErr w:type="gramEnd"/>
           </w:p>
         </w:tc>
         <w:tc>
@@ -2280,26 +2236,16 @@
                 <w:sz w:val="28"/>
                 <w:szCs w:val="28"/>
               </w:rPr>
-              <w:t>Dasini No.</w:t>
-            </w:r>
-            <w:proofErr w:type="gramStart"/>
+              <w:t xml:space="preserve">Dasini No.-  </w:t>
+            </w:r>
             <w:r>
               <w:rPr>
                 <w:b/>
                 <w:sz w:val="28"/>
                 <w:szCs w:val="28"/>
               </w:rPr>
-              <w:t xml:space="preserve">-  </w:t>
-            </w:r>
-            <w:r>
-              <w:rPr>
-                <w:b/>
-                <w:sz w:val="28"/>
-                <w:szCs w:val="28"/>
-              </w:rPr>
               <w:t>7</w:t>
             </w:r>
-            <w:proofErr w:type="gramEnd"/>
           </w:p>
         </w:tc>
         <w:tc>
@@ -2537,26 +2483,16 @@
                 <w:sz w:val="28"/>
                 <w:szCs w:val="28"/>
               </w:rPr>
-              <w:t>Dasini No.</w:t>
-            </w:r>
-            <w:proofErr w:type="gramStart"/>
+              <w:t xml:space="preserve">Dasini No.-  </w:t>
+            </w:r>
             <w:r>
               <w:rPr>
                 <w:b/>
                 <w:sz w:val="28"/>
                 <w:szCs w:val="28"/>
               </w:rPr>
-              <w:t xml:space="preserve">-  </w:t>
-            </w:r>
-            <w:r>
-              <w:rPr>
-                <w:b/>
-                <w:sz w:val="28"/>
-                <w:szCs w:val="28"/>
-              </w:rPr>
               <w:t>73</w:t>
             </w:r>
-            <w:proofErr w:type="gramEnd"/>
           </w:p>
         </w:tc>
         <w:tc>
@@ -2785,26 +2721,16 @@
                 <w:sz w:val="28"/>
                 <w:szCs w:val="28"/>
               </w:rPr>
-              <w:t>Dasini No.</w:t>
-            </w:r>
-            <w:proofErr w:type="gramStart"/>
+              <w:t xml:space="preserve">Dasini No.-  </w:t>
+            </w:r>
             <w:r>
               <w:rPr>
                 <w:b/>
                 <w:sz w:val="28"/>
                 <w:szCs w:val="28"/>
               </w:rPr>
-              <w:t xml:space="preserve">-  </w:t>
-            </w:r>
-            <w:r>
-              <w:rPr>
-                <w:b/>
-                <w:sz w:val="28"/>
-                <w:szCs w:val="28"/>
-              </w:rPr>
               <w:t>4</w:t>
             </w:r>
-            <w:proofErr w:type="gramEnd"/>
           </w:p>
         </w:tc>
         <w:tc>
@@ -3136,26 +3062,16 @@
                 <w:sz w:val="28"/>
                 <w:szCs w:val="28"/>
               </w:rPr>
-              <w:t>Dasini No.</w:t>
-            </w:r>
-            <w:proofErr w:type="gramStart"/>
+              <w:t xml:space="preserve">Dasini No.-  </w:t>
+            </w:r>
             <w:r>
               <w:rPr>
                 <w:b/>
                 <w:sz w:val="28"/>
                 <w:szCs w:val="28"/>
               </w:rPr>
-              <w:t xml:space="preserve">-  </w:t>
-            </w:r>
-            <w:r>
-              <w:rPr>
-                <w:b/>
-                <w:sz w:val="28"/>
-                <w:szCs w:val="28"/>
-              </w:rPr>
               <w:t>6</w:t>
             </w:r>
-            <w:proofErr w:type="gramEnd"/>
           </w:p>
         </w:tc>
         <w:tc>
@@ -3357,26 +3273,16 @@
                 <w:sz w:val="28"/>
                 <w:szCs w:val="28"/>
               </w:rPr>
-              <w:t>Dasini No.</w:t>
-            </w:r>
-            <w:proofErr w:type="gramStart"/>
+              <w:t xml:space="preserve">Dasini No.-  </w:t>
+            </w:r>
             <w:r>
               <w:rPr>
                 <w:b/>
                 <w:sz w:val="28"/>
                 <w:szCs w:val="28"/>
               </w:rPr>
-              <w:t xml:space="preserve">-  </w:t>
-            </w:r>
-            <w:r>
-              <w:rPr>
-                <w:b/>
-                <w:sz w:val="28"/>
-                <w:szCs w:val="28"/>
-              </w:rPr>
               <w:t>27</w:t>
             </w:r>
-            <w:proofErr w:type="gramEnd"/>
           </w:p>
         </w:tc>
         <w:tc>
@@ -4135,18 +4041,8 @@
                 <w:sz w:val="28"/>
                 <w:szCs w:val="28"/>
               </w:rPr>
-              <w:t>Dasini No.</w:t>
-            </w:r>
-            <w:proofErr w:type="gramStart"/>
-            <w:r>
-              <w:rPr>
-                <w:b/>
-                <w:sz w:val="28"/>
-                <w:szCs w:val="28"/>
-              </w:rPr>
-              <w:t>-  25</w:t>
-            </w:r>
-            <w:proofErr w:type="gramEnd"/>
+              <w:t>Dasini No.-  25</w:t>
+            </w:r>
           </w:p>
         </w:tc>
         <w:tc>
@@ -4378,18 +4274,8 @@
                 <w:sz w:val="28"/>
                 <w:szCs w:val="28"/>
               </w:rPr>
-              <w:t>Dasini No.</w:t>
-            </w:r>
-            <w:proofErr w:type="gramStart"/>
-            <w:r>
-              <w:rPr>
-                <w:b/>
-                <w:sz w:val="28"/>
-                <w:szCs w:val="28"/>
-              </w:rPr>
-              <w:t>-  97</w:t>
-            </w:r>
-            <w:proofErr w:type="gramEnd"/>
+              <w:t>Dasini No.-  97</w:t>
+            </w:r>
           </w:p>
         </w:tc>
         <w:tc>
@@ -4571,18 +4457,8 @@
                 <w:sz w:val="28"/>
                 <w:szCs w:val="28"/>
               </w:rPr>
-              <w:t>Dasini No.</w:t>
-            </w:r>
-            <w:proofErr w:type="gramStart"/>
-            <w:r>
-              <w:rPr>
-                <w:b/>
-                <w:sz w:val="28"/>
-                <w:szCs w:val="28"/>
-              </w:rPr>
-              <w:t>-  97</w:t>
-            </w:r>
-            <w:proofErr w:type="gramEnd"/>
+              <w:t>Dasini No.-  97</w:t>
+            </w:r>
           </w:p>
         </w:tc>
         <w:tc>
@@ -4772,18 +4648,8 @@
                 <w:sz w:val="28"/>
                 <w:szCs w:val="28"/>
               </w:rPr>
-              <w:t>Dasini No.</w:t>
-            </w:r>
-            <w:proofErr w:type="gramStart"/>
-            <w:r>
-              <w:rPr>
-                <w:b/>
-                <w:sz w:val="28"/>
-                <w:szCs w:val="28"/>
-              </w:rPr>
-              <w:t>-  99</w:t>
-            </w:r>
-            <w:proofErr w:type="gramEnd"/>
+              <w:t>Dasini No.-  99</w:t>
+            </w:r>
           </w:p>
         </w:tc>
         <w:tc>
@@ -5037,18 +4903,8 @@
                 <w:sz w:val="28"/>
                 <w:szCs w:val="28"/>
               </w:rPr>
-              <w:t>Dasini No.</w:t>
-            </w:r>
-            <w:proofErr w:type="gramStart"/>
-            <w:r>
-              <w:rPr>
-                <w:b/>
-                <w:sz w:val="28"/>
-                <w:szCs w:val="28"/>
-              </w:rPr>
-              <w:t>-  110</w:t>
-            </w:r>
-            <w:proofErr w:type="gramEnd"/>
+              <w:t>Dasini No.-  110</w:t>
+            </w:r>
           </w:p>
         </w:tc>
         <w:tc>
@@ -5202,18 +5058,8 @@
                 <w:sz w:val="28"/>
                 <w:szCs w:val="28"/>
               </w:rPr>
-              <w:t>Dasini No.</w:t>
-            </w:r>
-            <w:proofErr w:type="gramStart"/>
-            <w:r>
-              <w:rPr>
-                <w:b/>
-                <w:sz w:val="28"/>
-                <w:szCs w:val="28"/>
-              </w:rPr>
-              <w:t>-  115</w:t>
-            </w:r>
-            <w:proofErr w:type="gramEnd"/>
+              <w:t>Dasini No.-  115</w:t>
+            </w:r>
           </w:p>
         </w:tc>
         <w:tc>
@@ -5459,18 +5305,8 @@
                 <w:sz w:val="28"/>
                 <w:szCs w:val="28"/>
               </w:rPr>
-              <w:t>Dasini No.</w:t>
-            </w:r>
-            <w:proofErr w:type="gramStart"/>
-            <w:r>
-              <w:rPr>
-                <w:b/>
-                <w:sz w:val="28"/>
-                <w:szCs w:val="28"/>
-              </w:rPr>
-              <w:t>-  4</w:t>
-            </w:r>
-            <w:proofErr w:type="gramEnd"/>
+              <w:t>Dasini No.-  4</w:t>
+            </w:r>
           </w:p>
         </w:tc>
         <w:tc>
@@ -5742,18 +5578,8 @@
                 <w:sz w:val="28"/>
                 <w:szCs w:val="28"/>
               </w:rPr>
-              <w:t>Dasini No.</w:t>
-            </w:r>
-            <w:proofErr w:type="gramStart"/>
-            <w:r>
-              <w:rPr>
-                <w:b/>
-                <w:sz w:val="28"/>
-                <w:szCs w:val="28"/>
-              </w:rPr>
-              <w:t>-  47</w:t>
-            </w:r>
-            <w:proofErr w:type="gramEnd"/>
+              <w:t>Dasini No.-  47</w:t>
+            </w:r>
           </w:p>
         </w:tc>
         <w:tc>
@@ -5943,18 +5769,8 @@
                 <w:sz w:val="28"/>
                 <w:szCs w:val="28"/>
               </w:rPr>
-              <w:t>Dasini No.</w:t>
-            </w:r>
-            <w:proofErr w:type="gramStart"/>
-            <w:r>
-              <w:rPr>
-                <w:b/>
-                <w:sz w:val="28"/>
-                <w:szCs w:val="28"/>
-              </w:rPr>
-              <w:t>-  72</w:t>
-            </w:r>
-            <w:proofErr w:type="gramEnd"/>
+              <w:t>Dasini No.-  72</w:t>
+            </w:r>
           </w:p>
         </w:tc>
         <w:tc>
@@ -6184,18 +6000,8 @@
                 <w:sz w:val="28"/>
                 <w:szCs w:val="28"/>
               </w:rPr>
-              <w:t>Dasini No.</w:t>
-            </w:r>
-            <w:proofErr w:type="gramStart"/>
-            <w:r>
-              <w:rPr>
-                <w:b/>
-                <w:sz w:val="28"/>
-                <w:szCs w:val="28"/>
-              </w:rPr>
-              <w:t>-  83</w:t>
-            </w:r>
-            <w:proofErr w:type="gramEnd"/>
+              <w:t>Dasini No.-  83</w:t>
+            </w:r>
           </w:p>
         </w:tc>
         <w:tc>
@@ -6385,18 +6191,8 @@
                 <w:sz w:val="28"/>
                 <w:szCs w:val="28"/>
               </w:rPr>
-              <w:t>Dasini No.</w:t>
-            </w:r>
-            <w:proofErr w:type="gramStart"/>
-            <w:r>
-              <w:rPr>
-                <w:b/>
-                <w:sz w:val="28"/>
-                <w:szCs w:val="28"/>
-              </w:rPr>
-              <w:t>-  1</w:t>
-            </w:r>
-            <w:proofErr w:type="gramEnd"/>
+              <w:t>Dasini No.-  1</w:t>
+            </w:r>
           </w:p>
         </w:tc>
         <w:tc>
@@ -6650,26 +6446,16 @@
                 <w:sz w:val="28"/>
                 <w:szCs w:val="28"/>
               </w:rPr>
-              <w:t>Dasini No.</w:t>
-            </w:r>
-            <w:proofErr w:type="gramStart"/>
+              <w:t xml:space="preserve">Dasini No.-  </w:t>
+            </w:r>
             <w:r>
               <w:rPr>
                 <w:b/>
                 <w:sz w:val="28"/>
                 <w:szCs w:val="28"/>
               </w:rPr>
-              <w:t xml:space="preserve">-  </w:t>
-            </w:r>
-            <w:r>
-              <w:rPr>
-                <w:b/>
-                <w:sz w:val="28"/>
-                <w:szCs w:val="28"/>
-              </w:rPr>
               <w:t>13</w:t>
             </w:r>
-            <w:proofErr w:type="gramEnd"/>
           </w:p>
         </w:tc>
         <w:tc>
@@ -6916,18 +6702,8 @@
                 <w:sz w:val="28"/>
                 <w:szCs w:val="28"/>
               </w:rPr>
-              <w:t>Dasini No.</w:t>
-            </w:r>
-            <w:proofErr w:type="gramStart"/>
-            <w:r>
-              <w:rPr>
-                <w:b/>
-                <w:sz w:val="28"/>
-                <w:szCs w:val="28"/>
-              </w:rPr>
-              <w:t>-  42</w:t>
-            </w:r>
-            <w:proofErr w:type="gramEnd"/>
+              <w:t>Dasini No.-  42</w:t>
+            </w:r>
           </w:p>
         </w:tc>
         <w:tc>
@@ -7214,18 +6990,8 @@
                 <w:sz w:val="28"/>
                 <w:szCs w:val="28"/>
               </w:rPr>
-              <w:t>Dasini No.</w:t>
-            </w:r>
-            <w:proofErr w:type="gramStart"/>
-            <w:r>
-              <w:rPr>
-                <w:b/>
-                <w:sz w:val="28"/>
-                <w:szCs w:val="28"/>
-              </w:rPr>
-              <w:t>-  45</w:t>
-            </w:r>
-            <w:proofErr w:type="gramEnd"/>
+              <w:t>Dasini No.-  45</w:t>
+            </w:r>
           </w:p>
         </w:tc>
         <w:tc>
@@ -7463,18 +7229,8 @@
                 <w:sz w:val="28"/>
                 <w:szCs w:val="28"/>
               </w:rPr>
-              <w:t>Dasini No.</w:t>
-            </w:r>
-            <w:proofErr w:type="gramStart"/>
-            <w:r>
-              <w:rPr>
-                <w:b/>
-                <w:sz w:val="28"/>
-                <w:szCs w:val="28"/>
-              </w:rPr>
-              <w:t>-  57</w:t>
-            </w:r>
-            <w:proofErr w:type="gramEnd"/>
+              <w:t>Dasini No.-  57</w:t>
+            </w:r>
           </w:p>
         </w:tc>
         <w:tc>
@@ -7767,18 +7523,8 @@
                 <w:sz w:val="28"/>
                 <w:szCs w:val="28"/>
               </w:rPr>
-              <w:t>Dasini No.</w:t>
-            </w:r>
-            <w:proofErr w:type="gramStart"/>
-            <w:r>
-              <w:rPr>
-                <w:b/>
-                <w:sz w:val="28"/>
-                <w:szCs w:val="28"/>
-              </w:rPr>
-              <w:t>-  43</w:t>
-            </w:r>
-            <w:proofErr w:type="gramEnd"/>
+              <w:t>Dasini No.-  43</w:t>
+            </w:r>
           </w:p>
         </w:tc>
         <w:tc>
@@ -8115,26 +7861,16 @@
                 <w:sz w:val="28"/>
                 <w:szCs w:val="28"/>
               </w:rPr>
-              <w:t>Dasini No.</w:t>
-            </w:r>
-            <w:proofErr w:type="gramStart"/>
+              <w:t xml:space="preserve">Dasini No.-  </w:t>
+            </w:r>
             <w:r>
               <w:rPr>
                 <w:b/>
                 <w:sz w:val="28"/>
                 <w:szCs w:val="28"/>
               </w:rPr>
-              <w:t xml:space="preserve">-  </w:t>
-            </w:r>
-            <w:r>
-              <w:rPr>
-                <w:b/>
-                <w:sz w:val="28"/>
-                <w:szCs w:val="28"/>
-              </w:rPr>
               <w:t>44</w:t>
             </w:r>
-            <w:proofErr w:type="gramEnd"/>
           </w:p>
         </w:tc>
         <w:tc>
@@ -8351,18 +8087,8 @@
                 <w:sz w:val="28"/>
                 <w:szCs w:val="28"/>
               </w:rPr>
-              <w:t>Dasini No.</w:t>
-            </w:r>
-            <w:proofErr w:type="gramStart"/>
-            <w:r>
-              <w:rPr>
-                <w:b/>
-                <w:sz w:val="28"/>
-                <w:szCs w:val="28"/>
-              </w:rPr>
-              <w:t>-  3</w:t>
-            </w:r>
-            <w:proofErr w:type="gramEnd"/>
+              <w:t>Dasini No.-  3</w:t>
+            </w:r>
           </w:p>
         </w:tc>
         <w:tc>
@@ -8558,18 +8284,8 @@
                 <w:sz w:val="28"/>
                 <w:szCs w:val="28"/>
               </w:rPr>
-              <w:t>Dasini No.</w:t>
-            </w:r>
-            <w:proofErr w:type="gramStart"/>
-            <w:r>
-              <w:rPr>
-                <w:b/>
-                <w:sz w:val="28"/>
-                <w:szCs w:val="28"/>
-              </w:rPr>
-              <w:t>-  23</w:t>
-            </w:r>
-            <w:proofErr w:type="gramEnd"/>
+              <w:t>Dasini No.-  23</w:t>
+            </w:r>
           </w:p>
         </w:tc>
         <w:tc>
@@ -8850,18 +8566,8 @@
                 <w:sz w:val="28"/>
                 <w:szCs w:val="28"/>
               </w:rPr>
-              <w:t>Dasini No.</w:t>
-            </w:r>
-            <w:proofErr w:type="gramStart"/>
-            <w:r>
-              <w:rPr>
-                <w:b/>
-                <w:sz w:val="28"/>
-                <w:szCs w:val="28"/>
-              </w:rPr>
-              <w:t>-  35</w:t>
-            </w:r>
-            <w:proofErr w:type="gramEnd"/>
+              <w:t>Dasini No.-  35</w:t>
+            </w:r>
           </w:p>
         </w:tc>
         <w:tc>
@@ -12265,20 +11971,8 @@
           <w:szCs w:val="32"/>
           <w:u w:val="single"/>
         </w:rPr>
-        <w:t xml:space="preserve">TaittirIya BrAhmaNam - TB 3.7 to </w:t>
+        <w:t>TaittirIya BrAhmaNam - TB 3.7 to 3.12  Book</w:t>
       </w:r>
-      <w:proofErr w:type="gramStart"/>
-      <w:r>
-        <w:rPr>
-          <w:b/>
-          <w:bCs/>
-          <w:sz w:val="32"/>
-          <w:szCs w:val="32"/>
-          <w:u w:val="single"/>
-        </w:rPr>
-        <w:t>3.12  Book</w:t>
-      </w:r>
-      <w:proofErr w:type="gramEnd"/>
       <w:r>
         <w:rPr>
           <w:b/>
@@ -13445,7 +13139,6 @@
               </w:rPr>
               <w:t xml:space="preserve"> </w:t>
             </w:r>
-            <w:proofErr w:type="gramStart"/>
             <w:r>
               <w:rPr>
                 <w:rFonts w:ascii="BRH Malayalam Extra" w:hAnsi="BRH Malayalam Extra" w:cs="BRH Malayalam Extra"/>
@@ -13456,7 +13149,6 @@
               </w:rPr>
               <w:t>( )</w:t>
             </w:r>
-            <w:proofErr w:type="gramEnd"/>
             <w:r>
               <w:rPr>
                 <w:rFonts w:ascii="BRH Malayalam Extra" w:hAnsi="BRH Malayalam Extra" w:cs="BRH Malayalam Extra"/>
@@ -13606,7 +13298,6 @@
               </w:rPr>
               <w:t xml:space="preserve"> </w:t>
             </w:r>
-            <w:proofErr w:type="gramStart"/>
             <w:r>
               <w:rPr>
                 <w:rFonts w:ascii="BRH Malayalam Extra" w:hAnsi="BRH Malayalam Extra" w:cs="BRH Malayalam Extra"/>
@@ -13617,7 +13308,6 @@
               </w:rPr>
               <w:t>( )</w:t>
             </w:r>
-            <w:proofErr w:type="gramEnd"/>
             <w:r>
               <w:rPr>
                 <w:rFonts w:ascii="BRH Malayalam Extra" w:hAnsi="BRH Malayalam Extra" w:cs="BRH Malayalam Extra"/>
@@ -24346,7 +24036,6 @@
               </w:rPr>
               <w:t xml:space="preserve"> </w:t>
             </w:r>
-            <w:proofErr w:type="gramStart"/>
             <w:r>
               <w:rPr>
                 <w:rFonts w:ascii="BRH Malayalam Extra" w:hAnsi="BRH Malayalam Extra" w:cs="BRH Malayalam Extra"/>
@@ -24358,7 +24047,6 @@
               </w:rPr>
               <w:t>( )</w:t>
             </w:r>
-            <w:proofErr w:type="gramEnd"/>
             <w:r>
               <w:rPr>
                 <w:rFonts w:ascii="BRH Malayalam Extra" w:hAnsi="BRH Malayalam Extra" w:cs="BRH Malayalam Extra"/>
@@ -25246,7 +24934,6 @@
               </w:rPr>
               <w:t>–</w:t>
             </w:r>
-            <w:proofErr w:type="gramStart"/>
             <w:r>
               <w:rPr>
                 <w:rFonts w:ascii="BRH Malayalam Extra" w:hAnsi="BRH Malayalam Extra" w:cs="BRH Malayalam Extra"/>
@@ -25255,7 +24942,6 @@
               </w:rPr>
               <w:t>Zûx  |</w:t>
             </w:r>
-            <w:proofErr w:type="gramEnd"/>
           </w:p>
         </w:tc>
         <w:tc>
@@ -25322,7 +25008,6 @@
               </w:rPr>
               <w:t>–</w:t>
             </w:r>
-            <w:proofErr w:type="gramStart"/>
             <w:r>
               <w:rPr>
                 <w:rFonts w:ascii="BRH Malayalam Extra" w:hAnsi="BRH Malayalam Extra" w:cs="BRH Malayalam Extra"/>
@@ -25331,7 +25016,6 @@
               </w:rPr>
               <w:t>Zûx  |</w:t>
             </w:r>
-            <w:proofErr w:type="gramEnd"/>
           </w:p>
           <w:p>
             <w:pPr>
@@ -25490,7 +25174,6 @@
               </w:rPr>
               <w:t>ª</w:t>
             </w:r>
-            <w:proofErr w:type="gramStart"/>
             <w:r>
               <w:rPr>
                 <w:rFonts w:ascii="BRH Malayalam Extra" w:hAnsi="BRH Malayalam Extra" w:cs="BRH Malayalam Extra"/>
@@ -25519,7 +25202,6 @@
               </w:rPr>
               <w:t>q</w:t>
             </w:r>
-            <w:proofErr w:type="gramEnd"/>
             <w:r>
               <w:rPr>
                 <w:rFonts w:ascii="BRH Malayalam Extra" w:hAnsi="BRH Malayalam Extra" w:cs="BRH Malayalam Extra"/>
@@ -25646,7 +25328,6 @@
               </w:rPr>
               <w:t>ª</w:t>
             </w:r>
-            <w:proofErr w:type="gramStart"/>
             <w:r>
               <w:rPr>
                 <w:rFonts w:ascii="BRH Malayalam Extra" w:hAnsi="BRH Malayalam Extra" w:cs="BRH Malayalam Extra"/>
@@ -25675,7 +25356,6 @@
               </w:rPr>
               <w:t>q</w:t>
             </w:r>
-            <w:proofErr w:type="gramEnd"/>
             <w:r>
               <w:rPr>
                 <w:rFonts w:ascii="BRH Malayalam Extra" w:hAnsi="BRH Malayalam Extra" w:cs="BRH Malayalam Extra"/>
@@ -27207,25 +26887,7 @@
                 <w:sz w:val="40"/>
                 <w:szCs w:val="40"/>
               </w:rPr>
-              <w:t xml:space="preserve"> </w:t>
-            </w:r>
-            <w:proofErr w:type="gramStart"/>
-            <w:r>
-              <w:rPr>
-                <w:rFonts w:ascii="BRH Malayalam Extra" w:hAnsi="BRH Malayalam Extra" w:cs="BRH Malayalam Extra"/>
-                <w:sz w:val="40"/>
-                <w:szCs w:val="40"/>
-              </w:rPr>
-              <w:t>px  G</w:t>
-            </w:r>
-            <w:proofErr w:type="gramEnd"/>
-            <w:r>
-              <w:rPr>
-                <w:rFonts w:ascii="BRH Malayalam Extra" w:hAnsi="BRH Malayalam Extra" w:cs="BRH Malayalam Extra"/>
-                <w:sz w:val="40"/>
-                <w:szCs w:val="40"/>
-              </w:rPr>
-              <w:t>–¥r</w:t>
+              <w:t xml:space="preserve"> px  G–¥r</w:t>
             </w:r>
             <w:r>
               <w:rPr>
@@ -27672,25 +27334,7 @@
                 <w:sz w:val="28"/>
                 <w:szCs w:val="28"/>
               </w:rPr>
-              <w:t>(</w:t>
-            </w:r>
-            <w:proofErr w:type="gramStart"/>
-            <w:r>
-              <w:rPr>
-                <w:rFonts w:cs="Arial"/>
-                <w:sz w:val="28"/>
-                <w:szCs w:val="28"/>
-              </w:rPr>
-              <w:t>in</w:t>
-            </w:r>
-            <w:proofErr w:type="gramEnd"/>
-            <w:r>
-              <w:rPr>
-                <w:rFonts w:cs="Arial"/>
-                <w:sz w:val="28"/>
-                <w:szCs w:val="28"/>
-              </w:rPr>
-              <w:t xml:space="preserve"> pada Paatam, ‘ya’ of yat does not get anudAttam. So anudAttam under ‘dda’ seems more appropriate)</w:t>
+              <w:t>(in pada Paatam, ‘ya’ of yat does not get anudAttam. So anudAttam under ‘dda’ seems more appropriate)</w:t>
             </w:r>
           </w:p>
         </w:tc>
@@ -28241,25 +27885,7 @@
                 <w:sz w:val="28"/>
                 <w:szCs w:val="28"/>
               </w:rPr>
-              <w:t xml:space="preserve">(swaram </w:t>
-            </w:r>
-            <w:proofErr w:type="gramStart"/>
-            <w:r>
-              <w:rPr>
-                <w:rFonts w:cs="Arial"/>
-                <w:sz w:val="28"/>
-                <w:szCs w:val="28"/>
-              </w:rPr>
-              <w:t>principle</w:t>
-            </w:r>
-            <w:proofErr w:type="gramEnd"/>
-            <w:r>
-              <w:rPr>
-                <w:rFonts w:cs="Arial"/>
-                <w:sz w:val="28"/>
-                <w:szCs w:val="28"/>
-              </w:rPr>
-              <w:t xml:space="preserve"> application in one source is different)</w:t>
+              <w:t>(swaram principle application in one source is different)</w:t>
             </w:r>
             <w:r>
               <w:rPr>
@@ -28874,7 +28500,6 @@
               </w:rPr>
               <w:br/>
             </w:r>
-            <w:proofErr w:type="gramStart"/>
             <w:r>
               <w:rPr>
                 <w:rFonts w:ascii="BRH Malayalam Extra" w:hAnsi="BRH Malayalam Extra" w:cs="BRH Malayalam Extra"/>
@@ -28889,16 +28514,7 @@
                 <w:sz w:val="28"/>
                 <w:szCs w:val="28"/>
               </w:rPr>
-              <w:t>”vE</w:t>
-            </w:r>
-            <w:proofErr w:type="gramEnd"/>
-            <w:r>
-              <w:rPr>
-                <w:rFonts w:cs="Arial"/>
-                <w:sz w:val="28"/>
-                <w:szCs w:val="28"/>
-              </w:rPr>
-              <w:t>’ getting anudAttam to support nmri</w:t>
+              <w:t>”vE’ getting anudAttam to support nmri</w:t>
             </w:r>
           </w:p>
           <w:p>
@@ -29060,16 +28676,7 @@
                 <w:sz w:val="40"/>
                 <w:szCs w:val="40"/>
               </w:rPr>
-              <w:t>ybZ</w:t>
-            </w:r>
-            <w:proofErr w:type="gramStart"/>
-            <w:r>
-              <w:rPr>
-                <w:rFonts w:ascii="BRH Malayalam Extra" w:hAnsi="BRH Malayalam Extra" w:cs="BRH Malayalam Extra"/>
-                <w:sz w:val="40"/>
-                <w:szCs w:val="40"/>
-              </w:rPr>
-              <w:t xml:space="preserve">§ </w:t>
+              <w:t xml:space="preserve">ybZ§ </w:t>
             </w:r>
             <w:r>
               <w:rPr>
@@ -29085,16 +28692,7 @@
                 <w:sz w:val="28"/>
                 <w:szCs w:val="28"/>
               </w:rPr>
-              <w:t>(</w:t>
-            </w:r>
-            <w:proofErr w:type="gramEnd"/>
-            <w:r>
-              <w:rPr>
-                <w:rFonts w:cs="Arial"/>
-                <w:sz w:val="28"/>
-                <w:szCs w:val="28"/>
-              </w:rPr>
-              <w:t>avagraha</w:t>
+              <w:t>(avagraha</w:t>
             </w:r>
             <w:r>
               <w:rPr>
@@ -29533,25 +29131,7 @@
                 <w:szCs w:val="28"/>
               </w:rPr>
               <w:br/>
-              <w:t xml:space="preserve">(ya </w:t>
-            </w:r>
-            <w:proofErr w:type="gramStart"/>
-            <w:r>
-              <w:rPr>
-                <w:rFonts w:cs="Arial"/>
-                <w:sz w:val="28"/>
-                <w:szCs w:val="28"/>
-              </w:rPr>
-              <w:t>is</w:t>
-            </w:r>
-            <w:proofErr w:type="gramEnd"/>
-            <w:r>
-              <w:rPr>
-                <w:rFonts w:cs="Arial"/>
-                <w:sz w:val="28"/>
-                <w:szCs w:val="28"/>
-              </w:rPr>
-              <w:t xml:space="preserve"> the prime swaram of tAyatE in Padam)</w:t>
+              <w:t>(ya is the prime swaram of tAyatE in Padam)</w:t>
             </w:r>
           </w:p>
         </w:tc>
@@ -29764,16 +29344,7 @@
                 <w:sz w:val="40"/>
                 <w:szCs w:val="40"/>
               </w:rPr>
-              <w:t>¥k ¥ZR</w:t>
-            </w:r>
-            <w:proofErr w:type="gramStart"/>
-            <w:r>
-              <w:rPr>
-                <w:rFonts w:ascii="BRH Malayalam Extra" w:hAnsi="BRH Malayalam Extra" w:cs="BRH Malayalam Extra"/>
-                <w:sz w:val="40"/>
-                <w:szCs w:val="40"/>
-              </w:rPr>
-              <w:t>—</w:t>
+              <w:t>¥k ¥ZR—</w:t>
             </w:r>
             <w:r>
               <w:rPr>
@@ -29781,16 +29352,7 @@
                 <w:sz w:val="28"/>
                 <w:szCs w:val="28"/>
               </w:rPr>
-              <w:t>(</w:t>
-            </w:r>
-            <w:proofErr w:type="gramEnd"/>
-            <w:r>
-              <w:rPr>
-                <w:rFonts w:cs="Arial"/>
-                <w:sz w:val="28"/>
-                <w:szCs w:val="28"/>
-              </w:rPr>
-              <w:t>paata bhedam – Swaram marking) dhi in dadhirE is prime swaram in pada paatam.</w:t>
+              <w:t>(paata bhedam – Swaram marking) dhi in dadhirE is prime swaram in pada paatam.</w:t>
             </w:r>
             <w:r>
               <w:rPr>
@@ -30105,15 +29667,7 @@
                 <w:sz w:val="28"/>
                 <w:szCs w:val="28"/>
               </w:rPr>
-              <w:t>3-8-2-</w:t>
-            </w:r>
-            <w:proofErr w:type="gramStart"/>
-            <w:r>
-              <w:rPr>
-                <w:sz w:val="28"/>
-                <w:szCs w:val="28"/>
-              </w:rPr>
-              <w:t xml:space="preserve">1  </w:t>
+              <w:t xml:space="preserve">3-8-2-1  </w:t>
             </w:r>
             <w:r>
               <w:rPr>
@@ -30122,7 +29676,6 @@
               </w:rPr>
               <w:t>Dasini</w:t>
             </w:r>
-            <w:proofErr w:type="gramEnd"/>
             <w:r>
               <w:rPr>
                 <w:sz w:val="28"/>
@@ -32529,16 +32082,7 @@
                 <w:sz w:val="40"/>
                 <w:szCs w:val="40"/>
               </w:rPr>
-              <w:t xml:space="preserve"> </w:t>
-            </w:r>
-            <w:proofErr w:type="gramStart"/>
-            <w:r>
-              <w:rPr>
-                <w:rFonts w:ascii="BRH Malayalam Extra" w:hAnsi="BRH Malayalam Extra" w:cs="BRH Malayalam Extra"/>
-                <w:sz w:val="40"/>
-                <w:szCs w:val="40"/>
-              </w:rPr>
-              <w:t>r</w:t>
+              <w:t xml:space="preserve"> r</w:t>
             </w:r>
             <w:r>
               <w:rPr>
@@ -32552,54 +32096,38 @@
                 <w:rFonts w:cs="Arial"/>
                 <w:szCs w:val="24"/>
               </w:rPr>
-              <w:t>,</w:t>
-            </w:r>
-            <w:proofErr w:type="gramEnd"/>
+              <w:t xml:space="preserve">, </w:t>
+            </w:r>
+            <w:r>
+              <w:rPr>
+                <w:rFonts w:ascii="BRH Malayalam Extra" w:hAnsi="BRH Malayalam Extra" w:cs="BRH Malayalam Extra"/>
+                <w:sz w:val="40"/>
+                <w:szCs w:val="40"/>
+              </w:rPr>
+              <w:t>t</w:t>
+            </w:r>
             <w:r>
               <w:rPr>
                 <w:rFonts w:cs="Arial"/>
                 <w:szCs w:val="24"/>
               </w:rPr>
-              <w:t xml:space="preserve"> </w:t>
-            </w:r>
-            <w:r>
-              <w:rPr>
-                <w:rFonts w:ascii="BRH Malayalam Extra" w:hAnsi="BRH Malayalam Extra" w:cs="BRH Malayalam Extra"/>
-                <w:sz w:val="40"/>
-                <w:szCs w:val="40"/>
-              </w:rPr>
-              <w:t>t</w:t>
+              <w:t xml:space="preserve"> or </w:t>
+            </w:r>
+            <w:r>
+              <w:rPr>
+                <w:rFonts w:ascii="BRH Malayalam Extra" w:hAnsi="BRH Malayalam Extra" w:cs="BRH Malayalam Extra"/>
+                <w:sz w:val="40"/>
+                <w:szCs w:val="40"/>
+                <w:lang w:bidi="ml-IN"/>
+              </w:rPr>
+              <w:t>E</w:t>
             </w:r>
             <w:r>
               <w:rPr>
                 <w:rFonts w:cs="Arial"/>
                 <w:szCs w:val="24"/>
               </w:rPr>
-              <w:t xml:space="preserve"> or </w:t>
-            </w:r>
-            <w:r>
-              <w:rPr>
-                <w:rFonts w:ascii="BRH Malayalam Extra" w:hAnsi="BRH Malayalam Extra" w:cs="BRH Malayalam Extra"/>
-                <w:sz w:val="40"/>
-                <w:szCs w:val="40"/>
-                <w:lang w:bidi="ml-IN"/>
-              </w:rPr>
-              <w:t>E</w:t>
-            </w:r>
-            <w:r>
-              <w:rPr>
-                <w:rFonts w:cs="Arial"/>
-                <w:szCs w:val="24"/>
-              </w:rPr>
-              <w:t xml:space="preserve"> </w:t>
-            </w:r>
-            <w:proofErr w:type="gramStart"/>
-            <w:r>
-              <w:rPr>
-                <w:rFonts w:cs="Arial"/>
-                <w:szCs w:val="24"/>
-              </w:rPr>
-              <w:t xml:space="preserve">example </w:t>
+              <w:t xml:space="preserve"> example </w:t>
             </w:r>
             <w:r>
               <w:rPr>
@@ -32617,7 +32145,6 @@
               </w:rPr>
               <w:t>as</w:t>
             </w:r>
-            <w:proofErr w:type="gramEnd"/>
             <w:r>
               <w:rPr>
                 <w:rFonts w:cs="Arial"/>
@@ -32626,7 +32153,6 @@
               </w:rPr>
               <w:t xml:space="preserve"> </w:t>
             </w:r>
-            <w:proofErr w:type="gramStart"/>
             <w:r>
               <w:rPr>
                 <w:rFonts w:ascii="BRH Malayalam Extra" w:hAnsi="BRH Malayalam Extra" w:cs="BRH Malayalam Extra"/>
@@ -32635,7 +32161,6 @@
               </w:rPr>
               <w:t>ª.r</w:t>
             </w:r>
-            <w:proofErr w:type="gramEnd"/>
           </w:p>
         </w:tc>
         <w:tc>
@@ -32658,25 +32183,7 @@
                 <w:sz w:val="28"/>
                 <w:szCs w:val="28"/>
               </w:rPr>
-              <w:t xml:space="preserve">Not to be followed when the the letter following r is a conjunct consonant of </w:t>
-            </w:r>
-            <w:proofErr w:type="gramStart"/>
-            <w:r>
-              <w:rPr>
-                <w:rFonts w:cs="Arial"/>
-                <w:sz w:val="28"/>
-                <w:szCs w:val="28"/>
-              </w:rPr>
-              <w:t>ha,sha</w:t>
-            </w:r>
-            <w:proofErr w:type="gramEnd"/>
-            <w:r>
-              <w:rPr>
-                <w:rFonts w:cs="Arial"/>
-                <w:sz w:val="28"/>
-                <w:szCs w:val="28"/>
-              </w:rPr>
-              <w:t>,Sa etc.</w:t>
+              <w:t>Not to be followed when the the letter following r is a conjunct consonant of ha,sha,Sa etc.</w:t>
             </w:r>
           </w:p>
         </w:tc>
